--- a/添加与修改.docx
+++ b/添加与修改.docx
@@ -104,7 +104,6 @@
         </w:rPr>
         <w:t>类中有顶点数组、索引数组、纹理坐标数组（暂时），目前只提供</w:t>
       </w:r>
-      <w:proofErr w:type="spellStart"/>
       <w:r>
         <w:rPr>
           <w:rFonts w:ascii="Times New Roman" w:eastAsia="宋体" w:hAnsi="Times New Roman" w:cs="Times New Roman" w:hint="eastAsia"/>
@@ -112,7 +111,6 @@
         </w:rPr>
         <w:t>LoadBaseGeometry</w:t>
       </w:r>
-      <w:proofErr w:type="spellEnd"/>
       <w:r>
         <w:rPr>
           <w:rFonts w:ascii="Times New Roman" w:eastAsia="宋体" w:hAnsi="Times New Roman" w:cs="Times New Roman" w:hint="eastAsia"/>
@@ -120,7 +118,6 @@
         </w:rPr>
         <w:t>函数，即加载内置的立方体和球体，并将</w:t>
       </w:r>
-      <w:proofErr w:type="spellStart"/>
       <w:r>
         <w:rPr>
           <w:rFonts w:ascii="Times New Roman" w:eastAsia="宋体" w:hAnsi="Times New Roman" w:cs="Times New Roman" w:hint="eastAsia"/>
@@ -128,7 +125,6 @@
         </w:rPr>
         <w:t>MeshType</w:t>
       </w:r>
-      <w:proofErr w:type="spellEnd"/>
       <w:r>
         <w:rPr>
           <w:rFonts w:ascii="Times New Roman" w:eastAsia="宋体" w:hAnsi="Times New Roman" w:cs="Times New Roman" w:hint="eastAsia"/>
@@ -194,7 +190,6 @@
         </w:rPr>
         <w:t>示例），使用</w:t>
       </w:r>
-      <w:proofErr w:type="spellStart"/>
       <w:r>
         <w:rPr>
           <w:rFonts w:ascii="Times New Roman" w:eastAsia="宋体" w:hAnsi="Times New Roman" w:cs="Times New Roman" w:hint="eastAsia"/>
@@ -202,7 +197,6 @@
         </w:rPr>
         <w:t>MeshLibrary</w:t>
       </w:r>
-      <w:proofErr w:type="spellEnd"/>
       <w:r>
         <w:rPr>
           <w:rFonts w:ascii="Times New Roman" w:eastAsia="宋体" w:hAnsi="Times New Roman" w:cs="Times New Roman" w:hint="eastAsia"/>
@@ -210,7 +204,6 @@
         </w:rPr>
         <w:t>（与</w:t>
       </w:r>
-      <w:proofErr w:type="spellStart"/>
       <w:r>
         <w:rPr>
           <w:rFonts w:ascii="Times New Roman" w:eastAsia="宋体" w:hAnsi="Times New Roman" w:cs="Times New Roman" w:hint="eastAsia"/>
@@ -218,7 +211,6 @@
         </w:rPr>
         <w:t>ShaderLibrary</w:t>
       </w:r>
-      <w:proofErr w:type="spellEnd"/>
       <w:r>
         <w:rPr>
           <w:rFonts w:ascii="Times New Roman" w:eastAsia="宋体" w:hAnsi="Times New Roman" w:cs="Times New Roman" w:hint="eastAsia"/>
@@ -240,7 +232,6 @@
         </w:rPr>
         <w:t>设置为静态成员，第一次加载后返回这个静态变量即可。在外部只使用</w:t>
       </w:r>
-      <w:proofErr w:type="spellStart"/>
       <w:r>
         <w:rPr>
           <w:rFonts w:ascii="Times New Roman" w:eastAsia="宋体" w:hAnsi="Times New Roman" w:cs="Times New Roman" w:hint="eastAsia"/>
@@ -248,7 +239,6 @@
         </w:rPr>
         <w:t>MeshLibrary</w:t>
       </w:r>
-      <w:proofErr w:type="spellEnd"/>
       <w:r>
         <w:rPr>
           <w:rFonts w:ascii="Times New Roman" w:eastAsia="宋体" w:hAnsi="Times New Roman" w:cs="Times New Roman" w:hint="eastAsia"/>
@@ -284,7 +274,6 @@
         </w:rPr>
         <w:t>的构造过程和</w:t>
       </w:r>
-      <w:proofErr w:type="spellStart"/>
       <w:r>
         <w:rPr>
           <w:rFonts w:ascii="Times New Roman" w:eastAsia="宋体" w:hAnsi="Times New Roman" w:cs="Times New Roman" w:hint="eastAsia"/>
@@ -292,29 +281,12 @@
         </w:rPr>
         <w:t>MeshLibrary</w:t>
       </w:r>
-      <w:proofErr w:type="spellEnd"/>
-      <w:r>
-        <w:rPr>
-          <w:rFonts w:ascii="Times New Roman" w:eastAsia="宋体" w:hAnsi="Times New Roman" w:cs="Times New Roman" w:hint="eastAsia"/>
-          <w:szCs w:val="21"/>
-        </w:rPr>
-        <w:t>做特殊设计（</w:t>
-      </w:r>
-      <w:proofErr w:type="gramStart"/>
-      <w:r>
-        <w:rPr>
-          <w:rFonts w:ascii="Times New Roman" w:eastAsia="宋体" w:hAnsi="Times New Roman" w:cs="Times New Roman" w:hint="eastAsia"/>
-          <w:szCs w:val="21"/>
-        </w:rPr>
-        <w:t>例如单例模式</w:t>
-      </w:r>
-      <w:proofErr w:type="gramEnd"/>
-      <w:r>
-        <w:rPr>
-          <w:rFonts w:ascii="Times New Roman" w:eastAsia="宋体" w:hAnsi="Times New Roman" w:cs="Times New Roman" w:hint="eastAsia"/>
-          <w:szCs w:val="21"/>
-        </w:rPr>
-        <w:t>），因为之后可能还会更改。</w:t>
+      <w:r>
+        <w:rPr>
+          <w:rFonts w:ascii="Times New Roman" w:eastAsia="宋体" w:hAnsi="Times New Roman" w:cs="Times New Roman" w:hint="eastAsia"/>
+          <w:szCs w:val="21"/>
+        </w:rPr>
+        <w:t>做特殊设计（例如单例模式），因为之后可能还会更改。</w:t>
       </w:r>
     </w:p>
     <w:p>
@@ -383,7 +355,6 @@
           <w:szCs w:val="24"/>
         </w:rPr>
       </w:pPr>
-      <w:proofErr w:type="spellStart"/>
       <w:r>
         <w:rPr>
           <w:rFonts w:ascii="Times New Roman" w:eastAsia="宋体" w:hAnsi="Times New Roman" w:cs="Times New Roman" w:hint="eastAsia"/>
@@ -395,7 +366,6 @@
         </w:rPr>
         <w:t>MeshFilter</w:t>
       </w:r>
-      <w:proofErr w:type="spellEnd"/>
       <w:r>
         <w:rPr>
           <w:rFonts w:ascii="Times New Roman" w:eastAsia="宋体" w:hAnsi="Times New Roman" w:cs="Times New Roman" w:hint="eastAsia"/>
@@ -407,7 +377,6 @@
         </w:rPr>
         <w:t>和</w:t>
       </w:r>
-      <w:proofErr w:type="spellStart"/>
       <w:r>
         <w:rPr>
           <w:rFonts w:ascii="Times New Roman" w:eastAsia="宋体" w:hAnsi="Times New Roman" w:cs="Times New Roman" w:hint="eastAsia"/>
@@ -419,7 +388,6 @@
         </w:rPr>
         <w:t>MeshRenderer</w:t>
       </w:r>
-      <w:proofErr w:type="spellEnd"/>
       <w:r>
         <w:rPr>
           <w:rFonts w:ascii="Times New Roman" w:eastAsia="宋体" w:hAnsi="Times New Roman" w:cs="Times New Roman" w:hint="eastAsia"/>
@@ -482,7 +450,6 @@
         </w:rPr>
         <w:t>的运作方式。</w:t>
       </w:r>
-      <w:proofErr w:type="spellStart"/>
       <w:r>
         <w:rPr>
           <w:rFonts w:ascii="Times New Roman" w:eastAsia="宋体" w:hAnsi="Times New Roman" w:cs="Times New Roman" w:hint="eastAsia"/>
@@ -490,7 +457,6 @@
         </w:rPr>
         <w:t>MeshFilter</w:t>
       </w:r>
-      <w:proofErr w:type="spellEnd"/>
       <w:r>
         <w:rPr>
           <w:rFonts w:ascii="Times New Roman" w:eastAsia="宋体" w:hAnsi="Times New Roman" w:cs="Times New Roman" w:hint="eastAsia"/>
@@ -526,7 +492,6 @@
         </w:rPr>
         <w:t>是为以后的复杂网格做准备的，是不可合批的。</w:t>
       </w:r>
-      <w:proofErr w:type="spellStart"/>
       <w:r>
         <w:rPr>
           <w:rFonts w:ascii="Times New Roman" w:eastAsia="宋体" w:hAnsi="Times New Roman" w:cs="Times New Roman" w:hint="eastAsia"/>
@@ -534,7 +499,6 @@
         </w:rPr>
         <w:t>SetType</w:t>
       </w:r>
-      <w:proofErr w:type="spellEnd"/>
       <w:r>
         <w:rPr>
           <w:rFonts w:ascii="Times New Roman" w:eastAsia="宋体" w:hAnsi="Times New Roman" w:cs="Times New Roman" w:hint="eastAsia"/>
@@ -556,7 +520,6 @@
         </w:rPr>
         <w:t>对象使用的。</w:t>
       </w:r>
-      <w:proofErr w:type="spellStart"/>
       <w:r>
         <w:rPr>
           <w:rFonts w:ascii="Times New Roman" w:eastAsia="宋体" w:hAnsi="Times New Roman" w:cs="Times New Roman" w:hint="eastAsia"/>
@@ -564,7 +527,6 @@
         </w:rPr>
         <w:t>MeshFilter</w:t>
       </w:r>
-      <w:proofErr w:type="spellEnd"/>
       <w:r>
         <w:rPr>
           <w:rFonts w:ascii="Times New Roman" w:eastAsia="宋体" w:hAnsi="Times New Roman" w:cs="Times New Roman" w:hint="eastAsia"/>
@@ -586,7 +548,6 @@
         </w:rPr>
         <w:t>对象，通过</w:t>
       </w:r>
-      <w:proofErr w:type="spellStart"/>
       <w:r>
         <w:rPr>
           <w:rFonts w:ascii="Times New Roman" w:eastAsia="宋体" w:hAnsi="Times New Roman" w:cs="Times New Roman" w:hint="eastAsia"/>
@@ -594,7 +555,6 @@
         </w:rPr>
         <w:t>MeshFilter</w:t>
       </w:r>
-      <w:proofErr w:type="spellEnd"/>
       <w:r>
         <w:rPr>
           <w:rFonts w:ascii="Times New Roman" w:eastAsia="宋体" w:hAnsi="Times New Roman" w:cs="Times New Roman" w:hint="eastAsia"/>
@@ -630,7 +590,6 @@
         </w:rPr>
         <w:t>的顶点、索引、纹理等数据了。</w:t>
       </w:r>
-      <w:proofErr w:type="spellStart"/>
       <w:r>
         <w:rPr>
           <w:rFonts w:ascii="Times New Roman" w:eastAsia="宋体" w:hAnsi="Times New Roman" w:cs="Times New Roman" w:hint="eastAsia"/>
@@ -638,31 +597,13 @@
         </w:rPr>
         <w:t>MeshRenderer</w:t>
       </w:r>
-      <w:proofErr w:type="spellEnd"/>
-      <w:r>
-        <w:rPr>
-          <w:rFonts w:ascii="Times New Roman" w:eastAsia="宋体" w:hAnsi="Times New Roman" w:cs="Times New Roman" w:hint="eastAsia"/>
-          <w:szCs w:val="21"/>
-        </w:rPr>
-        <w:t>组件</w:t>
-      </w:r>
-      <w:proofErr w:type="gramStart"/>
-      <w:r>
-        <w:rPr>
-          <w:rFonts w:ascii="Times New Roman" w:eastAsia="宋体" w:hAnsi="Times New Roman" w:cs="Times New Roman" w:hint="eastAsia"/>
-          <w:szCs w:val="21"/>
-        </w:rPr>
-        <w:t>和之前</w:t>
-      </w:r>
-      <w:proofErr w:type="gramEnd"/>
-      <w:r>
-        <w:rPr>
-          <w:rFonts w:ascii="Times New Roman" w:eastAsia="宋体" w:hAnsi="Times New Roman" w:cs="Times New Roman" w:hint="eastAsia"/>
-          <w:szCs w:val="21"/>
-        </w:rPr>
-        <w:t>的</w:t>
-      </w:r>
-      <w:proofErr w:type="spellStart"/>
+      <w:r>
+        <w:rPr>
+          <w:rFonts w:ascii="Times New Roman" w:eastAsia="宋体" w:hAnsi="Times New Roman" w:cs="Times New Roman" w:hint="eastAsia"/>
+          <w:szCs w:val="21"/>
+        </w:rPr>
+        <w:t>组件和之前的</w:t>
+      </w:r>
       <w:r>
         <w:rPr>
           <w:rFonts w:ascii="Times New Roman" w:eastAsia="宋体" w:hAnsi="Times New Roman" w:cs="Times New Roman" w:hint="eastAsia"/>
@@ -670,7 +611,6 @@
         </w:rPr>
         <w:t>SpriteRenderer</w:t>
       </w:r>
-      <w:proofErr w:type="spellEnd"/>
       <w:r>
         <w:rPr>
           <w:rFonts w:ascii="Times New Roman" w:eastAsia="宋体" w:hAnsi="Times New Roman" w:cs="Times New Roman" w:hint="eastAsia"/>
@@ -798,7 +738,6 @@
         </w:rPr>
         <w:t>类是非常类似的，主要的绘制函数就是以下三个，其它模块使用</w:t>
       </w:r>
-      <w:proofErr w:type="spellStart"/>
       <w:r>
         <w:rPr>
           <w:rFonts w:ascii="Times New Roman" w:eastAsia="宋体" w:hAnsi="Times New Roman" w:cs="Times New Roman" w:hint="eastAsia"/>
@@ -806,7 +745,6 @@
         </w:rPr>
         <w:t>DrawMesh</w:t>
       </w:r>
-      <w:proofErr w:type="spellEnd"/>
       <w:r>
         <w:rPr>
           <w:rFonts w:ascii="Times New Roman" w:eastAsia="宋体" w:hAnsi="Times New Roman" w:cs="Times New Roman" w:hint="eastAsia"/>
@@ -814,7 +752,6 @@
         </w:rPr>
         <w:t>绘制，</w:t>
       </w:r>
-      <w:proofErr w:type="spellStart"/>
       <w:r>
         <w:rPr>
           <w:rFonts w:ascii="Times New Roman" w:eastAsia="宋体" w:hAnsi="Times New Roman" w:cs="Times New Roman" w:hint="eastAsia"/>
@@ -822,7 +759,6 @@
         </w:rPr>
         <w:t>DrawMesh</w:t>
       </w:r>
-      <w:proofErr w:type="spellEnd"/>
       <w:r>
         <w:rPr>
           <w:rFonts w:ascii="Times New Roman" w:eastAsia="宋体" w:hAnsi="Times New Roman" w:cs="Times New Roman" w:hint="eastAsia"/>
@@ -830,7 +766,6 @@
         </w:rPr>
         <w:t>内部根据有没有纹理决定调用</w:t>
       </w:r>
-      <w:proofErr w:type="spellStart"/>
       <w:r>
         <w:rPr>
           <w:rFonts w:ascii="Times New Roman" w:eastAsia="宋体" w:hAnsi="Times New Roman" w:cs="Times New Roman" w:hint="eastAsia"/>
@@ -838,7 +773,6 @@
         </w:rPr>
         <w:t>DrawBatch</w:t>
       </w:r>
-      <w:proofErr w:type="spellEnd"/>
       <w:r>
         <w:rPr>
           <w:rFonts w:ascii="Times New Roman" w:eastAsia="宋体" w:hAnsi="Times New Roman" w:cs="Times New Roman" w:hint="eastAsia"/>
@@ -1009,7 +943,6 @@
         </w:rPr>
         <w:t>等分出来形成单独的</w:t>
       </w:r>
-      <w:proofErr w:type="spellStart"/>
       <w:r>
         <w:rPr>
           <w:rFonts w:ascii="Times New Roman" w:eastAsia="宋体" w:hAnsi="Times New Roman" w:cs="Times New Roman" w:hint="eastAsia"/>
@@ -1017,7 +950,6 @@
         </w:rPr>
         <w:t>RendererBatchData</w:t>
       </w:r>
-      <w:proofErr w:type="spellEnd"/>
       <w:r>
         <w:rPr>
           <w:rFonts w:ascii="Times New Roman" w:eastAsia="宋体" w:hAnsi="Times New Roman" w:cs="Times New Roman" w:hint="eastAsia"/>
@@ -1025,7 +957,6 @@
         </w:rPr>
         <w:t>，每种图形拥有自己的</w:t>
       </w:r>
-      <w:proofErr w:type="spellStart"/>
       <w:r>
         <w:rPr>
           <w:rFonts w:ascii="Times New Roman" w:eastAsia="宋体" w:hAnsi="Times New Roman" w:cs="Times New Roman" w:hint="eastAsia"/>
@@ -1033,7 +964,6 @@
         </w:rPr>
         <w:t>RendererBatchData</w:t>
       </w:r>
-      <w:proofErr w:type="spellEnd"/>
       <w:r>
         <w:rPr>
           <w:rFonts w:ascii="Times New Roman" w:eastAsia="宋体" w:hAnsi="Times New Roman" w:cs="Times New Roman" w:hint="eastAsia"/>
@@ -1069,7 +999,6 @@
         </w:rPr>
         <w:t>渲染类似的。为了知道我们目前在画哪个批次的图形，使用</w:t>
       </w:r>
-      <w:proofErr w:type="spellStart"/>
       <w:r>
         <w:rPr>
           <w:rFonts w:ascii="Times New Roman" w:eastAsia="宋体" w:hAnsi="Times New Roman" w:cs="Times New Roman" w:hint="eastAsia"/>
@@ -1077,7 +1006,6 @@
         </w:rPr>
         <w:t>s_BatchDataMap</w:t>
       </w:r>
-      <w:proofErr w:type="spellEnd"/>
       <w:r>
         <w:rPr>
           <w:rFonts w:ascii="Times New Roman" w:eastAsia="宋体" w:hAnsi="Times New Roman" w:cs="Times New Roman" w:hint="eastAsia"/>
@@ -1210,7 +1138,7 @@
           <w:szCs w:val="21"/>
         </w:rPr>
         <w:drawing>
-          <wp:inline distT="0" distB="0" distL="0" distR="0" wp14:anchorId="4EFCC9DD" wp14:editId="7CF24836">
+          <wp:inline distT="0" distB="0" distL="0" distR="0" wp14:anchorId="4EFCC9DD" wp14:editId="45239340">
             <wp:extent cx="5274310" cy="2247900"/>
             <wp:effectExtent l="0" t="0" r="2540" b="0"/>
             <wp:docPr id="597630463" name="图片 1"/>
@@ -1281,7 +1209,6 @@
         </w:rPr>
         <w:t>在写入批次数据的函数，即</w:t>
       </w:r>
-      <w:proofErr w:type="spellStart"/>
       <w:r>
         <w:rPr>
           <w:rFonts w:ascii="Times New Roman" w:eastAsia="宋体" w:hAnsi="Times New Roman" w:cs="Times New Roman" w:hint="eastAsia"/>
@@ -1289,7 +1216,6 @@
         </w:rPr>
         <w:t>DrawBatch</w:t>
       </w:r>
-      <w:proofErr w:type="spellEnd"/>
       <w:r>
         <w:rPr>
           <w:rFonts w:ascii="Times New Roman" w:eastAsia="宋体" w:hAnsi="Times New Roman" w:cs="Times New Roman" w:hint="eastAsia"/>
@@ -1339,7 +1265,6 @@
         </w:rPr>
         <w:t>对象，更新缓冲区指针，这样就不用为每种几何体写一个</w:t>
       </w:r>
-      <w:proofErr w:type="spellStart"/>
       <w:r>
         <w:rPr>
           <w:rFonts w:ascii="Times New Roman" w:eastAsia="宋体" w:hAnsi="Times New Roman" w:cs="Times New Roman" w:hint="eastAsia"/>
@@ -1347,7 +1272,6 @@
         </w:rPr>
         <w:t>DrawXXX</w:t>
       </w:r>
-      <w:proofErr w:type="spellEnd"/>
       <w:r>
         <w:rPr>
           <w:rFonts w:ascii="Times New Roman" w:eastAsia="宋体" w:hAnsi="Times New Roman" w:cs="Times New Roman" w:hint="eastAsia"/>
@@ -1433,7 +1357,6 @@
         </w:rPr>
         <w:t>、</w:t>
       </w:r>
-      <w:proofErr w:type="spellStart"/>
       <w:r>
         <w:rPr>
           <w:rFonts w:ascii="Times New Roman" w:eastAsia="宋体" w:hAnsi="Times New Roman" w:cs="Times New Roman" w:hint="eastAsia"/>
@@ -1441,7 +1364,6 @@
         </w:rPr>
         <w:t>MeshFilter</w:t>
       </w:r>
-      <w:proofErr w:type="spellEnd"/>
       <w:r>
         <w:rPr>
           <w:rFonts w:ascii="Times New Roman" w:eastAsia="宋体" w:hAnsi="Times New Roman" w:cs="Times New Roman" w:hint="eastAsia"/>
@@ -1449,7 +1371,6 @@
         </w:rPr>
         <w:t>、</w:t>
       </w:r>
-      <w:proofErr w:type="spellStart"/>
       <w:r>
         <w:rPr>
           <w:rFonts w:ascii="Times New Roman" w:eastAsia="宋体" w:hAnsi="Times New Roman" w:cs="Times New Roman" w:hint="eastAsia"/>
@@ -1457,7 +1378,6 @@
         </w:rPr>
         <w:t>MeshRenderer</w:t>
       </w:r>
-      <w:proofErr w:type="spellEnd"/>
       <w:r>
         <w:rPr>
           <w:rFonts w:ascii="Times New Roman" w:eastAsia="宋体" w:hAnsi="Times New Roman" w:cs="Times New Roman" w:hint="eastAsia"/>
@@ -1465,7 +1385,6 @@
         </w:rPr>
         <w:t>组件的实体，根据</w:t>
       </w:r>
-      <w:proofErr w:type="spellStart"/>
       <w:r>
         <w:rPr>
           <w:rFonts w:ascii="Times New Roman" w:eastAsia="宋体" w:hAnsi="Times New Roman" w:cs="Times New Roman" w:hint="eastAsia"/>
@@ -1473,7 +1392,6 @@
         </w:rPr>
         <w:t>MeshFilter</w:t>
       </w:r>
-      <w:proofErr w:type="spellEnd"/>
       <w:r>
         <w:rPr>
           <w:rFonts w:ascii="Times New Roman" w:eastAsia="宋体" w:hAnsi="Times New Roman" w:cs="Times New Roman" w:hint="eastAsia"/>
@@ -1700,7 +1618,6 @@
         </w:rPr>
         <w:t>类的</w:t>
       </w:r>
-      <w:proofErr w:type="spellStart"/>
       <w:r>
         <w:rPr>
           <w:rFonts w:ascii="Times New Roman" w:eastAsia="宋体" w:hAnsi="Times New Roman" w:cs="Times New Roman" w:hint="eastAsia"/>
@@ -1708,7 +1625,6 @@
         </w:rPr>
         <w:t>BeginScene</w:t>
       </w:r>
-      <w:proofErr w:type="spellEnd"/>
       <w:r>
         <w:rPr>
           <w:rFonts w:ascii="Times New Roman" w:eastAsia="宋体" w:hAnsi="Times New Roman" w:cs="Times New Roman" w:hint="eastAsia"/>
@@ -1772,7 +1688,6 @@
         </w:rPr>
         <w:t>，那么</w:t>
       </w:r>
-      <w:proofErr w:type="spellStart"/>
       <w:r>
         <w:rPr>
           <w:rFonts w:ascii="Times New Roman" w:eastAsia="宋体" w:hAnsi="Times New Roman" w:cs="Times New Roman" w:hint="eastAsia"/>
@@ -1780,7 +1695,6 @@
         </w:rPr>
         <w:t>s_EndSceneFn</w:t>
       </w:r>
-      <w:proofErr w:type="spellEnd"/>
       <w:r>
         <w:rPr>
           <w:rFonts w:ascii="Times New Roman" w:eastAsia="宋体" w:hAnsi="Times New Roman" w:cs="Times New Roman" w:hint="eastAsia"/>
@@ -1793,9 +1707,85 @@
           <w:rFonts w:ascii="Times New Roman" w:eastAsia="宋体" w:hAnsi="Times New Roman" w:cs="Times New Roman" w:hint="eastAsia"/>
           <w:szCs w:val="21"/>
         </w:rPr>
-        <w:t>Renderer2D::</w:t>
-      </w:r>
-      <w:proofErr w:type="spellStart"/>
+        <w:t>Renderer2D::EndScene</w:t>
+      </w:r>
+      <w:r>
+        <w:rPr>
+          <w:rFonts w:ascii="Times New Roman" w:eastAsia="宋体" w:hAnsi="Times New Roman" w:cs="Times New Roman" w:hint="eastAsia"/>
+          <w:szCs w:val="21"/>
+        </w:rPr>
+        <w:t>，假设渲染模式时</w:t>
+      </w:r>
+      <w:r>
+        <w:rPr>
+          <w:rFonts w:ascii="Times New Roman" w:eastAsia="宋体" w:hAnsi="Times New Roman" w:cs="Times New Roman" w:hint="eastAsia"/>
+          <w:szCs w:val="21"/>
+        </w:rPr>
+        <w:t>3D</w:t>
+      </w:r>
+      <w:r>
+        <w:rPr>
+          <w:rFonts w:ascii="Times New Roman" w:eastAsia="宋体" w:hAnsi="Times New Roman" w:cs="Times New Roman" w:hint="eastAsia"/>
+          <w:szCs w:val="21"/>
+        </w:rPr>
+        <w:t>，那么</w:t>
+      </w:r>
+      <w:r>
+        <w:rPr>
+          <w:rFonts w:ascii="Times New Roman" w:eastAsia="宋体" w:hAnsi="Times New Roman" w:cs="Times New Roman" w:hint="eastAsia"/>
+          <w:szCs w:val="21"/>
+        </w:rPr>
+        <w:t>s_EndSceneFn</w:t>
+      </w:r>
+      <w:r>
+        <w:rPr>
+          <w:rFonts w:ascii="Times New Roman" w:eastAsia="宋体" w:hAnsi="Times New Roman" w:cs="Times New Roman" w:hint="eastAsia"/>
+          <w:szCs w:val="21"/>
+        </w:rPr>
+        <w:t>就会绑定到</w:t>
+      </w:r>
+      <w:r>
+        <w:rPr>
+          <w:rFonts w:ascii="Times New Roman" w:eastAsia="宋体" w:hAnsi="Times New Roman" w:cs="Times New Roman" w:hint="eastAsia"/>
+          <w:szCs w:val="21"/>
+        </w:rPr>
+        <w:t>Renderer3D::EndScene</w:t>
+      </w:r>
+      <w:r>
+        <w:rPr>
+          <w:rFonts w:ascii="Times New Roman" w:eastAsia="宋体" w:hAnsi="Times New Roman" w:cs="Times New Roman" w:hint="eastAsia"/>
+          <w:szCs w:val="21"/>
+        </w:rPr>
+        <w:t>。</w:t>
+      </w:r>
+      <w:r>
+        <w:rPr>
+          <w:rFonts w:ascii="Times New Roman" w:eastAsia="宋体" w:hAnsi="Times New Roman" w:cs="Times New Roman" w:hint="eastAsia"/>
+          <w:szCs w:val="21"/>
+        </w:rPr>
+        <w:t>Scene</w:t>
+      </w:r>
+      <w:r>
+        <w:rPr>
+          <w:rFonts w:ascii="Times New Roman" w:eastAsia="宋体" w:hAnsi="Times New Roman" w:cs="Times New Roman" w:hint="eastAsia"/>
+          <w:szCs w:val="21"/>
+        </w:rPr>
+        <w:t>类只需调用</w:t>
+      </w:r>
+      <w:r>
+        <w:rPr>
+          <w:rFonts w:ascii="Times New Roman" w:eastAsia="宋体" w:hAnsi="Times New Roman" w:cs="Times New Roman" w:hint="eastAsia"/>
+          <w:szCs w:val="21"/>
+        </w:rPr>
+        <w:t>Renderer</w:t>
+      </w:r>
+      <w:r>
+        <w:rPr>
+          <w:rFonts w:ascii="Times New Roman" w:eastAsia="宋体" w:hAnsi="Times New Roman" w:cs="Times New Roman" w:hint="eastAsia"/>
+          <w:szCs w:val="21"/>
+        </w:rPr>
+        <w:t>的</w:t>
+      </w:r>
       <w:r>
         <w:rPr>
           <w:rFonts w:ascii="Times New Roman" w:eastAsia="宋体" w:hAnsi="Times New Roman" w:cs="Times New Roman" w:hint="eastAsia"/>
@@ -1803,104 +1793,6 @@
         </w:rPr>
         <w:t>EndScene</w:t>
       </w:r>
-      <w:proofErr w:type="spellEnd"/>
-      <w:r>
-        <w:rPr>
-          <w:rFonts w:ascii="Times New Roman" w:eastAsia="宋体" w:hAnsi="Times New Roman" w:cs="Times New Roman" w:hint="eastAsia"/>
-          <w:szCs w:val="21"/>
-        </w:rPr>
-        <w:t>，假设渲染模式时</w:t>
-      </w:r>
-      <w:r>
-        <w:rPr>
-          <w:rFonts w:ascii="Times New Roman" w:eastAsia="宋体" w:hAnsi="Times New Roman" w:cs="Times New Roman" w:hint="eastAsia"/>
-          <w:szCs w:val="21"/>
-        </w:rPr>
-        <w:t>3D</w:t>
-      </w:r>
-      <w:r>
-        <w:rPr>
-          <w:rFonts w:ascii="Times New Roman" w:eastAsia="宋体" w:hAnsi="Times New Roman" w:cs="Times New Roman" w:hint="eastAsia"/>
-          <w:szCs w:val="21"/>
-        </w:rPr>
-        <w:t>，那么</w:t>
-      </w:r>
-      <w:proofErr w:type="spellStart"/>
-      <w:r>
-        <w:rPr>
-          <w:rFonts w:ascii="Times New Roman" w:eastAsia="宋体" w:hAnsi="Times New Roman" w:cs="Times New Roman" w:hint="eastAsia"/>
-          <w:szCs w:val="21"/>
-        </w:rPr>
-        <w:t>s_EndSceneFn</w:t>
-      </w:r>
-      <w:proofErr w:type="spellEnd"/>
-      <w:r>
-        <w:rPr>
-          <w:rFonts w:ascii="Times New Roman" w:eastAsia="宋体" w:hAnsi="Times New Roman" w:cs="Times New Roman" w:hint="eastAsia"/>
-          <w:szCs w:val="21"/>
-        </w:rPr>
-        <w:t>就会绑定到</w:t>
-      </w:r>
-      <w:r>
-        <w:rPr>
-          <w:rFonts w:ascii="Times New Roman" w:eastAsia="宋体" w:hAnsi="Times New Roman" w:cs="Times New Roman" w:hint="eastAsia"/>
-          <w:szCs w:val="21"/>
-        </w:rPr>
-        <w:t>Renderer3D::</w:t>
-      </w:r>
-      <w:proofErr w:type="spellStart"/>
-      <w:r>
-        <w:rPr>
-          <w:rFonts w:ascii="Times New Roman" w:eastAsia="宋体" w:hAnsi="Times New Roman" w:cs="Times New Roman" w:hint="eastAsia"/>
-          <w:szCs w:val="21"/>
-        </w:rPr>
-        <w:t>EndScene</w:t>
-      </w:r>
-      <w:proofErr w:type="spellEnd"/>
-      <w:r>
-        <w:rPr>
-          <w:rFonts w:ascii="Times New Roman" w:eastAsia="宋体" w:hAnsi="Times New Roman" w:cs="Times New Roman" w:hint="eastAsia"/>
-          <w:szCs w:val="21"/>
-        </w:rPr>
-        <w:t>。</w:t>
-      </w:r>
-      <w:r>
-        <w:rPr>
-          <w:rFonts w:ascii="Times New Roman" w:eastAsia="宋体" w:hAnsi="Times New Roman" w:cs="Times New Roman" w:hint="eastAsia"/>
-          <w:szCs w:val="21"/>
-        </w:rPr>
-        <w:t>Scene</w:t>
-      </w:r>
-      <w:r>
-        <w:rPr>
-          <w:rFonts w:ascii="Times New Roman" w:eastAsia="宋体" w:hAnsi="Times New Roman" w:cs="Times New Roman" w:hint="eastAsia"/>
-          <w:szCs w:val="21"/>
-        </w:rPr>
-        <w:t>类只需调用</w:t>
-      </w:r>
-      <w:r>
-        <w:rPr>
-          <w:rFonts w:ascii="Times New Roman" w:eastAsia="宋体" w:hAnsi="Times New Roman" w:cs="Times New Roman" w:hint="eastAsia"/>
-          <w:szCs w:val="21"/>
-        </w:rPr>
-        <w:t>Renderer</w:t>
-      </w:r>
-      <w:r>
-        <w:rPr>
-          <w:rFonts w:ascii="Times New Roman" w:eastAsia="宋体" w:hAnsi="Times New Roman" w:cs="Times New Roman" w:hint="eastAsia"/>
-          <w:szCs w:val="21"/>
-        </w:rPr>
-        <w:t>的</w:t>
-      </w:r>
-      <w:proofErr w:type="spellStart"/>
-      <w:r>
-        <w:rPr>
-          <w:rFonts w:ascii="Times New Roman" w:eastAsia="宋体" w:hAnsi="Times New Roman" w:cs="Times New Roman" w:hint="eastAsia"/>
-          <w:szCs w:val="21"/>
-        </w:rPr>
-        <w:t>EndScene</w:t>
-      </w:r>
-      <w:proofErr w:type="spellEnd"/>
       <w:r>
         <w:rPr>
           <w:rFonts w:ascii="Times New Roman" w:eastAsia="宋体" w:hAnsi="Times New Roman" w:cs="Times New Roman" w:hint="eastAsia"/>
@@ -2168,7 +2060,6 @@
         </w:rPr>
         <w:t>指针（可以通过</w:t>
       </w:r>
-      <w:proofErr w:type="spellStart"/>
       <w:r>
         <w:rPr>
           <w:rFonts w:ascii="Times New Roman" w:eastAsia="宋体" w:hAnsi="Times New Roman" w:cs="Times New Roman" w:hint="eastAsia"/>
@@ -2176,7 +2067,6 @@
         </w:rPr>
         <w:t>transform.parent</w:t>
       </w:r>
-      <w:proofErr w:type="spellEnd"/>
       <w:r>
         <w:rPr>
           <w:rFonts w:ascii="Times New Roman" w:eastAsia="宋体" w:hAnsi="Times New Roman" w:cs="Times New Roman" w:hint="eastAsia"/>
@@ -2284,7 +2174,6 @@
         </w:rPr>
         <w:t>组件中还增加了</w:t>
       </w:r>
-      <w:proofErr w:type="spellStart"/>
       <w:r>
         <w:rPr>
           <w:rFonts w:ascii="Times New Roman" w:eastAsia="宋体" w:hAnsi="Times New Roman" w:cs="Times New Roman" w:hint="eastAsia"/>
@@ -2292,7 +2181,6 @@
         </w:rPr>
         <w:t>WorldTransform</w:t>
       </w:r>
-      <w:proofErr w:type="spellEnd"/>
       <w:r>
         <w:rPr>
           <w:rFonts w:ascii="Times New Roman" w:eastAsia="宋体" w:hAnsi="Times New Roman" w:cs="Times New Roman" w:hint="eastAsia"/>
@@ -2312,23 +2200,7 @@
           <w:rFonts w:ascii="Times New Roman" w:eastAsia="宋体" w:hAnsi="Times New Roman" w:cs="Times New Roman" w:hint="eastAsia"/>
           <w:szCs w:val="21"/>
         </w:rPr>
-        <w:t>组件上的平移旋转缩放，世界变换等于父物体的世界变换乘以自己的局部变换。如果实体没有父物体（后面称为根物体），那么世界变换就等于自己的局部变换（</w:t>
-      </w:r>
-      <w:proofErr w:type="gramStart"/>
-      <w:r>
-        <w:rPr>
-          <w:rFonts w:ascii="Times New Roman" w:eastAsia="宋体" w:hAnsi="Times New Roman" w:cs="Times New Roman" w:hint="eastAsia"/>
-          <w:szCs w:val="21"/>
-        </w:rPr>
-        <w:t>或者说父物体</w:t>
-      </w:r>
-      <w:proofErr w:type="gramEnd"/>
-      <w:r>
-        <w:rPr>
-          <w:rFonts w:ascii="Times New Roman" w:eastAsia="宋体" w:hAnsi="Times New Roman" w:cs="Times New Roman" w:hint="eastAsia"/>
-          <w:szCs w:val="21"/>
-        </w:rPr>
-        <w:t>的世界变换可以看作单位矩阵）。</w:t>
+        <w:t>组件上的平移旋转缩放，世界变换等于父物体的世界变换乘以自己的局部变换。如果实体没有父物体（后面称为根物体），那么世界变换就等于自己的局部变换（或者说父物体的世界变换可以看作单位矩阵）。</w:t>
       </w:r>
     </w:p>
     <w:p>
@@ -2455,7 +2327,6 @@
         </w:rPr>
         <w:t>组件中的</w:t>
       </w:r>
-      <w:proofErr w:type="spellStart"/>
       <w:r>
         <w:rPr>
           <w:rFonts w:ascii="Times New Roman" w:eastAsia="宋体" w:hAnsi="Times New Roman" w:cs="Times New Roman" w:hint="eastAsia"/>
@@ -2463,7 +2334,6 @@
         </w:rPr>
         <w:t>WorldTransform</w:t>
       </w:r>
-      <w:proofErr w:type="spellEnd"/>
       <w:r>
         <w:rPr>
           <w:rFonts w:ascii="Times New Roman" w:eastAsia="宋体" w:hAnsi="Times New Roman" w:cs="Times New Roman" w:hint="eastAsia"/>
@@ -2499,39 +2369,7 @@
           <w:rFonts w:ascii="Times New Roman" w:eastAsia="宋体" w:hAnsi="Times New Roman" w:cs="Times New Roman" w:hint="eastAsia"/>
           <w:szCs w:val="21"/>
         </w:rPr>
-        <w:t>组件的实体，遍历这些实体，如果这个实体是根物体则进行父子关系的递归处理，如果实体不是根物体，则跳过处理，</w:t>
-      </w:r>
-      <w:proofErr w:type="gramStart"/>
-      <w:r>
-        <w:rPr>
-          <w:rFonts w:ascii="Times New Roman" w:eastAsia="宋体" w:hAnsi="Times New Roman" w:cs="Times New Roman" w:hint="eastAsia"/>
-          <w:szCs w:val="21"/>
-        </w:rPr>
-        <w:t>因为非根物体</w:t>
-      </w:r>
-      <w:proofErr w:type="gramEnd"/>
-      <w:r>
-        <w:rPr>
-          <w:rFonts w:ascii="Times New Roman" w:eastAsia="宋体" w:hAnsi="Times New Roman" w:cs="Times New Roman" w:hint="eastAsia"/>
-          <w:szCs w:val="21"/>
-        </w:rPr>
-        <w:t>在递归处理中已经处理过了。简而言之，直接处理的只有根物体，</w:t>
-      </w:r>
-      <w:proofErr w:type="gramStart"/>
-      <w:r>
-        <w:rPr>
-          <w:rFonts w:ascii="Times New Roman" w:eastAsia="宋体" w:hAnsi="Times New Roman" w:cs="Times New Roman" w:hint="eastAsia"/>
-          <w:szCs w:val="21"/>
-        </w:rPr>
-        <w:t>非根物体</w:t>
-      </w:r>
-      <w:proofErr w:type="gramEnd"/>
-      <w:r>
-        <w:rPr>
-          <w:rFonts w:ascii="Times New Roman" w:eastAsia="宋体" w:hAnsi="Times New Roman" w:cs="Times New Roman" w:hint="eastAsia"/>
-          <w:szCs w:val="21"/>
-        </w:rPr>
-        <w:t>都是在递归处理中顺便处理的。</w:t>
+        <w:t>组件的实体，遍历这些实体，如果这个实体是根物体则进行父子关系的递归处理，如果实体不是根物体，则跳过处理，因为非根物体在递归处理中已经处理过了。简而言之，直接处理的只有根物体，非根物体都是在递归处理中顺便处理的。</w:t>
       </w:r>
     </w:p>
     <w:p>
@@ -2549,7 +2387,7 @@
           <w:szCs w:val="21"/>
         </w:rPr>
         <w:drawing>
-          <wp:inline distT="0" distB="0" distL="0" distR="0" wp14:anchorId="07E96BC7" wp14:editId="00E21953">
+          <wp:inline distT="0" distB="0" distL="0" distR="0" wp14:anchorId="07E96BC7" wp14:editId="3772AB54">
             <wp:extent cx="4297194" cy="1804035"/>
             <wp:effectExtent l="0" t="0" r="8255" b="5715"/>
             <wp:docPr id="974773188" name="图片 1"/>
@@ -2612,7 +2450,6 @@
         </w:rPr>
         <w:t>在</w:t>
       </w:r>
-      <w:proofErr w:type="spellStart"/>
       <w:r>
         <w:rPr>
           <w:rFonts w:ascii="Times New Roman" w:eastAsia="宋体" w:hAnsi="Times New Roman" w:cs="Times New Roman" w:hint="eastAsia"/>
@@ -2620,7 +2457,6 @@
         </w:rPr>
         <w:t>ProcessTree</w:t>
       </w:r>
-      <w:proofErr w:type="spellEnd"/>
       <w:r>
         <w:rPr>
           <w:rFonts w:ascii="Times New Roman" w:eastAsia="宋体" w:hAnsi="Times New Roman" w:cs="Times New Roman" w:hint="eastAsia"/>
@@ -2656,7 +2492,6 @@
         </w:rPr>
         <w:t>组件，递归调用</w:t>
       </w:r>
-      <w:proofErr w:type="spellStart"/>
       <w:r>
         <w:rPr>
           <w:rFonts w:ascii="Times New Roman" w:eastAsia="宋体" w:hAnsi="Times New Roman" w:cs="Times New Roman" w:hint="eastAsia"/>
@@ -2664,7 +2499,6 @@
         </w:rPr>
         <w:t>ProcessTree</w:t>
       </w:r>
-      <w:proofErr w:type="spellEnd"/>
       <w:r>
         <w:rPr>
           <w:rFonts w:ascii="Times New Roman" w:eastAsia="宋体" w:hAnsi="Times New Roman" w:cs="Times New Roman" w:hint="eastAsia"/>
@@ -2809,39 +2643,7 @@
           <w:rFonts w:ascii="Times New Roman" w:eastAsia="宋体" w:hAnsi="Times New Roman" w:cs="Times New Roman" w:hint="eastAsia"/>
           <w:szCs w:val="21"/>
         </w:rPr>
-        <w:t>，就实现了父子关系的解绑。在设置父物体的功能中，一开始需要解绑旧的父物体，再与传入的父物体建立新的父子关系，并处理局部变换。只要更新当前处理的实体的父物体即可，因为当前实体的子孙物体们的父物体不会发生变化，相当于以当前实体为根的子</w:t>
-      </w:r>
-      <w:proofErr w:type="gramStart"/>
-      <w:r>
-        <w:rPr>
-          <w:rFonts w:ascii="Times New Roman" w:eastAsia="宋体" w:hAnsi="Times New Roman" w:cs="Times New Roman" w:hint="eastAsia"/>
-          <w:szCs w:val="21"/>
-        </w:rPr>
-        <w:t>树发生</w:t>
-      </w:r>
-      <w:proofErr w:type="gramEnd"/>
-      <w:r>
-        <w:rPr>
-          <w:rFonts w:ascii="Times New Roman" w:eastAsia="宋体" w:hAnsi="Times New Roman" w:cs="Times New Roman" w:hint="eastAsia"/>
-          <w:szCs w:val="21"/>
-        </w:rPr>
-        <w:t>整体的移动。如果传入的父物体为空，就意味着想把</w:t>
-      </w:r>
-      <w:proofErr w:type="gramStart"/>
-      <w:r>
-        <w:rPr>
-          <w:rFonts w:ascii="Times New Roman" w:eastAsia="宋体" w:hAnsi="Times New Roman" w:cs="Times New Roman" w:hint="eastAsia"/>
-          <w:szCs w:val="21"/>
-        </w:rPr>
-        <w:t>当前父物设置</w:t>
-      </w:r>
-      <w:proofErr w:type="gramEnd"/>
-      <w:r>
-        <w:rPr>
-          <w:rFonts w:ascii="Times New Roman" w:eastAsia="宋体" w:hAnsi="Times New Roman" w:cs="Times New Roman" w:hint="eastAsia"/>
-          <w:szCs w:val="21"/>
-        </w:rPr>
-        <w:t>为根物体，直接解绑当前父物体即可，但局部变换需要特殊处理。</w:t>
+        <w:t>，就实现了父子关系的解绑。在设置父物体的功能中，一开始需要解绑旧的父物体，再与传入的父物体建立新的父子关系，并处理局部变换。只要更新当前处理的实体的父物体即可，因为当前实体的子孙物体们的父物体不会发生变化，相当于以当前实体为根的子树发生整体的移动。如果传入的父物体为空，就意味着想把当前父物设置为根物体，直接解绑当前父物体即可，但局部变换需要特殊处理。</w:t>
       </w:r>
     </w:p>
     <w:p>
@@ -2852,7 +2654,6 @@
           <w:szCs w:val="21"/>
         </w:rPr>
       </w:pPr>
-      <w:proofErr w:type="spellStart"/>
       <w:r>
         <w:rPr>
           <w:rFonts w:ascii="Times New Roman" w:eastAsia="宋体" w:hAnsi="Times New Roman" w:cs="Times New Roman" w:hint="eastAsia"/>
@@ -2860,7 +2661,6 @@
         </w:rPr>
         <w:t>ProcessTransform</w:t>
       </w:r>
-      <w:proofErr w:type="spellEnd"/>
       <w:r>
         <w:rPr>
           <w:rFonts w:ascii="Times New Roman" w:eastAsia="宋体" w:hAnsi="Times New Roman" w:cs="Times New Roman" w:hint="eastAsia"/>
@@ -2880,39 +2680,7 @@
           <w:rFonts w:ascii="Times New Roman" w:eastAsia="宋体" w:hAnsi="Times New Roman" w:cs="Times New Roman" w:hint="eastAsia"/>
           <w:szCs w:val="21"/>
         </w:rPr>
-        <w:t>的行为，即父子关系变化后，被处理的当前实体的世界坐标不变，但局部变换会发生变换，变成</w:t>
-      </w:r>
-      <w:proofErr w:type="gramStart"/>
-      <w:r>
-        <w:rPr>
-          <w:rFonts w:ascii="Times New Roman" w:eastAsia="宋体" w:hAnsi="Times New Roman" w:cs="Times New Roman" w:hint="eastAsia"/>
-          <w:szCs w:val="21"/>
-        </w:rPr>
-        <w:t>相对新父物体</w:t>
-      </w:r>
-      <w:proofErr w:type="gramEnd"/>
-      <w:r>
-        <w:rPr>
-          <w:rFonts w:ascii="Times New Roman" w:eastAsia="宋体" w:hAnsi="Times New Roman" w:cs="Times New Roman" w:hint="eastAsia"/>
-          <w:szCs w:val="21"/>
-        </w:rPr>
-        <w:t>而言的局部变换。根据公式，</w:t>
-      </w:r>
-      <w:proofErr w:type="gramStart"/>
-      <w:r>
-        <w:rPr>
-          <w:rFonts w:ascii="Times New Roman" w:eastAsia="宋体" w:hAnsi="Times New Roman" w:cs="Times New Roman" w:hint="eastAsia"/>
-          <w:szCs w:val="21"/>
-        </w:rPr>
-        <w:t>新父物体</w:t>
-      </w:r>
-      <w:proofErr w:type="gramEnd"/>
-      <w:r>
-        <w:rPr>
-          <w:rFonts w:ascii="Times New Roman" w:eastAsia="宋体" w:hAnsi="Times New Roman" w:cs="Times New Roman" w:hint="eastAsia"/>
-          <w:szCs w:val="21"/>
-        </w:rPr>
-        <w:t>的世界变换</w:t>
+        <w:t>的行为，即父子关系变化后，被处理的当前实体的世界坐标不变，但局部变换会发生变换，变成相对新父物体而言的局部变换。根据公式，新父物体的世界变换</w:t>
       </w:r>
       <w:r>
         <w:rPr>
@@ -2949,21 +2717,12 @@
         </w:rPr>
         <w:t>=</w:t>
       </w:r>
-      <w:proofErr w:type="gramStart"/>
-      <w:r>
-        <w:rPr>
-          <w:rFonts w:ascii="Times New Roman" w:eastAsia="宋体" w:hAnsi="Times New Roman" w:cs="Times New Roman" w:hint="eastAsia"/>
-          <w:szCs w:val="21"/>
-        </w:rPr>
-        <w:t>新父物体</w:t>
-      </w:r>
-      <w:proofErr w:type="gramEnd"/>
-      <w:r>
-        <w:rPr>
-          <w:rFonts w:ascii="Times New Roman" w:eastAsia="宋体" w:hAnsi="Times New Roman" w:cs="Times New Roman" w:hint="eastAsia"/>
-          <w:szCs w:val="21"/>
-        </w:rPr>
-        <w:t>世界变换的逆矩阵</w:t>
+      <w:r>
+        <w:rPr>
+          <w:rFonts w:ascii="Times New Roman" w:eastAsia="宋体" w:hAnsi="Times New Roman" w:cs="Times New Roman" w:hint="eastAsia"/>
+          <w:szCs w:val="21"/>
+        </w:rPr>
+        <w:t>新父物体世界变换的逆矩阵</w:t>
       </w:r>
       <w:r>
         <w:rPr>
@@ -2993,7 +2752,6 @@
         </w:rPr>
         <w:t>组件。如果传入的父物体为空，在调用</w:t>
       </w:r>
-      <w:proofErr w:type="spellStart"/>
       <w:r>
         <w:rPr>
           <w:rFonts w:ascii="Times New Roman" w:eastAsia="宋体" w:hAnsi="Times New Roman" w:cs="Times New Roman" w:hint="eastAsia"/>
@@ -3001,7 +2759,6 @@
         </w:rPr>
         <w:t>ProcessTransform</w:t>
       </w:r>
-      <w:proofErr w:type="spellEnd"/>
       <w:r>
         <w:rPr>
           <w:rFonts w:ascii="Times New Roman" w:eastAsia="宋体" w:hAnsi="Times New Roman" w:cs="Times New Roman" w:hint="eastAsia"/>
@@ -3083,7 +2840,6 @@
         </w:rPr>
         <w:t>注意</w:t>
       </w:r>
-      <w:proofErr w:type="spellStart"/>
       <w:r>
         <w:rPr>
           <w:rFonts w:ascii="Times New Roman" w:eastAsia="宋体" w:hAnsi="Times New Roman" w:cs="Times New Roman" w:hint="eastAsia"/>
@@ -3091,7 +2847,6 @@
         </w:rPr>
         <w:t>ImGuizmo</w:t>
       </w:r>
-      <w:proofErr w:type="spellEnd"/>
       <w:r>
         <w:rPr>
           <w:rFonts w:ascii="Times New Roman" w:eastAsia="宋体" w:hAnsi="Times New Roman" w:cs="Times New Roman" w:hint="eastAsia"/>
@@ -3099,7 +2854,6 @@
         </w:rPr>
         <w:t>的功能也需要相应调整。</w:t>
       </w:r>
-      <w:proofErr w:type="spellStart"/>
       <w:r>
         <w:rPr>
           <w:rFonts w:ascii="Times New Roman" w:eastAsia="宋体" w:hAnsi="Times New Roman" w:cs="Times New Roman" w:hint="eastAsia"/>
@@ -3107,7 +2861,6 @@
         </w:rPr>
         <w:t>ImGuizmo</w:t>
       </w:r>
-      <w:proofErr w:type="spellEnd"/>
       <w:r>
         <w:rPr>
           <w:rFonts w:ascii="Times New Roman" w:eastAsia="宋体" w:hAnsi="Times New Roman" w:cs="Times New Roman" w:hint="eastAsia"/>
@@ -3115,7 +2868,6 @@
         </w:rPr>
         <w:t>现在需要显示在物体的世界坐标处，但是它最终需要改变的是面板上实体的局部变换，与</w:t>
       </w:r>
-      <w:proofErr w:type="spellStart"/>
       <w:r>
         <w:rPr>
           <w:rFonts w:ascii="Times New Roman" w:eastAsia="宋体" w:hAnsi="Times New Roman" w:cs="Times New Roman" w:hint="eastAsia"/>
@@ -3123,7 +2875,6 @@
         </w:rPr>
         <w:t>ProcessTransform</w:t>
       </w:r>
-      <w:proofErr w:type="spellEnd"/>
       <w:r>
         <w:rPr>
           <w:rFonts w:ascii="Times New Roman" w:eastAsia="宋体" w:hAnsi="Times New Roman" w:cs="Times New Roman" w:hint="eastAsia"/>
@@ -3242,7 +2993,6 @@
         </w:rPr>
         <w:t>的实体，只有根物体调用</w:t>
       </w:r>
-      <w:proofErr w:type="spellStart"/>
       <w:r>
         <w:rPr>
           <w:rFonts w:ascii="Times New Roman" w:eastAsia="宋体" w:hAnsi="Times New Roman" w:cs="Times New Roman" w:hint="eastAsia"/>
@@ -3250,7 +3000,6 @@
         </w:rPr>
         <w:t>DrawEntityNode</w:t>
       </w:r>
-      <w:proofErr w:type="spellEnd"/>
       <w:r>
         <w:rPr>
           <w:rFonts w:ascii="Times New Roman" w:eastAsia="宋体" w:hAnsi="Times New Roman" w:cs="Times New Roman" w:hint="eastAsia"/>
@@ -3274,7 +3023,6 @@
         </w:rPr>
         <w:t>递归删除在原来的基础上加上遍历子物体并递归调用即可，保证了当前子树下的所有节点都从场景注册表中销毁。注意，删除子物体后父物体的数组会发行变化，此时父物体还在遍历过程中，继续遍历会发生错误，所以需要将父物体的子物体数组复制一份，遍历这个复制的数组。删除实体时，调用的是</w:t>
       </w:r>
-      <w:proofErr w:type="spellStart"/>
       <w:r>
         <w:rPr>
           <w:rFonts w:ascii="Times New Roman" w:eastAsia="宋体" w:hAnsi="Times New Roman" w:cs="Times New Roman" w:hint="eastAsia"/>
@@ -3282,7 +3030,6 @@
         </w:rPr>
         <w:t>entt</w:t>
       </w:r>
-      <w:proofErr w:type="spellEnd"/>
       <w:r>
         <w:rPr>
           <w:rFonts w:ascii="Times New Roman" w:eastAsia="宋体" w:hAnsi="Times New Roman" w:cs="Times New Roman" w:hint="eastAsia"/>
@@ -3304,7 +3051,6 @@
         </w:rPr>
         <w:t>函数，但实际上这个函数并不是马上销毁实体，而是将其标记为无效，</w:t>
       </w:r>
-      <w:proofErr w:type="spellStart"/>
       <w:r>
         <w:rPr>
           <w:rFonts w:ascii="Times New Roman" w:eastAsia="宋体" w:hAnsi="Times New Roman" w:cs="Times New Roman" w:hint="eastAsia"/>
@@ -3312,7 +3058,6 @@
         </w:rPr>
         <w:t>entt</w:t>
       </w:r>
-      <w:proofErr w:type="spellEnd"/>
       <w:r>
         <w:rPr>
           <w:rFonts w:ascii="Times New Roman" w:eastAsia="宋体" w:hAnsi="Times New Roman" w:cs="Times New Roman" w:hint="eastAsia"/>
@@ -3350,7 +3095,6 @@
         </w:rPr>
         <w:t>递归复制稍微复杂一些，需要传入被复制的节点及其父节点。首先根据</w:t>
       </w:r>
-      <w:proofErr w:type="spellStart"/>
       <w:r>
         <w:rPr>
           <w:rFonts w:ascii="Times New Roman" w:eastAsia="宋体" w:hAnsi="Times New Roman" w:cs="Times New Roman" w:hint="eastAsia"/>
@@ -3358,7 +3102,6 @@
         </w:rPr>
         <w:t>src</w:t>
       </w:r>
-      <w:proofErr w:type="spellEnd"/>
       <w:r>
         <w:rPr>
           <w:rFonts w:ascii="Times New Roman" w:eastAsia="宋体" w:hAnsi="Times New Roman" w:cs="Times New Roman" w:hint="eastAsia"/>
@@ -3394,7 +3137,6 @@
         </w:rPr>
         <w:t>组件的子物体数组需要清空，因为</w:t>
       </w:r>
-      <w:proofErr w:type="spellStart"/>
       <w:r>
         <w:rPr>
           <w:rFonts w:ascii="Times New Roman" w:eastAsia="宋体" w:hAnsi="Times New Roman" w:cs="Times New Roman" w:hint="eastAsia"/>
@@ -3402,7 +3144,6 @@
         </w:rPr>
         <w:t>src</w:t>
       </w:r>
-      <w:proofErr w:type="spellEnd"/>
       <w:r>
         <w:rPr>
           <w:rFonts w:ascii="Times New Roman" w:eastAsia="宋体" w:hAnsi="Times New Roman" w:cs="Times New Roman" w:hint="eastAsia"/>
@@ -3410,7 +3151,6 @@
         </w:rPr>
         <w:t>下的子物体也需要递归复制，如果不清空子物体，那么这个新节点的子物体是</w:t>
       </w:r>
-      <w:proofErr w:type="spellStart"/>
       <w:r>
         <w:rPr>
           <w:rFonts w:ascii="Times New Roman" w:eastAsia="宋体" w:hAnsi="Times New Roman" w:cs="Times New Roman" w:hint="eastAsia"/>
@@ -3418,31 +3158,13 @@
         </w:rPr>
         <w:t>src</w:t>
       </w:r>
-      <w:proofErr w:type="spellEnd"/>
-      <w:r>
-        <w:rPr>
-          <w:rFonts w:ascii="Times New Roman" w:eastAsia="宋体" w:hAnsi="Times New Roman" w:cs="Times New Roman" w:hint="eastAsia"/>
-          <w:szCs w:val="21"/>
-        </w:rPr>
-        <w:t>下的子物体，这样</w:t>
-      </w:r>
-      <w:proofErr w:type="gramStart"/>
-      <w:r>
-        <w:rPr>
-          <w:rFonts w:ascii="Times New Roman" w:eastAsia="宋体" w:hAnsi="Times New Roman" w:cs="Times New Roman" w:hint="eastAsia"/>
-          <w:szCs w:val="21"/>
-        </w:rPr>
-        <w:t>一</w:t>
-      </w:r>
-      <w:proofErr w:type="gramEnd"/>
-      <w:r>
-        <w:rPr>
-          <w:rFonts w:ascii="Times New Roman" w:eastAsia="宋体" w:hAnsi="Times New Roman" w:cs="Times New Roman" w:hint="eastAsia"/>
-          <w:szCs w:val="21"/>
-        </w:rPr>
-        <w:t>个子物体将有多个父物体，发生结构的混乱。如果</w:t>
-      </w:r>
-      <w:proofErr w:type="spellStart"/>
+      <w:r>
+        <w:rPr>
+          <w:rFonts w:ascii="Times New Roman" w:eastAsia="宋体" w:hAnsi="Times New Roman" w:cs="Times New Roman" w:hint="eastAsia"/>
+          <w:szCs w:val="21"/>
+        </w:rPr>
+        <w:t>下的子物体，这样一个子物体将有多个父物体，发生结构的混乱。如果</w:t>
+      </w:r>
       <w:r>
         <w:rPr>
           <w:rFonts w:ascii="Times New Roman" w:eastAsia="宋体" w:hAnsi="Times New Roman" w:cs="Times New Roman" w:hint="eastAsia"/>
@@ -3450,7 +3172,6 @@
         </w:rPr>
         <w:t>src</w:t>
       </w:r>
-      <w:proofErr w:type="spellEnd"/>
       <w:r>
         <w:rPr>
           <w:rFonts w:ascii="Times New Roman" w:eastAsia="宋体" w:hAnsi="Times New Roman" w:cs="Times New Roman" w:hint="eastAsia"/>
@@ -3486,7 +3207,6 @@
         </w:rPr>
         <w:t>的子物体数组中添加这个新节点。最后开始递归处理，遍历</w:t>
       </w:r>
-      <w:proofErr w:type="spellStart"/>
       <w:r>
         <w:rPr>
           <w:rFonts w:ascii="Times New Roman" w:eastAsia="宋体" w:hAnsi="Times New Roman" w:cs="Times New Roman" w:hint="eastAsia"/>
@@ -3494,7 +3214,6 @@
         </w:rPr>
         <w:t>src</w:t>
       </w:r>
-      <w:proofErr w:type="spellEnd"/>
       <w:r>
         <w:rPr>
           <w:rFonts w:ascii="Times New Roman" w:eastAsia="宋体" w:hAnsi="Times New Roman" w:cs="Times New Roman" w:hint="eastAsia"/>
@@ -3502,7 +3221,6 @@
         </w:rPr>
         <w:t>节点的所有子节点，递归调用时，</w:t>
       </w:r>
-      <w:proofErr w:type="spellStart"/>
       <w:r>
         <w:rPr>
           <w:rFonts w:ascii="Times New Roman" w:eastAsia="宋体" w:hAnsi="Times New Roman" w:cs="Times New Roman" w:hint="eastAsia"/>
@@ -3510,7 +3228,6 @@
         </w:rPr>
         <w:t>src</w:t>
       </w:r>
-      <w:proofErr w:type="spellEnd"/>
       <w:r>
         <w:rPr>
           <w:rFonts w:ascii="Times New Roman" w:eastAsia="宋体" w:hAnsi="Times New Roman" w:cs="Times New Roman" w:hint="eastAsia"/>
@@ -3518,7 +3235,6 @@
         </w:rPr>
         <w:t>参数传入</w:t>
       </w:r>
-      <w:proofErr w:type="spellStart"/>
       <w:r>
         <w:rPr>
           <w:rFonts w:ascii="Times New Roman" w:eastAsia="宋体" w:hAnsi="Times New Roman" w:cs="Times New Roman" w:hint="eastAsia"/>
@@ -3526,7 +3242,6 @@
         </w:rPr>
         <w:t>src</w:t>
       </w:r>
-      <w:proofErr w:type="spellEnd"/>
       <w:r>
         <w:rPr>
           <w:rFonts w:ascii="Times New Roman" w:eastAsia="宋体" w:hAnsi="Times New Roman" w:cs="Times New Roman" w:hint="eastAsia"/>
@@ -3548,7 +3263,6 @@
         </w:rPr>
         <w:t>参数传入刚才创建的新节点，这样在复制完成后，由</w:t>
       </w:r>
-      <w:proofErr w:type="spellStart"/>
       <w:r>
         <w:rPr>
           <w:rFonts w:ascii="Times New Roman" w:eastAsia="宋体" w:hAnsi="Times New Roman" w:cs="Times New Roman" w:hint="eastAsia"/>
@@ -3556,7 +3270,6 @@
         </w:rPr>
         <w:t>src</w:t>
       </w:r>
-      <w:proofErr w:type="spellEnd"/>
       <w:r>
         <w:rPr>
           <w:rFonts w:ascii="Times New Roman" w:eastAsia="宋体" w:hAnsi="Times New Roman" w:cs="Times New Roman" w:hint="eastAsia"/>
@@ -3650,7 +3363,7 @@
       <w:pPr>
         <w:ind w:firstLineChars="200" w:firstLine="420"/>
         <w:rPr>
-          <w:rFonts w:ascii="Times New Roman" w:eastAsia="宋体" w:hAnsi="Times New Roman" w:cs="Times New Roman" w:hint="eastAsia"/>
+          <w:rFonts w:ascii="Times New Roman" w:eastAsia="宋体" w:hAnsi="Times New Roman" w:cs="Times New Roman"/>
           <w:szCs w:val="21"/>
         </w:rPr>
       </w:pPr>
@@ -3661,7 +3374,6 @@
         </w:rPr>
         <w:t>主要将</w:t>
       </w:r>
-      <w:proofErr w:type="spellStart"/>
       <w:r>
         <w:rPr>
           <w:rFonts w:ascii="Times New Roman" w:eastAsia="宋体" w:hAnsi="Times New Roman" w:cs="Times New Roman" w:hint="eastAsia"/>
@@ -3669,7 +3381,6 @@
         </w:rPr>
         <w:t>ProjectionType</w:t>
       </w:r>
-      <w:proofErr w:type="spellEnd"/>
       <w:r>
         <w:rPr>
           <w:rFonts w:ascii="Times New Roman" w:eastAsia="宋体" w:hAnsi="Times New Roman" w:cs="Times New Roman" w:hint="eastAsia"/>
@@ -3719,7 +3430,6 @@
         </w:rPr>
         <w:t>模式后，编辑器相机的</w:t>
       </w:r>
-      <w:proofErr w:type="spellStart"/>
       <w:r>
         <w:rPr>
           <w:rFonts w:ascii="Times New Roman" w:eastAsia="宋体" w:hAnsi="Times New Roman" w:cs="Times New Roman" w:hint="eastAsia"/>
@@ -3727,7 +3437,6 @@
         </w:rPr>
         <w:t>ProjectionType</w:t>
       </w:r>
-      <w:proofErr w:type="spellEnd"/>
       <w:r>
         <w:rPr>
           <w:rFonts w:ascii="Times New Roman" w:eastAsia="宋体" w:hAnsi="Times New Roman" w:cs="Times New Roman" w:hint="eastAsia"/>
@@ -3775,6 +3484,7 @@
       <w:r>
         <w:rPr>
           <w:rFonts w:ascii="Times New Roman" w:eastAsia="宋体" w:hAnsi="Times New Roman" w:cs="Times New Roman"/>
+          <w:noProof/>
           <w:szCs w:val="21"/>
         </w:rPr>
         <w:drawing>
@@ -3847,16 +3557,16 @@
       <w:pPr>
         <w:jc w:val="center"/>
         <w:rPr>
-          <w:rFonts w:ascii="Times New Roman" w:eastAsia="宋体" w:hAnsi="Times New Roman" w:cs="Times New Roman" w:hint="eastAsia"/>
-          <w:szCs w:val="21"/>
-        </w:rPr>
-      </w:pPr>
-      <w:r>
-        <w:rPr>
-          <w:rFonts w:ascii="Times New Roman" w:eastAsia="宋体" w:hAnsi="Times New Roman" w:cs="Times New Roman"/>
-          <w:szCs w:val="21"/>
-        </w:rPr>
-        <w:lastRenderedPageBreak/>
+          <w:rFonts w:ascii="Times New Roman" w:eastAsia="宋体" w:hAnsi="Times New Roman" w:cs="Times New Roman"/>
+          <w:szCs w:val="21"/>
+        </w:rPr>
+      </w:pPr>
+      <w:r>
+        <w:rPr>
+          <w:rFonts w:ascii="Times New Roman" w:eastAsia="宋体" w:hAnsi="Times New Roman" w:cs="Times New Roman"/>
+          <w:noProof/>
+          <w:szCs w:val="21"/>
+        </w:rPr>
         <w:drawing>
           <wp:inline distT="0" distB="0" distL="0" distR="0" wp14:anchorId="064118CF" wp14:editId="318AFFF6">
             <wp:extent cx="5274310" cy="4848860"/>
@@ -3974,23 +3684,13 @@
         </w:rPr>
         <w:t>Mesh</w:t>
       </w:r>
-      <w:proofErr w:type="gramStart"/>
-      <w:r>
-        <w:rPr>
-          <w:rFonts w:ascii="Times New Roman" w:eastAsia="宋体" w:hAnsi="Times New Roman" w:cs="Times New Roman" w:hint="eastAsia"/>
-          <w:szCs w:val="21"/>
-        </w:rPr>
-        <w:t>基类提供</w:t>
-      </w:r>
-      <w:proofErr w:type="gramEnd"/>
-      <w:r>
-        <w:rPr>
-          <w:rFonts w:ascii="Times New Roman" w:eastAsia="宋体" w:hAnsi="Times New Roman" w:cs="Times New Roman" w:hint="eastAsia"/>
-          <w:szCs w:val="21"/>
-        </w:rPr>
-        <w:t>接口，</w:t>
-      </w:r>
-      <w:proofErr w:type="spellStart"/>
+      <w:r>
+        <w:rPr>
+          <w:rFonts w:ascii="Times New Roman" w:eastAsia="宋体" w:hAnsi="Times New Roman" w:cs="Times New Roman" w:hint="eastAsia"/>
+          <w:szCs w:val="21"/>
+        </w:rPr>
+        <w:t>基类提供接口，</w:t>
+      </w:r>
       <w:r>
         <w:rPr>
           <w:rFonts w:ascii="Times New Roman" w:eastAsia="宋体" w:hAnsi="Times New Roman" w:cs="Times New Roman" w:hint="eastAsia"/>
@@ -3998,7 +3698,6 @@
         </w:rPr>
         <w:t>BatchMesh</w:t>
       </w:r>
-      <w:proofErr w:type="spellEnd"/>
       <w:r>
         <w:rPr>
           <w:rFonts w:ascii="Times New Roman" w:eastAsia="宋体" w:hAnsi="Times New Roman" w:cs="Times New Roman" w:hint="eastAsia"/>
@@ -4006,7 +3705,6 @@
         </w:rPr>
         <w:t>（可合批网格）与</w:t>
       </w:r>
-      <w:proofErr w:type="spellStart"/>
       <w:r>
         <w:rPr>
           <w:rFonts w:ascii="Times New Roman" w:eastAsia="宋体" w:hAnsi="Times New Roman" w:cs="Times New Roman" w:hint="eastAsia"/>
@@ -4014,7 +3712,6 @@
         </w:rPr>
         <w:t>UniqueMesh</w:t>
       </w:r>
-      <w:proofErr w:type="spellEnd"/>
       <w:r>
         <w:rPr>
           <w:rFonts w:ascii="Times New Roman" w:eastAsia="宋体" w:hAnsi="Times New Roman" w:cs="Times New Roman" w:hint="eastAsia"/>
@@ -4045,7 +3742,6 @@
           <w:szCs w:val="21"/>
         </w:rPr>
       </w:pPr>
-      <w:proofErr w:type="spellStart"/>
       <w:r>
         <w:rPr>
           <w:rFonts w:ascii="Times New Roman" w:eastAsia="宋体" w:hAnsi="Times New Roman" w:cs="Times New Roman" w:hint="eastAsia"/>
@@ -4053,7 +3749,6 @@
         </w:rPr>
         <w:t>UniqueMesh</w:t>
       </w:r>
-      <w:proofErr w:type="spellEnd"/>
       <w:r>
         <w:rPr>
           <w:rFonts w:ascii="Times New Roman" w:eastAsia="宋体" w:hAnsi="Times New Roman" w:cs="Times New Roman" w:hint="eastAsia"/>
@@ -4061,7 +3756,6 @@
         </w:rPr>
         <w:t>比</w:t>
       </w:r>
-      <w:proofErr w:type="spellStart"/>
       <w:r>
         <w:rPr>
           <w:rFonts w:ascii="Times New Roman" w:eastAsia="宋体" w:hAnsi="Times New Roman" w:cs="Times New Roman" w:hint="eastAsia"/>
@@ -4069,7 +3763,6 @@
         </w:rPr>
         <w:t>BatchMesh</w:t>
       </w:r>
-      <w:proofErr w:type="spellEnd"/>
       <w:r>
         <w:rPr>
           <w:rFonts w:ascii="Times New Roman" w:eastAsia="宋体" w:hAnsi="Times New Roman" w:cs="Times New Roman" w:hint="eastAsia"/>
@@ -4119,7 +3812,6 @@
         </w:rPr>
         <w:t>，在渲染时读取，每个</w:t>
       </w:r>
-      <w:proofErr w:type="spellStart"/>
       <w:r>
         <w:rPr>
           <w:rFonts w:ascii="Times New Roman" w:eastAsia="宋体" w:hAnsi="Times New Roman" w:cs="Times New Roman" w:hint="eastAsia"/>
@@ -4127,7 +3819,6 @@
         </w:rPr>
         <w:t>UniqueMesh</w:t>
       </w:r>
-      <w:proofErr w:type="spellEnd"/>
       <w:r>
         <w:rPr>
           <w:rFonts w:ascii="Times New Roman" w:eastAsia="宋体" w:hAnsi="Times New Roman" w:cs="Times New Roman" w:hint="eastAsia"/>
@@ -4149,7 +3840,6 @@
         </w:rPr>
         <w:t>。</w:t>
       </w:r>
-      <w:proofErr w:type="spellStart"/>
       <w:r>
         <w:rPr>
           <w:rFonts w:ascii="Times New Roman" w:eastAsia="宋体" w:hAnsi="Times New Roman" w:cs="Times New Roman" w:hint="eastAsia"/>
@@ -4157,47 +3847,13 @@
         </w:rPr>
         <w:t>BatchMesh</w:t>
       </w:r>
-      <w:proofErr w:type="spellEnd"/>
-      <w:r>
-        <w:rPr>
-          <w:rFonts w:ascii="Times New Roman" w:eastAsia="宋体" w:hAnsi="Times New Roman" w:cs="Times New Roman" w:hint="eastAsia"/>
-          <w:szCs w:val="21"/>
-        </w:rPr>
-        <w:t>的顶点数据信息只有顶点坐标和纹理坐标，其它的数据（例如颜色，纹理缩放系数）全部在</w:t>
-      </w:r>
-      <w:proofErr w:type="gramStart"/>
-      <w:r>
-        <w:rPr>
-          <w:rFonts w:ascii="Times New Roman" w:eastAsia="宋体" w:hAnsi="Times New Roman" w:cs="Times New Roman" w:hint="eastAsia"/>
-          <w:szCs w:val="21"/>
-        </w:rPr>
-        <w:t>渲染器</w:t>
-      </w:r>
-      <w:proofErr w:type="gramEnd"/>
-      <w:r>
-        <w:rPr>
-          <w:rFonts w:ascii="Times New Roman" w:eastAsia="宋体" w:hAnsi="Times New Roman" w:cs="Times New Roman" w:hint="eastAsia"/>
-          <w:szCs w:val="21"/>
-        </w:rPr>
-        <w:t>中统</w:t>
-      </w:r>
-      <w:proofErr w:type="gramStart"/>
-      <w:r>
-        <w:rPr>
-          <w:rFonts w:ascii="Times New Roman" w:eastAsia="宋体" w:hAnsi="Times New Roman" w:cs="Times New Roman" w:hint="eastAsia"/>
-          <w:szCs w:val="21"/>
-        </w:rPr>
-        <w:t>一</w:t>
-      </w:r>
-      <w:proofErr w:type="gramEnd"/>
-      <w:r>
-        <w:rPr>
-          <w:rFonts w:ascii="Times New Roman" w:eastAsia="宋体" w:hAnsi="Times New Roman" w:cs="Times New Roman" w:hint="eastAsia"/>
-          <w:szCs w:val="21"/>
-        </w:rPr>
-        <w:t>处理，按照顶点属性的布局逐个填入批处理缓冲区中。与之不同的是，</w:t>
-      </w:r>
-      <w:proofErr w:type="spellStart"/>
+      <w:r>
+        <w:rPr>
+          <w:rFonts w:ascii="Times New Roman" w:eastAsia="宋体" w:hAnsi="Times New Roman" w:cs="Times New Roman" w:hint="eastAsia"/>
+          <w:szCs w:val="21"/>
+        </w:rPr>
+        <w:t>的顶点数据信息只有顶点坐标和纹理坐标，其它的数据（例如颜色，纹理缩放系数）全部在渲染器中统一处理，按照顶点属性的布局逐个填入批处理缓冲区中。与之不同的是，</w:t>
+      </w:r>
       <w:r>
         <w:rPr>
           <w:rFonts w:ascii="Times New Roman" w:eastAsia="宋体" w:hAnsi="Times New Roman" w:cs="Times New Roman" w:hint="eastAsia"/>
@@ -4205,7 +3861,6 @@
         </w:rPr>
         <w:t>UniqueMesh</w:t>
       </w:r>
-      <w:proofErr w:type="spellEnd"/>
       <w:r>
         <w:rPr>
           <w:rFonts w:ascii="Times New Roman" w:eastAsia="宋体" w:hAnsi="Times New Roman" w:cs="Times New Roman" w:hint="eastAsia"/>
@@ -4325,7 +3980,6 @@
         </w:rPr>
         <w:t>中的内容。</w:t>
       </w:r>
-      <w:proofErr w:type="spellStart"/>
       <w:r>
         <w:rPr>
           <w:rFonts w:ascii="Times New Roman" w:eastAsia="宋体" w:hAnsi="Times New Roman" w:cs="Times New Roman" w:hint="eastAsia"/>
@@ -4333,7 +3987,6 @@
         </w:rPr>
         <w:t>UniqueMesh</w:t>
       </w:r>
-      <w:proofErr w:type="spellEnd"/>
       <w:r>
         <w:rPr>
           <w:rFonts w:ascii="Times New Roman" w:eastAsia="宋体" w:hAnsi="Times New Roman" w:cs="Times New Roman" w:hint="eastAsia"/>
@@ -4341,7 +3994,6 @@
         </w:rPr>
         <w:t>中的</w:t>
       </w:r>
-      <w:proofErr w:type="spellStart"/>
       <w:r>
         <w:rPr>
           <w:rFonts w:ascii="Times New Roman" w:eastAsia="宋体" w:hAnsi="Times New Roman" w:cs="Times New Roman" w:hint="eastAsia"/>
@@ -4349,7 +4001,6 @@
         </w:rPr>
         <w:t>m_VerticesPositions</w:t>
       </w:r>
-      <w:proofErr w:type="spellEnd"/>
       <w:r>
         <w:rPr>
           <w:rFonts w:ascii="Times New Roman" w:eastAsia="宋体" w:hAnsi="Times New Roman" w:cs="Times New Roman" w:hint="eastAsia"/>
@@ -4357,7 +4008,6 @@
         </w:rPr>
         <w:t>和</w:t>
       </w:r>
-      <w:proofErr w:type="spellStart"/>
       <w:r>
         <w:rPr>
           <w:rFonts w:ascii="Times New Roman" w:eastAsia="宋体" w:hAnsi="Times New Roman" w:cs="Times New Roman" w:hint="eastAsia"/>
@@ -4365,7 +4015,6 @@
         </w:rPr>
         <w:t>m_TextureCoords</w:t>
       </w:r>
-      <w:proofErr w:type="spellEnd"/>
       <w:r>
         <w:rPr>
           <w:rFonts w:ascii="Times New Roman" w:eastAsia="宋体" w:hAnsi="Times New Roman" w:cs="Times New Roman" w:hint="eastAsia"/>
@@ -4373,7 +4022,6 @@
         </w:rPr>
         <w:t>是顶点信息的一部分，为了与</w:t>
       </w:r>
-      <w:proofErr w:type="spellStart"/>
       <w:r>
         <w:rPr>
           <w:rFonts w:ascii="Times New Roman" w:eastAsia="宋体" w:hAnsi="Times New Roman" w:cs="Times New Roman" w:hint="eastAsia"/>
@@ -4381,7 +4029,6 @@
         </w:rPr>
         <w:t>BatchMesh</w:t>
       </w:r>
-      <w:proofErr w:type="spellEnd"/>
       <w:r>
         <w:rPr>
           <w:rFonts w:ascii="Times New Roman" w:eastAsia="宋体" w:hAnsi="Times New Roman" w:cs="Times New Roman" w:hint="eastAsia"/>
@@ -4389,7 +4036,6 @@
         </w:rPr>
         <w:t>的方法保持一致，后期可能会用到，目前暂时全程保持为空。</w:t>
       </w:r>
-      <w:proofErr w:type="spellStart"/>
       <w:r>
         <w:rPr>
           <w:rFonts w:ascii="Times New Roman" w:eastAsia="宋体" w:hAnsi="Times New Roman" w:cs="Times New Roman" w:hint="eastAsia"/>
@@ -4397,7 +4043,6 @@
         </w:rPr>
         <w:t>UniqueMesh</w:t>
       </w:r>
-      <w:proofErr w:type="spellEnd"/>
       <w:r>
         <w:rPr>
           <w:rFonts w:ascii="Times New Roman" w:eastAsia="宋体" w:hAnsi="Times New Roman" w:cs="Times New Roman" w:hint="eastAsia"/>
@@ -4447,7 +4092,6 @@
         </w:rPr>
         <w:t>。</w:t>
       </w:r>
-      <w:proofErr w:type="spellStart"/>
       <w:r>
         <w:rPr>
           <w:rFonts w:ascii="Times New Roman" w:eastAsia="宋体" w:hAnsi="Times New Roman" w:cs="Times New Roman" w:hint="eastAsia"/>
@@ -4455,7 +4099,6 @@
         </w:rPr>
         <w:t>UniqueMesh</w:t>
       </w:r>
-      <w:proofErr w:type="spellEnd"/>
       <w:r>
         <w:rPr>
           <w:rFonts w:ascii="Times New Roman" w:eastAsia="宋体" w:hAnsi="Times New Roman" w:cs="Times New Roman" w:hint="eastAsia"/>
@@ -4463,7 +4106,6 @@
         </w:rPr>
         <w:t>还含有一个纹理数组，因为读取模型时，模型的每个网格都可能含有多张纹理，例如颜色纹理，高光贴图，法线贴图等，所以需要存成一个数组，但目前引擎中并没有复杂的光照算法，所以暂时只使用了颜色纹理，着色器中也只定义了一个纹理采样器。</w:t>
       </w:r>
-      <w:proofErr w:type="spellStart"/>
       <w:r>
         <w:rPr>
           <w:rFonts w:ascii="Times New Roman" w:eastAsia="宋体" w:hAnsi="Times New Roman" w:cs="Times New Roman" w:hint="eastAsia"/>
@@ -4471,7 +4113,6 @@
         </w:rPr>
         <w:t>UniqueMesh</w:t>
       </w:r>
-      <w:proofErr w:type="spellEnd"/>
       <w:r>
         <w:rPr>
           <w:rFonts w:ascii="Times New Roman" w:eastAsia="宋体" w:hAnsi="Times New Roman" w:cs="Times New Roman" w:hint="eastAsia"/>
@@ -4563,7 +4204,6 @@
           <w:szCs w:val="24"/>
         </w:rPr>
       </w:pPr>
-      <w:proofErr w:type="spellStart"/>
       <w:r>
         <w:rPr>
           <w:rFonts w:ascii="Times New Roman" w:eastAsia="宋体" w:hAnsi="Times New Roman" w:cs="Times New Roman" w:hint="eastAsia"/>
@@ -4575,7 +4215,6 @@
         </w:rPr>
         <w:t>UniqueMesh</w:t>
       </w:r>
-      <w:proofErr w:type="spellEnd"/>
       <w:r>
         <w:rPr>
           <w:rFonts w:ascii="Times New Roman" w:eastAsia="宋体" w:hAnsi="Times New Roman" w:cs="Times New Roman" w:hint="eastAsia"/>
@@ -4617,7 +4256,6 @@
         </w:rPr>
         <w:t>类中的</w:t>
       </w:r>
-      <w:proofErr w:type="spellStart"/>
       <w:r>
         <w:rPr>
           <w:rFonts w:ascii="Times New Roman" w:eastAsia="宋体" w:hAnsi="Times New Roman" w:cs="Times New Roman" w:hint="eastAsia"/>
@@ -4625,7 +4263,6 @@
         </w:rPr>
         <w:t>BeginScene</w:t>
       </w:r>
-      <w:proofErr w:type="spellEnd"/>
       <w:r>
         <w:rPr>
           <w:rFonts w:ascii="Times New Roman" w:eastAsia="宋体" w:hAnsi="Times New Roman" w:cs="Times New Roman" w:hint="eastAsia"/>
@@ -4633,7 +4270,6 @@
         </w:rPr>
         <w:t>函数改为</w:t>
       </w:r>
-      <w:proofErr w:type="spellStart"/>
       <w:r>
         <w:rPr>
           <w:rFonts w:ascii="Times New Roman" w:eastAsia="宋体" w:hAnsi="Times New Roman" w:cs="Times New Roman" w:hint="eastAsia"/>
@@ -4641,7 +4277,6 @@
         </w:rPr>
         <w:t>BeginBatch</w:t>
       </w:r>
-      <w:proofErr w:type="spellEnd"/>
       <w:r>
         <w:rPr>
           <w:rFonts w:ascii="Times New Roman" w:eastAsia="宋体" w:hAnsi="Times New Roman" w:cs="Times New Roman" w:hint="eastAsia"/>
@@ -4649,7 +4284,6 @@
         </w:rPr>
         <w:t>和</w:t>
       </w:r>
-      <w:proofErr w:type="spellStart"/>
       <w:r>
         <w:rPr>
           <w:rFonts w:ascii="Times New Roman" w:eastAsia="宋体" w:hAnsi="Times New Roman" w:cs="Times New Roman" w:hint="eastAsia"/>
@@ -4657,7 +4291,6 @@
         </w:rPr>
         <w:t>BeginUnique</w:t>
       </w:r>
-      <w:proofErr w:type="spellEnd"/>
       <w:r>
         <w:rPr>
           <w:rFonts w:ascii="Times New Roman" w:eastAsia="宋体" w:hAnsi="Times New Roman" w:cs="Times New Roman" w:hint="eastAsia"/>
@@ -4763,7 +4396,6 @@
         </w:rPr>
         <w:t>端进行，所以</w:t>
       </w:r>
-      <w:proofErr w:type="spellStart"/>
       <w:r>
         <w:rPr>
           <w:rFonts w:ascii="Times New Roman" w:eastAsia="宋体" w:hAnsi="Times New Roman" w:cs="Times New Roman" w:hint="eastAsia"/>
@@ -4771,7 +4403,6 @@
         </w:rPr>
         <w:t>BeginUnique</w:t>
       </w:r>
-      <w:proofErr w:type="spellEnd"/>
       <w:r>
         <w:rPr>
           <w:rFonts w:ascii="Times New Roman" w:eastAsia="宋体" w:hAnsi="Times New Roman" w:cs="Times New Roman" w:hint="eastAsia"/>
@@ -4844,7 +4475,6 @@
         </w:rPr>
         <w:t>类中增加了</w:t>
       </w:r>
-      <w:proofErr w:type="spellStart"/>
       <w:r>
         <w:rPr>
           <w:rFonts w:ascii="Times New Roman" w:eastAsia="宋体" w:hAnsi="Times New Roman" w:cs="Times New Roman" w:hint="eastAsia"/>
@@ -4852,7 +4482,6 @@
         </w:rPr>
         <w:t>m_UniqueMeshInfos</w:t>
       </w:r>
-      <w:proofErr w:type="spellEnd"/>
       <w:r>
         <w:rPr>
           <w:rFonts w:ascii="Times New Roman" w:eastAsia="宋体" w:hAnsi="Times New Roman" w:cs="Times New Roman" w:hint="eastAsia"/>
@@ -4888,7 +4517,6 @@
         </w:rPr>
         <w:t>类型是</w:t>
       </w:r>
-      <w:proofErr w:type="spellStart"/>
       <w:r>
         <w:rPr>
           <w:rFonts w:ascii="Times New Roman" w:eastAsia="宋体" w:hAnsi="Times New Roman" w:cs="Times New Roman" w:hint="eastAsia"/>
@@ -4896,7 +4524,6 @@
         </w:rPr>
         <w:t>StaticUnique</w:t>
       </w:r>
-      <w:proofErr w:type="spellEnd"/>
       <w:r>
         <w:rPr>
           <w:rFonts w:ascii="Times New Roman" w:eastAsia="宋体" w:hAnsi="Times New Roman" w:cs="Times New Roman" w:hint="eastAsia"/>
@@ -4904,7 +4531,6 @@
         </w:rPr>
         <w:t>，就说明是不可合批物体，将它的信息放入</w:t>
       </w:r>
-      <w:proofErr w:type="spellStart"/>
       <w:r>
         <w:rPr>
           <w:rFonts w:ascii="Times New Roman" w:eastAsia="宋体" w:hAnsi="Times New Roman" w:cs="Times New Roman" w:hint="eastAsia"/>
@@ -4912,7 +4538,6 @@
         </w:rPr>
         <w:t>m_UniqueMeshInfos</w:t>
       </w:r>
-      <w:proofErr w:type="spellEnd"/>
       <w:r>
         <w:rPr>
           <w:rFonts w:ascii="Times New Roman" w:eastAsia="宋体" w:hAnsi="Times New Roman" w:cs="Times New Roman" w:hint="eastAsia"/>
@@ -4920,7 +4545,6 @@
         </w:rPr>
         <w:t>数组。其实可以在遍历到不可合批物体时直接调用绘制函数，但考虑到之后可能要处理透明物体，涉及到不同的渲染队列，所以使用了存储到数组中再统一绘制的方式。当场景遍历完成后，所有的不可合批物体就会进入</w:t>
       </w:r>
-      <w:proofErr w:type="spellStart"/>
       <w:r>
         <w:rPr>
           <w:rFonts w:ascii="Times New Roman" w:eastAsia="宋体" w:hAnsi="Times New Roman" w:cs="Times New Roman" w:hint="eastAsia"/>
@@ -4928,7 +4552,6 @@
         </w:rPr>
         <w:t>m_UniqueMeshInfos</w:t>
       </w:r>
-      <w:proofErr w:type="spellEnd"/>
       <w:r>
         <w:rPr>
           <w:rFonts w:ascii="Times New Roman" w:eastAsia="宋体" w:hAnsi="Times New Roman" w:cs="Times New Roman" w:hint="eastAsia"/>
@@ -4950,7 +4573,6 @@
         </w:rPr>
         <w:t>对象进入</w:t>
       </w:r>
-      <w:proofErr w:type="spellStart"/>
       <w:r>
         <w:rPr>
           <w:rFonts w:ascii="Times New Roman" w:eastAsia="宋体" w:hAnsi="Times New Roman" w:cs="Times New Roman" w:hint="eastAsia"/>
@@ -4958,29 +4580,12 @@
         </w:rPr>
         <w:t>m_BatchGroups</w:t>
       </w:r>
-      <w:proofErr w:type="spellEnd"/>
-      <w:r>
-        <w:rPr>
-          <w:rFonts w:ascii="Times New Roman" w:eastAsia="宋体" w:hAnsi="Times New Roman" w:cs="Times New Roman" w:hint="eastAsia"/>
-          <w:szCs w:val="21"/>
-        </w:rPr>
-        <w:t>哈希表。然后分别遍历数组和哈希表，绘制不可合批物体和</w:t>
-      </w:r>
-      <w:proofErr w:type="gramStart"/>
-      <w:r>
-        <w:rPr>
-          <w:rFonts w:ascii="Times New Roman" w:eastAsia="宋体" w:hAnsi="Times New Roman" w:cs="Times New Roman" w:hint="eastAsia"/>
-          <w:szCs w:val="21"/>
-        </w:rPr>
-        <w:t>可</w:t>
-      </w:r>
-      <w:proofErr w:type="gramEnd"/>
-      <w:r>
-        <w:rPr>
-          <w:rFonts w:ascii="Times New Roman" w:eastAsia="宋体" w:hAnsi="Times New Roman" w:cs="Times New Roman" w:hint="eastAsia"/>
-          <w:szCs w:val="21"/>
-        </w:rPr>
-        <w:t>合批物体。</w:t>
+      <w:r>
+        <w:rPr>
+          <w:rFonts w:ascii="Times New Roman" w:eastAsia="宋体" w:hAnsi="Times New Roman" w:cs="Times New Roman" w:hint="eastAsia"/>
+          <w:szCs w:val="21"/>
+        </w:rPr>
+        <w:t>哈希表。然后分别遍历数组和哈希表，绘制不可合批物体和可合批物体。</w:t>
       </w:r>
     </w:p>
     <w:p>
@@ -5005,7 +4610,6 @@
         </w:rPr>
         <w:t>中的</w:t>
       </w:r>
-      <w:proofErr w:type="spellStart"/>
       <w:r>
         <w:rPr>
           <w:rFonts w:ascii="Times New Roman" w:eastAsia="宋体" w:hAnsi="Times New Roman" w:cs="Times New Roman" w:hint="eastAsia"/>
@@ -5013,7 +4617,6 @@
         </w:rPr>
         <w:t>DrawUnique</w:t>
       </w:r>
-      <w:proofErr w:type="spellEnd"/>
       <w:r>
         <w:rPr>
           <w:rFonts w:ascii="Times New Roman" w:eastAsia="宋体" w:hAnsi="Times New Roman" w:cs="Times New Roman" w:hint="eastAsia"/>
@@ -5021,7 +4624,6 @@
         </w:rPr>
         <w:t>函数暂时简单处理了，正常来说纹理应该存储在</w:t>
       </w:r>
-      <w:proofErr w:type="spellStart"/>
       <w:r>
         <w:rPr>
           <w:rFonts w:ascii="Times New Roman" w:eastAsia="宋体" w:hAnsi="Times New Roman" w:cs="Times New Roman" w:hint="eastAsia"/>
@@ -5029,7 +4631,6 @@
         </w:rPr>
         <w:t>MeshRenderer</w:t>
       </w:r>
-      <w:proofErr w:type="spellEnd"/>
       <w:r>
         <w:rPr>
           <w:rFonts w:ascii="Times New Roman" w:eastAsia="宋体" w:hAnsi="Times New Roman" w:cs="Times New Roman" w:hint="eastAsia"/>
@@ -5051,7 +4652,6 @@
         </w:rPr>
         <w:t>对象中，等待完善了材质系统，纹理再统一存储在</w:t>
       </w:r>
-      <w:proofErr w:type="spellStart"/>
       <w:r>
         <w:rPr>
           <w:rFonts w:ascii="Times New Roman" w:eastAsia="宋体" w:hAnsi="Times New Roman" w:cs="Times New Roman" w:hint="eastAsia"/>
@@ -5059,7 +4659,6 @@
         </w:rPr>
         <w:t>MeshRenderer</w:t>
       </w:r>
-      <w:proofErr w:type="spellEnd"/>
       <w:r>
         <w:rPr>
           <w:rFonts w:ascii="Times New Roman" w:eastAsia="宋体" w:hAnsi="Times New Roman" w:cs="Times New Roman" w:hint="eastAsia"/>
@@ -5067,7 +4666,6 @@
         </w:rPr>
         <w:t>中。总之，目前在</w:t>
       </w:r>
-      <w:proofErr w:type="spellStart"/>
       <w:r>
         <w:rPr>
           <w:rFonts w:ascii="Times New Roman" w:eastAsia="宋体" w:hAnsi="Times New Roman" w:cs="Times New Roman" w:hint="eastAsia"/>
@@ -5075,7 +4673,6 @@
         </w:rPr>
         <w:t>DrawUnique</w:t>
       </w:r>
-      <w:proofErr w:type="spellEnd"/>
       <w:r>
         <w:rPr>
           <w:rFonts w:ascii="Times New Roman" w:eastAsia="宋体" w:hAnsi="Times New Roman" w:cs="Times New Roman" w:hint="eastAsia"/>
@@ -5264,7 +4861,6 @@
         </w:rPr>
         <w:t>类是一个静态类，无需实例化即可使用。本项目使用</w:t>
       </w:r>
-      <w:proofErr w:type="spellStart"/>
       <w:r>
         <w:rPr>
           <w:rFonts w:ascii="Times New Roman" w:eastAsia="宋体" w:hAnsi="Times New Roman" w:cs="Times New Roman" w:hint="eastAsia"/>
@@ -5272,7 +4868,6 @@
         </w:rPr>
         <w:t>assimp</w:t>
       </w:r>
-      <w:proofErr w:type="spellEnd"/>
       <w:r>
         <w:rPr>
           <w:rFonts w:ascii="Times New Roman" w:eastAsia="宋体" w:hAnsi="Times New Roman" w:cs="Times New Roman" w:hint="eastAsia"/>
@@ -5280,7 +4875,6 @@
         </w:rPr>
         <w:t>库进行模型读取，参考了</w:t>
       </w:r>
-      <w:proofErr w:type="spellStart"/>
       <w:r>
         <w:rPr>
           <w:rFonts w:ascii="Times New Roman" w:eastAsia="宋体" w:hAnsi="Times New Roman" w:cs="Times New Roman" w:hint="eastAsia"/>
@@ -5288,7 +4882,6 @@
         </w:rPr>
         <w:t>LearnOpenGL</w:t>
       </w:r>
-      <w:proofErr w:type="spellEnd"/>
       <w:r>
         <w:rPr>
           <w:rFonts w:ascii="Times New Roman" w:eastAsia="宋体" w:hAnsi="Times New Roman" w:cs="Times New Roman" w:hint="eastAsia"/>
@@ -5296,7 +4889,6 @@
         </w:rPr>
         <w:t>。</w:t>
       </w:r>
-      <w:proofErr w:type="spellStart"/>
       <w:r>
         <w:rPr>
           <w:rFonts w:ascii="Times New Roman" w:eastAsia="宋体" w:hAnsi="Times New Roman" w:cs="Times New Roman"/>
@@ -5311,7 +4903,6 @@
         </w:rPr>
         <w:t>ssimp</w:t>
       </w:r>
-      <w:proofErr w:type="spellEnd"/>
       <w:r>
         <w:rPr>
           <w:rFonts w:ascii="Times New Roman" w:eastAsia="宋体" w:hAnsi="Times New Roman" w:cs="Times New Roman" w:hint="eastAsia"/>
@@ -5319,7 +4910,6 @@
         </w:rPr>
         <w:t>将模型解析为树形节点，每个节点可以有多个孩子，每个节点可以含网格，也可以不含网格。含网格的节点是需要渲染的，解析出来就是一个带有</w:t>
       </w:r>
-      <w:proofErr w:type="spellStart"/>
       <w:r>
         <w:rPr>
           <w:rFonts w:ascii="Times New Roman" w:eastAsia="宋体" w:hAnsi="Times New Roman" w:cs="Times New Roman" w:hint="eastAsia"/>
@@ -5327,7 +4917,6 @@
         </w:rPr>
         <w:t>MeshFilter</w:t>
       </w:r>
-      <w:proofErr w:type="spellEnd"/>
       <w:r>
         <w:rPr>
           <w:rFonts w:ascii="Times New Roman" w:eastAsia="宋体" w:hAnsi="Times New Roman" w:cs="Times New Roman" w:hint="eastAsia"/>
@@ -5335,7 +4924,6 @@
         </w:rPr>
         <w:t>和</w:t>
       </w:r>
-      <w:proofErr w:type="spellStart"/>
       <w:r>
         <w:rPr>
           <w:rFonts w:ascii="Times New Roman" w:eastAsia="宋体" w:hAnsi="Times New Roman" w:cs="Times New Roman" w:hint="eastAsia"/>
@@ -5343,7 +4931,6 @@
         </w:rPr>
         <w:t>MeshRenderer</w:t>
       </w:r>
-      <w:proofErr w:type="spellEnd"/>
       <w:r>
         <w:rPr>
           <w:rFonts w:ascii="Times New Roman" w:eastAsia="宋体" w:hAnsi="Times New Roman" w:cs="Times New Roman" w:hint="eastAsia"/>
@@ -5409,7 +4996,6 @@
         </w:rPr>
         <w:t>函数中调用</w:t>
       </w:r>
-      <w:proofErr w:type="spellStart"/>
       <w:r>
         <w:rPr>
           <w:rFonts w:ascii="Times New Roman" w:eastAsia="宋体" w:hAnsi="Times New Roman" w:cs="Times New Roman" w:hint="eastAsia"/>
@@ -5417,7 +5003,6 @@
         </w:rPr>
         <w:t>ProcessNode</w:t>
       </w:r>
-      <w:proofErr w:type="spellEnd"/>
       <w:r>
         <w:rPr>
           <w:rFonts w:ascii="Times New Roman" w:eastAsia="宋体" w:hAnsi="Times New Roman" w:cs="Times New Roman" w:hint="eastAsia"/>
@@ -5439,7 +5024,6 @@
         </w:rPr>
         <w:t>。</w:t>
       </w:r>
-      <w:proofErr w:type="spellStart"/>
       <w:r>
         <w:rPr>
           <w:rFonts w:ascii="Times New Roman" w:eastAsia="宋体" w:hAnsi="Times New Roman" w:cs="Times New Roman" w:hint="eastAsia"/>
@@ -5447,7 +5031,6 @@
         </w:rPr>
         <w:t>ProcessNode</w:t>
       </w:r>
-      <w:proofErr w:type="spellEnd"/>
       <w:r>
         <w:rPr>
           <w:rFonts w:ascii="Times New Roman" w:eastAsia="宋体" w:hAnsi="Times New Roman" w:cs="Times New Roman" w:hint="eastAsia"/>
@@ -5481,25 +5064,8 @@
           <w:rFonts w:ascii="Times New Roman" w:eastAsia="宋体" w:hAnsi="Times New Roman" w:cs="Times New Roman" w:hint="eastAsia"/>
           <w:szCs w:val="21"/>
         </w:rPr>
-        <w:t>组件中处理父子关系。假设该节点有一个网格，那么就在本</w:t>
-      </w:r>
-      <w:proofErr w:type="gramStart"/>
-      <w:r>
-        <w:rPr>
-          <w:rFonts w:ascii="Times New Roman" w:eastAsia="宋体" w:hAnsi="Times New Roman" w:cs="Times New Roman" w:hint="eastAsia"/>
-          <w:szCs w:val="21"/>
-        </w:rPr>
-        <w:t>层创建</w:t>
-      </w:r>
-      <w:proofErr w:type="gramEnd"/>
-      <w:r>
-        <w:rPr>
-          <w:rFonts w:ascii="Times New Roman" w:eastAsia="宋体" w:hAnsi="Times New Roman" w:cs="Times New Roman" w:hint="eastAsia"/>
-          <w:szCs w:val="21"/>
-        </w:rPr>
-        <w:t>的实体上继续添加</w:t>
-      </w:r>
-      <w:proofErr w:type="spellStart"/>
+        <w:t>组件中处理父子关系。假设该节点有一个网格，那么就在本层创建的实体上继续添加</w:t>
+      </w:r>
       <w:r>
         <w:rPr>
           <w:rFonts w:ascii="Times New Roman" w:eastAsia="宋体" w:hAnsi="Times New Roman" w:cs="Times New Roman" w:hint="eastAsia"/>
@@ -5507,7 +5073,6 @@
         </w:rPr>
         <w:t>MeshFilter</w:t>
       </w:r>
-      <w:proofErr w:type="spellEnd"/>
       <w:r>
         <w:rPr>
           <w:rFonts w:ascii="Times New Roman" w:eastAsia="宋体" w:hAnsi="Times New Roman" w:cs="Times New Roman" w:hint="eastAsia"/>
@@ -5515,7 +5080,6 @@
         </w:rPr>
         <w:t>和</w:t>
       </w:r>
-      <w:proofErr w:type="spellStart"/>
       <w:r>
         <w:rPr>
           <w:rFonts w:ascii="Times New Roman" w:eastAsia="宋体" w:hAnsi="Times New Roman" w:cs="Times New Roman" w:hint="eastAsia"/>
@@ -5523,31 +5087,13 @@
         </w:rPr>
         <w:t>MeshRenderer</w:t>
       </w:r>
-      <w:proofErr w:type="spellEnd"/>
-      <w:r>
-        <w:rPr>
-          <w:rFonts w:ascii="Times New Roman" w:eastAsia="宋体" w:hAnsi="Times New Roman" w:cs="Times New Roman" w:hint="eastAsia"/>
-          <w:szCs w:val="21"/>
-        </w:rPr>
-        <w:t>组件，假设该节点有多个网格，那么本</w:t>
-      </w:r>
-      <w:proofErr w:type="gramStart"/>
-      <w:r>
-        <w:rPr>
-          <w:rFonts w:ascii="Times New Roman" w:eastAsia="宋体" w:hAnsi="Times New Roman" w:cs="Times New Roman" w:hint="eastAsia"/>
-          <w:szCs w:val="21"/>
-        </w:rPr>
-        <w:t>层创建</w:t>
-      </w:r>
-      <w:proofErr w:type="gramEnd"/>
-      <w:r>
-        <w:rPr>
-          <w:rFonts w:ascii="Times New Roman" w:eastAsia="宋体" w:hAnsi="Times New Roman" w:cs="Times New Roman" w:hint="eastAsia"/>
-          <w:szCs w:val="21"/>
-        </w:rPr>
-        <w:t>的实体就为一个空物体，遍历该节点拥有的网格，为每个网格创建一个新实体，指定好与本层实体的父子关系，并添加</w:t>
-      </w:r>
-      <w:proofErr w:type="spellStart"/>
+      <w:r>
+        <w:rPr>
+          <w:rFonts w:ascii="Times New Roman" w:eastAsia="宋体" w:hAnsi="Times New Roman" w:cs="Times New Roman" w:hint="eastAsia"/>
+          <w:szCs w:val="21"/>
+        </w:rPr>
+        <w:t>组件，假设该节点有多个网格，那么本层创建的实体就为一个空物体，遍历该节点拥有的网格，为每个网格创建一个新实体，指定好与本层实体的父子关系，并添加</w:t>
+      </w:r>
       <w:r>
         <w:rPr>
           <w:rFonts w:ascii="Times New Roman" w:eastAsia="宋体" w:hAnsi="Times New Roman" w:cs="Times New Roman" w:hint="eastAsia"/>
@@ -5555,7 +5101,6 @@
         </w:rPr>
         <w:t>MeshFilter</w:t>
       </w:r>
-      <w:proofErr w:type="spellEnd"/>
       <w:r>
         <w:rPr>
           <w:rFonts w:ascii="Times New Roman" w:eastAsia="宋体" w:hAnsi="Times New Roman" w:cs="Times New Roman" w:hint="eastAsia"/>
@@ -5563,7 +5108,6 @@
         </w:rPr>
         <w:t>和</w:t>
       </w:r>
-      <w:proofErr w:type="spellStart"/>
       <w:r>
         <w:rPr>
           <w:rFonts w:ascii="Times New Roman" w:eastAsia="宋体" w:hAnsi="Times New Roman" w:cs="Times New Roman" w:hint="eastAsia"/>
@@ -5571,7 +5115,6 @@
         </w:rPr>
         <w:t>MeshRenderer</w:t>
       </w:r>
-      <w:proofErr w:type="spellEnd"/>
       <w:r>
         <w:rPr>
           <w:rFonts w:ascii="Times New Roman" w:eastAsia="宋体" w:hAnsi="Times New Roman" w:cs="Times New Roman" w:hint="eastAsia"/>
@@ -5609,7 +5152,6 @@
         </w:rPr>
         <w:t>对于有网格的节点，需要调用</w:t>
       </w:r>
-      <w:proofErr w:type="spellStart"/>
       <w:r>
         <w:rPr>
           <w:rFonts w:ascii="Times New Roman" w:eastAsia="宋体" w:hAnsi="Times New Roman" w:cs="Times New Roman" w:hint="eastAsia"/>
@@ -5617,7 +5159,6 @@
         </w:rPr>
         <w:t>ProcessMesh</w:t>
       </w:r>
-      <w:proofErr w:type="spellEnd"/>
       <w:r>
         <w:rPr>
           <w:rFonts w:ascii="Times New Roman" w:eastAsia="宋体" w:hAnsi="Times New Roman" w:cs="Times New Roman" w:hint="eastAsia"/>
@@ -5625,7 +5166,6 @@
         </w:rPr>
         <w:t>函数，</w:t>
       </w:r>
-      <w:proofErr w:type="spellStart"/>
       <w:r>
         <w:rPr>
           <w:rFonts w:ascii="Times New Roman" w:eastAsia="宋体" w:hAnsi="Times New Roman" w:cs="Times New Roman" w:hint="eastAsia"/>
@@ -5633,7 +5173,6 @@
         </w:rPr>
         <w:t>ProcessMesh</w:t>
       </w:r>
-      <w:proofErr w:type="spellEnd"/>
       <w:r>
         <w:rPr>
           <w:rFonts w:ascii="Times New Roman" w:eastAsia="宋体" w:hAnsi="Times New Roman" w:cs="Times New Roman" w:hint="eastAsia"/>
@@ -5655,7 +5194,6 @@
         </w:rPr>
         <w:t>对象，</w:t>
       </w:r>
-      <w:proofErr w:type="spellStart"/>
       <w:r>
         <w:rPr>
           <w:rFonts w:ascii="Times New Roman" w:eastAsia="宋体" w:hAnsi="Times New Roman" w:cs="Times New Roman" w:hint="eastAsia"/>
@@ -5663,7 +5201,6 @@
         </w:rPr>
         <w:t>ProcessNode</w:t>
       </w:r>
-      <w:proofErr w:type="spellEnd"/>
       <w:r>
         <w:rPr>
           <w:rFonts w:ascii="Times New Roman" w:eastAsia="宋体" w:hAnsi="Times New Roman" w:cs="Times New Roman" w:hint="eastAsia"/>
@@ -5671,7 +5208,6 @@
         </w:rPr>
         <w:t>函数中的实体的</w:t>
       </w:r>
-      <w:proofErr w:type="spellStart"/>
       <w:r>
         <w:rPr>
           <w:rFonts w:ascii="Times New Roman" w:eastAsia="宋体" w:hAnsi="Times New Roman" w:cs="Times New Roman" w:hint="eastAsia"/>
@@ -5679,7 +5215,6 @@
         </w:rPr>
         <w:t>MeshFilter</w:t>
       </w:r>
-      <w:proofErr w:type="spellEnd"/>
       <w:r>
         <w:rPr>
           <w:rFonts w:ascii="Times New Roman" w:eastAsia="宋体" w:hAnsi="Times New Roman" w:cs="Times New Roman" w:hint="eastAsia"/>
@@ -5701,7 +5236,6 @@
         </w:rPr>
         <w:t>对象。</w:t>
       </w:r>
-      <w:proofErr w:type="spellStart"/>
       <w:r>
         <w:rPr>
           <w:rFonts w:ascii="Times New Roman" w:eastAsia="宋体" w:hAnsi="Times New Roman" w:cs="Times New Roman" w:hint="eastAsia"/>
@@ -5709,7 +5243,6 @@
         </w:rPr>
         <w:t>ProcessMesh</w:t>
       </w:r>
-      <w:proofErr w:type="spellEnd"/>
       <w:r>
         <w:rPr>
           <w:rFonts w:ascii="Times New Roman" w:eastAsia="宋体" w:hAnsi="Times New Roman" w:cs="Times New Roman" w:hint="eastAsia"/>
@@ -5745,7 +5278,6 @@
         </w:rPr>
         <w:t>中，如果该网格有材质，还会调用</w:t>
       </w:r>
-      <w:proofErr w:type="spellStart"/>
       <w:r>
         <w:rPr>
           <w:rFonts w:ascii="Times New Roman" w:eastAsia="宋体" w:hAnsi="Times New Roman" w:cs="Times New Roman" w:hint="eastAsia"/>
@@ -5753,7 +5285,6 @@
         </w:rPr>
         <w:t>ProcessTexture</w:t>
       </w:r>
-      <w:proofErr w:type="spellEnd"/>
       <w:r>
         <w:rPr>
           <w:rFonts w:ascii="Times New Roman" w:eastAsia="宋体" w:hAnsi="Times New Roman" w:cs="Times New Roman" w:hint="eastAsia"/>
@@ -5789,7 +5320,6 @@
         </w:rPr>
         <w:t>对象返回出去了。暂定模型中的复杂网格都是不可合批的，所以返回的都是</w:t>
       </w:r>
-      <w:proofErr w:type="spellStart"/>
       <w:r>
         <w:rPr>
           <w:rFonts w:ascii="Times New Roman" w:eastAsia="宋体" w:hAnsi="Times New Roman" w:cs="Times New Roman" w:hint="eastAsia"/>
@@ -5797,7 +5327,6 @@
         </w:rPr>
         <w:t>UniqueMesh</w:t>
       </w:r>
-      <w:proofErr w:type="spellEnd"/>
       <w:r>
         <w:rPr>
           <w:rFonts w:ascii="Times New Roman" w:eastAsia="宋体" w:hAnsi="Times New Roman" w:cs="Times New Roman" w:hint="eastAsia"/>
@@ -5821,7 +5350,6 @@
         </w:rPr>
         <w:t>对于有材质的网格，需要调用</w:t>
       </w:r>
-      <w:proofErr w:type="spellStart"/>
       <w:r>
         <w:rPr>
           <w:rFonts w:ascii="Times New Roman" w:eastAsia="宋体" w:hAnsi="Times New Roman" w:cs="Times New Roman" w:hint="eastAsia"/>
@@ -5829,7 +5357,6 @@
         </w:rPr>
         <w:t>ProcessTexture</w:t>
       </w:r>
-      <w:proofErr w:type="spellEnd"/>
       <w:r>
         <w:rPr>
           <w:rFonts w:ascii="Times New Roman" w:eastAsia="宋体" w:hAnsi="Times New Roman" w:cs="Times New Roman" w:hint="eastAsia"/>
@@ -5877,41 +5404,8 @@
           <w:rFonts w:ascii="Times New Roman" w:eastAsia="宋体" w:hAnsi="Times New Roman" w:cs="Times New Roman" w:hint="eastAsia"/>
           <w:szCs w:val="21"/>
         </w:rPr>
-        <w:t>，说明纹理按照了压缩的形式存储，此时纹理的</w:t>
-      </w:r>
-      <w:proofErr w:type="gramStart"/>
-      <w:r>
-        <w:rPr>
-          <w:rFonts w:ascii="Times New Roman" w:eastAsia="宋体" w:hAnsi="Times New Roman" w:cs="Times New Roman" w:hint="eastAsia"/>
-          <w:szCs w:val="21"/>
-        </w:rPr>
-        <w:t>宽就是</w:t>
-      </w:r>
-      <w:proofErr w:type="gramEnd"/>
-      <w:r>
-        <w:rPr>
-          <w:rFonts w:ascii="Times New Roman" w:eastAsia="宋体" w:hAnsi="Times New Roman" w:cs="Times New Roman" w:hint="eastAsia"/>
-          <w:szCs w:val="21"/>
-        </w:rPr>
-        <w:t>纹理的数据大小，否则纹理的数据大小</w:t>
-      </w:r>
-      <w:proofErr w:type="gramStart"/>
-      <w:r>
-        <w:rPr>
-          <w:rFonts w:ascii="Times New Roman" w:eastAsia="宋体" w:hAnsi="Times New Roman" w:cs="Times New Roman" w:hint="eastAsia"/>
-          <w:szCs w:val="21"/>
-        </w:rPr>
-        <w:t>是宽乘高</w:t>
-      </w:r>
-      <w:proofErr w:type="gramEnd"/>
-      <w:r>
-        <w:rPr>
-          <w:rFonts w:ascii="Times New Roman" w:eastAsia="宋体" w:hAnsi="Times New Roman" w:cs="Times New Roman" w:hint="eastAsia"/>
-          <w:szCs w:val="21"/>
-        </w:rPr>
-        <w:t>。使用</w:t>
-      </w:r>
-      <w:proofErr w:type="spellStart"/>
+        <w:t>，说明纹理按照了压缩的形式存储，此时纹理的宽就是纹理的数据大小，否则纹理的数据大小是宽乘高。使用</w:t>
+      </w:r>
       <w:r>
         <w:rPr>
           <w:rFonts w:ascii="Times New Roman" w:eastAsia="宋体" w:hAnsi="Times New Roman" w:cs="Times New Roman" w:hint="eastAsia"/>
@@ -5919,7 +5413,6 @@
         </w:rPr>
         <w:t>stb_image</w:t>
       </w:r>
-      <w:proofErr w:type="spellEnd"/>
       <w:r>
         <w:rPr>
           <w:rFonts w:ascii="Times New Roman" w:eastAsia="宋体" w:hAnsi="Times New Roman" w:cs="Times New Roman" w:hint="eastAsia"/>
@@ -5927,7 +5420,6 @@
         </w:rPr>
         <w:t>库的</w:t>
       </w:r>
-      <w:proofErr w:type="spellStart"/>
       <w:r>
         <w:rPr>
           <w:rFonts w:ascii="Times New Roman" w:eastAsia="宋体" w:hAnsi="Times New Roman" w:cs="Times New Roman" w:hint="eastAsia"/>
@@ -5935,7 +5427,6 @@
         </w:rPr>
         <w:t>stbi_load_from_memory</w:t>
       </w:r>
-      <w:proofErr w:type="spellEnd"/>
       <w:r>
         <w:rPr>
           <w:rFonts w:ascii="Times New Roman" w:eastAsia="宋体" w:hAnsi="Times New Roman" w:cs="Times New Roman" w:hint="eastAsia"/>
@@ -5943,7 +5434,6 @@
         </w:rPr>
         <w:t>将内存中的数据读取为图像，获取图像的宽、高、通道，创建纹理并返回，返回到</w:t>
       </w:r>
-      <w:proofErr w:type="spellStart"/>
       <w:r>
         <w:rPr>
           <w:rFonts w:ascii="Times New Roman" w:eastAsia="宋体" w:hAnsi="Times New Roman" w:cs="Times New Roman" w:hint="eastAsia"/>
@@ -5951,7 +5441,6 @@
         </w:rPr>
         <w:t>ProcessMesh</w:t>
       </w:r>
-      <w:proofErr w:type="spellEnd"/>
       <w:r>
         <w:rPr>
           <w:rFonts w:ascii="Times New Roman" w:eastAsia="宋体" w:hAnsi="Times New Roman" w:cs="Times New Roman" w:hint="eastAsia"/>
@@ -5989,7 +5478,7 @@
           <w:szCs w:val="21"/>
         </w:rPr>
         <w:drawing>
-          <wp:inline distT="0" distB="0" distL="0" distR="0" wp14:anchorId="579D72BA" wp14:editId="43ED47A3">
+          <wp:inline distT="0" distB="0" distL="0" distR="0" wp14:anchorId="579D72BA" wp14:editId="5687EBEC">
             <wp:extent cx="5274310" cy="5053965"/>
             <wp:effectExtent l="0" t="0" r="2540" b="0"/>
             <wp:docPr id="1422715174" name="图片 1"/>
@@ -6171,7 +5660,7 @@
           <w:szCs w:val="21"/>
         </w:rPr>
         <w:drawing>
-          <wp:inline distT="0" distB="0" distL="0" distR="0" wp14:anchorId="1A76C133" wp14:editId="4D9E1089">
+          <wp:inline distT="0" distB="0" distL="0" distR="0" wp14:anchorId="1A76C133" wp14:editId="6416B76E">
             <wp:extent cx="5274310" cy="3061970"/>
             <wp:effectExtent l="0" t="0" r="2540" b="5080"/>
             <wp:docPr id="2104294949" name="图片 1"/>
@@ -6228,7 +5717,6 @@
         </w:rPr>
         <w:t>纹理的导出和网格的导出是类似的。纹理文件头中记录的宽度、高度、通道数、数据大小都用于在反序列化时创建纹理对象。写入纹理数据时，</w:t>
       </w:r>
-      <w:proofErr w:type="spellStart"/>
       <w:r>
         <w:rPr>
           <w:rFonts w:ascii="Times New Roman" w:eastAsia="宋体" w:hAnsi="Times New Roman" w:cs="Times New Roman" w:hint="eastAsia"/>
@@ -6236,7 +5724,6 @@
         </w:rPr>
         <w:t>m_CompressedData</w:t>
       </w:r>
-      <w:proofErr w:type="spellEnd"/>
       <w:r>
         <w:rPr>
           <w:rFonts w:ascii="Times New Roman" w:eastAsia="宋体" w:hAnsi="Times New Roman" w:cs="Times New Roman" w:hint="eastAsia"/>
@@ -6288,7 +5775,7 @@
           <w:szCs w:val="21"/>
         </w:rPr>
         <w:drawing>
-          <wp:inline distT="0" distB="0" distL="0" distR="0" wp14:anchorId="2675FE5B" wp14:editId="64A94A8E">
+          <wp:inline distT="0" distB="0" distL="0" distR="0" wp14:anchorId="2675FE5B" wp14:editId="539DB432">
             <wp:extent cx="5274310" cy="3934460"/>
             <wp:effectExtent l="0" t="0" r="2540" b="8890"/>
             <wp:docPr id="792551766" name="图片 1"/>
@@ -6345,7 +5832,6 @@
         </w:rPr>
         <w:t>模型的序列化主要就是对每个网格的</w:t>
       </w:r>
-      <w:proofErr w:type="spellStart"/>
       <w:r>
         <w:rPr>
           <w:rFonts w:ascii="Times New Roman" w:eastAsia="宋体" w:hAnsi="Times New Roman" w:cs="Times New Roman" w:hint="eastAsia"/>
@@ -6353,7 +5839,6 @@
         </w:rPr>
         <w:t>MeshFilter</w:t>
       </w:r>
-      <w:proofErr w:type="spellEnd"/>
       <w:r>
         <w:rPr>
           <w:rFonts w:ascii="Times New Roman" w:eastAsia="宋体" w:hAnsi="Times New Roman" w:cs="Times New Roman" w:hint="eastAsia"/>
@@ -6403,7 +5888,6 @@
         </w:rPr>
         <w:t>文件的路径。对于导出的压缩纹理的路径，暂时也在</w:t>
       </w:r>
-      <w:proofErr w:type="spellStart"/>
       <w:r>
         <w:rPr>
           <w:rFonts w:ascii="Times New Roman" w:eastAsia="宋体" w:hAnsi="Times New Roman" w:cs="Times New Roman" w:hint="eastAsia"/>
@@ -6411,7 +5895,6 @@
         </w:rPr>
         <w:t>MeshFilter</w:t>
       </w:r>
-      <w:proofErr w:type="spellEnd"/>
       <w:r>
         <w:rPr>
           <w:rFonts w:ascii="Times New Roman" w:eastAsia="宋体" w:hAnsi="Times New Roman" w:cs="Times New Roman" w:hint="eastAsia"/>
@@ -6419,7 +5902,6 @@
         </w:rPr>
         <w:t>组件中序列化，等待材质系统完善后，统一放在</w:t>
       </w:r>
-      <w:proofErr w:type="spellStart"/>
       <w:r>
         <w:rPr>
           <w:rFonts w:ascii="Times New Roman" w:eastAsia="宋体" w:hAnsi="Times New Roman" w:cs="Times New Roman" w:hint="eastAsia"/>
@@ -6427,7 +5909,6 @@
         </w:rPr>
         <w:t>MeshRenderer</w:t>
       </w:r>
-      <w:proofErr w:type="spellEnd"/>
       <w:r>
         <w:rPr>
           <w:rFonts w:ascii="Times New Roman" w:eastAsia="宋体" w:hAnsi="Times New Roman" w:cs="Times New Roman" w:hint="eastAsia"/>
@@ -6536,7 +6017,6 @@
         </w:rPr>
         <w:t>对象，赋给</w:t>
       </w:r>
-      <w:proofErr w:type="spellStart"/>
       <w:r>
         <w:rPr>
           <w:rFonts w:ascii="Times New Roman" w:eastAsia="宋体" w:hAnsi="Times New Roman" w:cs="Times New Roman" w:hint="eastAsia"/>
@@ -6544,7 +6024,6 @@
         </w:rPr>
         <w:t>MeshFilter</w:t>
       </w:r>
-      <w:proofErr w:type="spellEnd"/>
       <w:r>
         <w:rPr>
           <w:rFonts w:ascii="Times New Roman" w:eastAsia="宋体" w:hAnsi="Times New Roman" w:cs="Times New Roman" w:hint="eastAsia"/>
@@ -6566,7 +6045,6 @@
         </w:rPr>
         <w:t>指针，这个带有</w:t>
       </w:r>
-      <w:proofErr w:type="spellStart"/>
       <w:r>
         <w:rPr>
           <w:rFonts w:ascii="Times New Roman" w:eastAsia="宋体" w:hAnsi="Times New Roman" w:cs="Times New Roman" w:hint="eastAsia"/>
@@ -6574,7 +6052,6 @@
         </w:rPr>
         <w:t>MeshFilter</w:t>
       </w:r>
-      <w:proofErr w:type="spellEnd"/>
       <w:r>
         <w:rPr>
           <w:rFonts w:ascii="Times New Roman" w:eastAsia="宋体" w:hAnsi="Times New Roman" w:cs="Times New Roman" w:hint="eastAsia"/>
@@ -6582,7 +6059,6 @@
         </w:rPr>
         <w:t>组件的实体就可以正常绘制了。注意，纹理文件中存储的是被压缩过的数据，所以调用的是</w:t>
       </w:r>
-      <w:proofErr w:type="spellStart"/>
       <w:r>
         <w:rPr>
           <w:rFonts w:ascii="Times New Roman" w:eastAsia="宋体" w:hAnsi="Times New Roman" w:cs="Times New Roman" w:hint="eastAsia"/>
@@ -6590,7 +6066,6 @@
         </w:rPr>
         <w:t>LoadCompressedFile</w:t>
       </w:r>
-      <w:proofErr w:type="spellEnd"/>
       <w:r>
         <w:rPr>
           <w:rFonts w:ascii="Times New Roman" w:eastAsia="宋体" w:hAnsi="Times New Roman" w:cs="Times New Roman" w:hint="eastAsia"/>
@@ -6694,23 +6169,7 @@
           <w:rFonts w:ascii="Times New Roman" w:eastAsia="宋体" w:hAnsi="Times New Roman" w:cs="Times New Roman" w:hint="eastAsia"/>
           <w:szCs w:val="21"/>
         </w:rPr>
-        <w:t>前一章已经介绍如何导出已压缩的纹理数据，以及如何加载压缩纹理文件，这一</w:t>
-      </w:r>
-      <w:proofErr w:type="gramStart"/>
-      <w:r>
-        <w:rPr>
-          <w:rFonts w:ascii="Times New Roman" w:eastAsia="宋体" w:hAnsi="Times New Roman" w:cs="Times New Roman" w:hint="eastAsia"/>
-          <w:szCs w:val="21"/>
-        </w:rPr>
-        <w:t>章来看</w:t>
-      </w:r>
-      <w:proofErr w:type="gramEnd"/>
-      <w:r>
-        <w:rPr>
-          <w:rFonts w:ascii="Times New Roman" w:eastAsia="宋体" w:hAnsi="Times New Roman" w:cs="Times New Roman" w:hint="eastAsia"/>
-          <w:szCs w:val="21"/>
-        </w:rPr>
-        <w:t>如何压缩纹理，并说明压缩纹理的作用。</w:t>
+        <w:t>前一章已经介绍如何导出已压缩的纹理数据，以及如何加载压缩纹理文件，这一章来看如何压缩纹理，并说明压缩纹理的作用。</w:t>
       </w:r>
     </w:p>
     <w:p>
@@ -6890,7 +6349,7 @@
       <w:pPr>
         <w:ind w:firstLine="420"/>
         <w:rPr>
-          <w:rFonts w:ascii="Times New Roman" w:eastAsia="宋体" w:hAnsi="Times New Roman" w:cs="Times New Roman" w:hint="eastAsia"/>
+          <w:rFonts w:ascii="Times New Roman" w:eastAsia="宋体" w:hAnsi="Times New Roman" w:cs="Times New Roman"/>
           <w:szCs w:val="21"/>
         </w:rPr>
       </w:pPr>
@@ -7025,23 +6484,7 @@
           <w:rFonts w:ascii="Times New Roman" w:eastAsia="宋体" w:hAnsi="Times New Roman" w:cs="Times New Roman"/>
           <w:szCs w:val="21"/>
         </w:rPr>
-        <w:t>密集型的，尤其是</w:t>
-      </w:r>
-      <w:proofErr w:type="gramStart"/>
-      <w:r>
-        <w:rPr>
-          <w:rFonts w:ascii="Times New Roman" w:eastAsia="宋体" w:hAnsi="Times New Roman" w:cs="Times New Roman"/>
-          <w:szCs w:val="21"/>
-        </w:rPr>
-        <w:t>当图片</w:t>
-      </w:r>
-      <w:proofErr w:type="gramEnd"/>
-      <w:r>
-        <w:rPr>
-          <w:rFonts w:ascii="Times New Roman" w:eastAsia="宋体" w:hAnsi="Times New Roman" w:cs="Times New Roman"/>
-          <w:szCs w:val="21"/>
-        </w:rPr>
-        <w:t>较大时</w:t>
+        <w:t>密集型的，尤其是当图片较大时</w:t>
       </w:r>
       <w:r>
         <w:rPr>
@@ -7064,7 +6507,6 @@
         </w:rPr>
         <w:t>等引擎导入图片需要一定的时间，因为先要将</w:t>
       </w:r>
-      <w:proofErr w:type="spellStart"/>
       <w:r>
         <w:rPr>
           <w:rFonts w:ascii="Times New Roman" w:eastAsia="宋体" w:hAnsi="Times New Roman" w:cs="Times New Roman" w:hint="eastAsia"/>
@@ -7072,7 +6514,6 @@
         </w:rPr>
         <w:t>png</w:t>
       </w:r>
-      <w:proofErr w:type="spellEnd"/>
       <w:r>
         <w:rPr>
           <w:rFonts w:ascii="Times New Roman" w:eastAsia="宋体" w:hAnsi="Times New Roman" w:cs="Times New Roman" w:hint="eastAsia"/>
@@ -7162,7 +6603,7 @@
       <w:pPr>
         <w:ind w:firstLineChars="200" w:firstLine="420"/>
         <w:rPr>
-          <w:rFonts w:ascii="Times New Roman" w:eastAsia="宋体" w:hAnsi="Times New Roman" w:cs="Times New Roman" w:hint="eastAsia"/>
+          <w:rFonts w:ascii="Times New Roman" w:eastAsia="宋体" w:hAnsi="Times New Roman" w:cs="Times New Roman"/>
           <w:szCs w:val="21"/>
         </w:rPr>
       </w:pPr>
@@ -7213,23 +6654,7 @@
           <w:rFonts w:ascii="Times New Roman" w:eastAsia="宋体" w:hAnsi="Times New Roman" w:cs="Times New Roman"/>
           <w:szCs w:val="21"/>
         </w:rPr>
-        <w:t xml:space="preserve"> DXT, </w:t>
-      </w:r>
-      <w:proofErr w:type="spellStart"/>
-      <w:r>
-        <w:rPr>
-          <w:rFonts w:ascii="Times New Roman" w:eastAsia="宋体" w:hAnsi="Times New Roman" w:cs="Times New Roman"/>
-          <w:szCs w:val="21"/>
-        </w:rPr>
-        <w:t>BCn</w:t>
-      </w:r>
-      <w:proofErr w:type="spellEnd"/>
-      <w:r>
-        <w:rPr>
-          <w:rFonts w:ascii="Times New Roman" w:eastAsia="宋体" w:hAnsi="Times New Roman" w:cs="Times New Roman"/>
-          <w:szCs w:val="21"/>
-        </w:rPr>
-        <w:t xml:space="preserve">, ETC2, ASTC </w:t>
+        <w:t xml:space="preserve"> DXT, BCn, ETC2, ASTC </w:t>
       </w:r>
       <w:r>
         <w:rPr>
@@ -7341,23 +6766,7 @@
           <w:rFonts w:ascii="Times New Roman" w:eastAsia="宋体" w:hAnsi="Times New Roman" w:cs="Times New Roman" w:hint="eastAsia"/>
           <w:szCs w:val="21"/>
         </w:rPr>
-        <w:t>以宽和高为参数的纹理构造函数只在</w:t>
-      </w:r>
-      <w:proofErr w:type="gramStart"/>
-      <w:r>
-        <w:rPr>
-          <w:rFonts w:ascii="Times New Roman" w:eastAsia="宋体" w:hAnsi="Times New Roman" w:cs="Times New Roman" w:hint="eastAsia"/>
-          <w:szCs w:val="21"/>
-        </w:rPr>
-        <w:t>渲染器</w:t>
-      </w:r>
-      <w:proofErr w:type="gramEnd"/>
-      <w:r>
-        <w:rPr>
-          <w:rFonts w:ascii="Times New Roman" w:eastAsia="宋体" w:hAnsi="Times New Roman" w:cs="Times New Roman" w:hint="eastAsia"/>
-          <w:szCs w:val="21"/>
-        </w:rPr>
-        <w:t>中使用，即使用</w:t>
+        <w:t>以宽和高为参数的纹理构造函数只在渲染器中使用，即使用</w:t>
       </w:r>
       <w:r>
         <w:rPr>
@@ -7401,7 +6810,6 @@
         </w:rPr>
         <w:t>（宽高通道）大小的空间，然后使用</w:t>
       </w:r>
-      <w:proofErr w:type="spellStart"/>
       <w:r>
         <w:rPr>
           <w:rFonts w:ascii="Times New Roman" w:eastAsia="宋体" w:hAnsi="Times New Roman" w:cs="Times New Roman" w:hint="eastAsia"/>
@@ -7409,7 +6817,6 @@
         </w:rPr>
         <w:t>SetData</w:t>
       </w:r>
-      <w:proofErr w:type="spellEnd"/>
       <w:r>
         <w:rPr>
           <w:rFonts w:ascii="Times New Roman" w:eastAsia="宋体" w:hAnsi="Times New Roman" w:cs="Times New Roman" w:hint="eastAsia"/>
@@ -7485,17 +6892,8 @@
           <w:rFonts w:ascii="Times New Roman" w:eastAsia="宋体" w:hAnsi="Times New Roman" w:cs="Times New Roman" w:hint="eastAsia"/>
           <w:szCs w:val="21"/>
         </w:rPr>
-        <w:t>.</w:t>
-      </w:r>
-      <w:proofErr w:type="spellStart"/>
-      <w:r>
-        <w:rPr>
-          <w:rFonts w:ascii="Times New Roman" w:eastAsia="宋体" w:hAnsi="Times New Roman" w:cs="Times New Roman" w:hint="eastAsia"/>
-          <w:szCs w:val="21"/>
-        </w:rPr>
-        <w:t>fbx</w:t>
-      </w:r>
-      <w:proofErr w:type="spellEnd"/>
+        <w:t>.fbx</w:t>
+      </w:r>
       <w:r>
         <w:rPr>
           <w:rFonts w:ascii="Times New Roman" w:eastAsia="宋体" w:hAnsi="Times New Roman" w:cs="Times New Roman" w:hint="eastAsia"/>
@@ -7547,7 +6945,6 @@
         </w:rPr>
         <w:t>，</w:t>
       </w:r>
-      <w:proofErr w:type="spellStart"/>
       <w:r>
         <w:rPr>
           <w:rFonts w:ascii="Times New Roman" w:eastAsia="宋体" w:hAnsi="Times New Roman" w:cs="Times New Roman" w:hint="eastAsia"/>
@@ -7555,7 +6952,6 @@
         </w:rPr>
         <w:t>internalCompress</w:t>
       </w:r>
-      <w:proofErr w:type="spellEnd"/>
       <w:r>
         <w:rPr>
           <w:rFonts w:ascii="Times New Roman" w:eastAsia="宋体" w:hAnsi="Times New Roman" w:cs="Times New Roman" w:hint="eastAsia"/>
@@ -7640,7 +7036,6 @@
         </w:rPr>
         <w:t>端（</w:t>
       </w:r>
-      <w:proofErr w:type="spellStart"/>
       <w:r>
         <w:rPr>
           <w:rFonts w:ascii="Times New Roman" w:eastAsia="宋体" w:hAnsi="Times New Roman" w:cs="Times New Roman" w:hint="eastAsia"/>
@@ -7648,7 +7043,6 @@
         </w:rPr>
         <w:t>m_InternalFormat</w:t>
       </w:r>
-      <w:proofErr w:type="spellEnd"/>
       <w:r>
         <w:rPr>
           <w:rFonts w:ascii="Times New Roman" w:eastAsia="宋体" w:hAnsi="Times New Roman" w:cs="Times New Roman" w:hint="eastAsia"/>
@@ -7661,6 +7055,7 @@
           <w:rFonts w:ascii="Times New Roman" w:eastAsia="宋体" w:hAnsi="Times New Roman" w:cs="Times New Roman" w:hint="eastAsia"/>
           <w:szCs w:val="21"/>
         </w:rPr>
+        <w:lastRenderedPageBreak/>
         <w:t>CPU</w:t>
       </w:r>
       <w:r>
@@ -7670,7 +7065,6 @@
         </w:rPr>
         <w:t>端（</w:t>
       </w:r>
-      <w:proofErr w:type="spellStart"/>
       <w:r>
         <w:rPr>
           <w:rFonts w:ascii="Times New Roman" w:eastAsia="宋体" w:hAnsi="Times New Roman" w:cs="Times New Roman" w:hint="eastAsia"/>
@@ -7678,7 +7072,6 @@
         </w:rPr>
         <w:t>m_DataFormat</w:t>
       </w:r>
-      <w:proofErr w:type="spellEnd"/>
       <w:r>
         <w:rPr>
           <w:rFonts w:ascii="Times New Roman" w:eastAsia="宋体" w:hAnsi="Times New Roman" w:cs="Times New Roman" w:hint="eastAsia"/>
@@ -7686,7 +7079,6 @@
         </w:rPr>
         <w:t>）的格式，如果</w:t>
       </w:r>
-      <w:proofErr w:type="spellStart"/>
       <w:r>
         <w:rPr>
           <w:rFonts w:ascii="Times New Roman" w:eastAsia="宋体" w:hAnsi="Times New Roman" w:cs="Times New Roman" w:hint="eastAsia"/>
@@ -7694,7 +7086,6 @@
         </w:rPr>
         <w:t>internalCompress</w:t>
       </w:r>
-      <w:proofErr w:type="spellEnd"/>
       <w:r>
         <w:rPr>
           <w:rFonts w:ascii="Times New Roman" w:eastAsia="宋体" w:hAnsi="Times New Roman" w:cs="Times New Roman" w:hint="eastAsia"/>
@@ -7821,7 +7212,6 @@
         </w:rPr>
         <w:t>这个枚举需要包含</w:t>
       </w:r>
-      <w:proofErr w:type="spellStart"/>
       <w:r>
         <w:rPr>
           <w:rFonts w:ascii="Times New Roman" w:eastAsia="宋体" w:hAnsi="Times New Roman" w:cs="Times New Roman" w:hint="eastAsia"/>
@@ -7829,7 +7219,6 @@
         </w:rPr>
         <w:t>glext.h</w:t>
       </w:r>
-      <w:proofErr w:type="spellEnd"/>
       <w:r>
         <w:rPr>
           <w:rFonts w:ascii="Times New Roman" w:eastAsia="宋体" w:hAnsi="Times New Roman" w:cs="Times New Roman" w:hint="eastAsia"/>
@@ -7856,7 +7245,7 @@
       <w:pPr>
         <w:ind w:firstLineChars="200" w:firstLine="420"/>
         <w:rPr>
-          <w:rFonts w:ascii="Times New Roman" w:eastAsia="宋体" w:hAnsi="Times New Roman" w:cs="Times New Roman" w:hint="eastAsia"/>
+          <w:rFonts w:ascii="Times New Roman" w:eastAsia="宋体" w:hAnsi="Times New Roman" w:cs="Times New Roman"/>
           <w:szCs w:val="21"/>
         </w:rPr>
       </w:pPr>
@@ -7867,7 +7256,6 @@
         </w:rPr>
         <w:t>在</w:t>
       </w:r>
-      <w:proofErr w:type="spellStart"/>
       <w:r>
         <w:rPr>
           <w:rFonts w:ascii="Times New Roman" w:eastAsia="宋体" w:hAnsi="Times New Roman" w:cs="Times New Roman" w:hint="eastAsia"/>
@@ -7875,7 +7263,6 @@
         </w:rPr>
         <w:t>SetData</w:t>
       </w:r>
-      <w:proofErr w:type="spellEnd"/>
       <w:r>
         <w:rPr>
           <w:rFonts w:ascii="Times New Roman" w:eastAsia="宋体" w:hAnsi="Times New Roman" w:cs="Times New Roman" w:hint="eastAsia"/>
@@ -7904,21 +7291,12 @@
         </w:rPr>
         <w:t>squish</w:t>
       </w:r>
-      <w:proofErr w:type="gramStart"/>
-      <w:r>
-        <w:rPr>
-          <w:rFonts w:ascii="Times New Roman" w:eastAsia="宋体" w:hAnsi="Times New Roman" w:cs="Times New Roman" w:hint="eastAsia"/>
-          <w:szCs w:val="21"/>
-        </w:rPr>
-        <w:t>库计算</w:t>
-      </w:r>
-      <w:proofErr w:type="gramEnd"/>
-      <w:r>
-        <w:rPr>
-          <w:rFonts w:ascii="Times New Roman" w:eastAsia="宋体" w:hAnsi="Times New Roman" w:cs="Times New Roman" w:hint="eastAsia"/>
-          <w:szCs w:val="21"/>
-        </w:rPr>
-        <w:t>出</w:t>
+      <w:r>
+        <w:rPr>
+          <w:rFonts w:ascii="Times New Roman" w:eastAsia="宋体" w:hAnsi="Times New Roman" w:cs="Times New Roman" w:hint="eastAsia"/>
+          <w:szCs w:val="21"/>
+        </w:rPr>
+        <w:t>库计算出</w:t>
       </w:r>
       <w:r>
         <w:rPr>
@@ -7927,7 +7305,6 @@
         </w:rPr>
         <w:t>压缩后的纹理有多大，然后将</w:t>
       </w:r>
-      <w:proofErr w:type="spellStart"/>
       <w:r>
         <w:rPr>
           <w:rFonts w:ascii="Times New Roman" w:eastAsia="宋体" w:hAnsi="Times New Roman" w:cs="Times New Roman" w:hint="eastAsia"/>
@@ -7935,7 +7312,6 @@
         </w:rPr>
         <w:t>m_CompressedData</w:t>
       </w:r>
-      <w:proofErr w:type="spellEnd"/>
       <w:r>
         <w:rPr>
           <w:rFonts w:ascii="Times New Roman" w:eastAsia="宋体" w:hAnsi="Times New Roman" w:cs="Times New Roman" w:hint="eastAsia"/>
@@ -7948,17 +7324,8 @@
           <w:rFonts w:ascii="Times New Roman" w:eastAsia="宋体" w:hAnsi="Times New Roman" w:cs="Times New Roman" w:hint="eastAsia"/>
           <w:szCs w:val="21"/>
         </w:rPr>
-        <w:t>squish::</w:t>
-      </w:r>
-      <w:proofErr w:type="spellStart"/>
-      <w:r>
-        <w:rPr>
-          <w:rFonts w:ascii="Times New Roman" w:eastAsia="宋体" w:hAnsi="Times New Roman" w:cs="Times New Roman" w:hint="eastAsia"/>
-          <w:szCs w:val="21"/>
-        </w:rPr>
-        <w:t>CompressImage</w:t>
-      </w:r>
-      <w:proofErr w:type="spellEnd"/>
+        <w:t>squish::CompressImage</w:t>
+      </w:r>
       <w:r>
         <w:rPr>
           <w:rFonts w:ascii="Times New Roman" w:eastAsia="宋体" w:hAnsi="Times New Roman" w:cs="Times New Roman" w:hint="eastAsia"/>
@@ -7966,7 +7333,6 @@
         </w:rPr>
         <w:t>函数将传入的数据进行压缩，写入到</w:t>
       </w:r>
-      <w:proofErr w:type="spellStart"/>
       <w:r>
         <w:rPr>
           <w:rFonts w:ascii="Times New Roman" w:eastAsia="宋体" w:hAnsi="Times New Roman" w:cs="Times New Roman" w:hint="eastAsia"/>
@@ -7974,7 +7340,6 @@
         </w:rPr>
         <w:t>m_CompressedData</w:t>
       </w:r>
-      <w:proofErr w:type="spellEnd"/>
       <w:r>
         <w:rPr>
           <w:rFonts w:ascii="Times New Roman" w:eastAsia="宋体" w:hAnsi="Times New Roman" w:cs="Times New Roman" w:hint="eastAsia"/>
@@ -8031,7 +7396,6 @@
         </w:rPr>
         <w:t>可接受的格式的纹理数据，</w:t>
       </w:r>
-      <w:proofErr w:type="spellStart"/>
       <w:r>
         <w:rPr>
           <w:rFonts w:ascii="Times New Roman" w:eastAsia="宋体" w:hAnsi="Times New Roman" w:cs="Times New Roman" w:hint="eastAsia"/>
@@ -8039,7 +7403,6 @@
         </w:rPr>
         <w:t>m_DataFormat</w:t>
       </w:r>
-      <w:proofErr w:type="spellEnd"/>
       <w:r>
         <w:rPr>
           <w:rFonts w:ascii="Times New Roman" w:eastAsia="宋体" w:hAnsi="Times New Roman" w:cs="Times New Roman" w:hint="eastAsia"/>
@@ -8059,6 +7422,7 @@
       <w:r>
         <w:rPr>
           <w:rFonts w:ascii="Times New Roman" w:eastAsia="宋体" w:hAnsi="Times New Roman" w:cs="Times New Roman"/>
+          <w:noProof/>
           <w:szCs w:val="21"/>
         </w:rPr>
         <w:drawing>
@@ -8125,36 +7489,14 @@
           <w:sz w:val="24"/>
           <w:szCs w:val="24"/>
         </w:rPr>
-        <w:t>加载</w:t>
-      </w:r>
-      <w:r>
-        <w:rPr>
-          <w:rFonts w:ascii="Times New Roman" w:eastAsia="宋体" w:hAnsi="Times New Roman" w:cs="Times New Roman" w:hint="eastAsia"/>
-          <w:b/>
-          <w:bCs/>
-          <w:color w:val="000000" w:themeColor="text1"/>
-          <w:sz w:val="24"/>
-          <w:szCs w:val="24"/>
-        </w:rPr>
-        <w:t>硬盘上</w:t>
-      </w:r>
-      <w:r>
-        <w:rPr>
-          <w:rFonts w:ascii="Times New Roman" w:eastAsia="宋体" w:hAnsi="Times New Roman" w:cs="Times New Roman" w:hint="eastAsia"/>
-          <w:b/>
-          <w:bCs/>
-          <w:color w:val="000000" w:themeColor="text1"/>
-          <w:sz w:val="24"/>
-          <w:szCs w:val="24"/>
-        </w:rPr>
-        <w:t>的图片进行纹理压缩</w:t>
+        <w:t>加载硬盘上的图片进行纹理压缩</w:t>
       </w:r>
     </w:p>
     <w:p>
       <w:pPr>
         <w:ind w:firstLineChars="200" w:firstLine="420"/>
         <w:rPr>
-          <w:rFonts w:ascii="Times New Roman" w:eastAsia="宋体" w:hAnsi="Times New Roman" w:cs="Times New Roman" w:hint="eastAsia"/>
+          <w:rFonts w:ascii="Times New Roman" w:eastAsia="宋体" w:hAnsi="Times New Roman" w:cs="Times New Roman"/>
           <w:szCs w:val="21"/>
         </w:rPr>
       </w:pPr>
@@ -8165,7 +7507,6 @@
         </w:rPr>
         <w:t>这种情况下的纹理全部都进行压缩。注意</w:t>
       </w:r>
-      <w:proofErr w:type="spellStart"/>
       <w:r>
         <w:rPr>
           <w:rFonts w:ascii="Times New Roman" w:eastAsia="宋体" w:hAnsi="Times New Roman" w:cs="Times New Roman" w:hint="eastAsia"/>
@@ -8173,7 +7514,6 @@
         </w:rPr>
         <w:t>stbi_load</w:t>
       </w:r>
-      <w:proofErr w:type="spellEnd"/>
       <w:r>
         <w:rPr>
           <w:rFonts w:ascii="Times New Roman" w:eastAsia="宋体" w:hAnsi="Times New Roman" w:cs="Times New Roman" w:hint="eastAsia"/>
@@ -8181,7 +7521,6 @@
         </w:rPr>
         <w:t>的最后一个参数应指定为</w:t>
       </w:r>
-      <w:proofErr w:type="spellStart"/>
       <w:r>
         <w:rPr>
           <w:rFonts w:ascii="Times New Roman" w:eastAsia="宋体" w:hAnsi="Times New Roman" w:cs="Times New Roman" w:hint="eastAsia"/>
@@ -8189,7 +7528,6 @@
         </w:rPr>
         <w:t>STBI_rgb_alpha</w:t>
       </w:r>
-      <w:proofErr w:type="spellEnd"/>
       <w:r>
         <w:rPr>
           <w:rFonts w:ascii="Times New Roman" w:eastAsia="宋体" w:hAnsi="Times New Roman" w:cs="Times New Roman" w:hint="eastAsia"/>
@@ -8216,17 +7554,9 @@
           <w:rFonts w:ascii="Times New Roman" w:eastAsia="宋体" w:hAnsi="Times New Roman" w:cs="Times New Roman" w:hint="eastAsia"/>
           <w:szCs w:val="21"/>
         </w:rPr>
-        <w:t>squish::</w:t>
-      </w:r>
-      <w:proofErr w:type="spellStart"/>
-      <w:r>
-        <w:rPr>
-          <w:rFonts w:ascii="Times New Roman" w:eastAsia="宋体" w:hAnsi="Times New Roman" w:cs="Times New Roman" w:hint="eastAsia"/>
-          <w:szCs w:val="21"/>
-        </w:rPr>
-        <w:t>CompressImage</w:t>
-      </w:r>
-      <w:proofErr w:type="spellEnd"/>
+        <w:lastRenderedPageBreak/>
+        <w:t>squish::CompressImage</w:t>
+      </w:r>
       <w:r>
         <w:rPr>
           <w:rFonts w:ascii="Times New Roman" w:eastAsia="宋体" w:hAnsi="Times New Roman" w:cs="Times New Roman" w:hint="eastAsia"/>
@@ -8287,10 +7617,11 @@
       <w:r>
         <w:rPr>
           <w:rFonts w:ascii="Times New Roman" w:eastAsia="宋体" w:hAnsi="Times New Roman" w:cs="Times New Roman"/>
+          <w:noProof/>
           <w:szCs w:val="21"/>
         </w:rPr>
         <w:drawing>
-          <wp:inline distT="0" distB="0" distL="0" distR="0" wp14:anchorId="1589A366" wp14:editId="4F3390F1">
+          <wp:inline distT="0" distB="0" distL="0" distR="0" wp14:anchorId="1589A366" wp14:editId="31F9B4E6">
             <wp:extent cx="5274310" cy="7785735"/>
             <wp:effectExtent l="0" t="0" r="2540" b="5715"/>
             <wp:docPr id="1691362966" name="图片 1"/>
@@ -8353,25 +7684,14 @@
           <w:sz w:val="24"/>
           <w:szCs w:val="24"/>
         </w:rPr>
-        <w:t>加载压缩</w:t>
-      </w:r>
-      <w:r>
-        <w:rPr>
-          <w:rFonts w:ascii="Times New Roman" w:eastAsia="宋体" w:hAnsi="Times New Roman" w:cs="Times New Roman" w:hint="eastAsia"/>
-          <w:b/>
-          <w:bCs/>
-          <w:color w:val="000000" w:themeColor="text1"/>
-          <w:sz w:val="24"/>
-          <w:szCs w:val="24"/>
-        </w:rPr>
-        <w:t>过的纹理</w:t>
+        <w:t>加载压缩过的纹理</w:t>
       </w:r>
     </w:p>
     <w:p>
       <w:pPr>
         <w:ind w:firstLineChars="200" w:firstLine="420"/>
         <w:rPr>
-          <w:rFonts w:ascii="Times New Roman" w:eastAsia="宋体" w:hAnsi="Times New Roman" w:cs="Times New Roman" w:hint="eastAsia"/>
+          <w:rFonts w:ascii="Times New Roman" w:eastAsia="宋体" w:hAnsi="Times New Roman" w:cs="Times New Roman"/>
           <w:szCs w:val="21"/>
         </w:rPr>
       </w:pPr>
@@ -8387,23 +7707,7 @@
           <w:rFonts w:ascii="Times New Roman" w:eastAsia="宋体" w:hAnsi="Times New Roman" w:cs="Times New Roman" w:hint="eastAsia"/>
           <w:szCs w:val="21"/>
         </w:rPr>
-        <w:t>(.</w:t>
-      </w:r>
-      <w:proofErr w:type="spellStart"/>
-      <w:r>
-        <w:rPr>
-          <w:rFonts w:ascii="Times New Roman" w:eastAsia="宋体" w:hAnsi="Times New Roman" w:cs="Times New Roman" w:hint="eastAsia"/>
-          <w:szCs w:val="21"/>
-        </w:rPr>
-        <w:t>cpt</w:t>
-      </w:r>
-      <w:proofErr w:type="spellEnd"/>
-      <w:r>
-        <w:rPr>
-          <w:rFonts w:ascii="Times New Roman" w:eastAsia="宋体" w:hAnsi="Times New Roman" w:cs="Times New Roman" w:hint="eastAsia"/>
-          <w:szCs w:val="21"/>
-        </w:rPr>
-        <w:t>)</w:t>
+        <w:t>(.cpt)</w:t>
       </w:r>
       <w:r>
         <w:rPr>
@@ -8412,7 +7716,6 @@
         </w:rPr>
         <w:t>的路径读取压缩纹理，调用</w:t>
       </w:r>
-      <w:proofErr w:type="spellStart"/>
       <w:r>
         <w:rPr>
           <w:rFonts w:ascii="Times New Roman" w:eastAsia="宋体" w:hAnsi="Times New Roman" w:cs="Times New Roman" w:hint="eastAsia"/>
@@ -8420,7 +7723,6 @@
         </w:rPr>
         <w:t>LoadCompressedFile</w:t>
       </w:r>
-      <w:proofErr w:type="spellEnd"/>
       <w:r>
         <w:rPr>
           <w:rFonts w:ascii="Times New Roman" w:eastAsia="宋体" w:hAnsi="Times New Roman" w:cs="Times New Roman" w:hint="eastAsia"/>
@@ -8433,17 +7735,8 @@
           <w:rFonts w:ascii="Times New Roman" w:eastAsia="宋体" w:hAnsi="Times New Roman" w:cs="Times New Roman" w:hint="eastAsia"/>
           <w:szCs w:val="21"/>
         </w:rPr>
-        <w:t>.</w:t>
-      </w:r>
-      <w:proofErr w:type="spellStart"/>
-      <w:r>
-        <w:rPr>
-          <w:rFonts w:ascii="Times New Roman" w:eastAsia="宋体" w:hAnsi="Times New Roman" w:cs="Times New Roman" w:hint="eastAsia"/>
-          <w:szCs w:val="21"/>
-        </w:rPr>
-        <w:t>cpt</w:t>
-      </w:r>
-      <w:proofErr w:type="spellEnd"/>
+        <w:t>.cpt</w:t>
+      </w:r>
       <w:r>
         <w:rPr>
           <w:rFonts w:ascii="Times New Roman" w:eastAsia="宋体" w:hAnsi="Times New Roman" w:cs="Times New Roman" w:hint="eastAsia"/>
@@ -8465,7 +7758,6 @@
         </w:rPr>
         <w:t>开辟一片缓冲区，并且指定为压缩格式，然后由于读入的就是压缩过的数据，所以直接调用</w:t>
       </w:r>
-      <w:proofErr w:type="spellStart"/>
       <w:r>
         <w:rPr>
           <w:rFonts w:ascii="Times New Roman" w:eastAsia="宋体" w:hAnsi="Times New Roman" w:cs="Times New Roman" w:hint="eastAsia"/>
@@ -8473,7 +7765,6 @@
         </w:rPr>
         <w:t>SetCompressedData</w:t>
       </w:r>
-      <w:proofErr w:type="spellEnd"/>
       <w:r>
         <w:rPr>
           <w:rFonts w:ascii="Times New Roman" w:eastAsia="宋体" w:hAnsi="Times New Roman" w:cs="Times New Roman" w:hint="eastAsia"/>
@@ -8555,6 +7846,7 @@
       <w:r>
         <w:rPr>
           <w:rFonts w:ascii="Times New Roman" w:eastAsia="宋体" w:hAnsi="Times New Roman" w:cs="Times New Roman"/>
+          <w:noProof/>
           <w:szCs w:val="21"/>
         </w:rPr>
         <w:drawing>
@@ -8604,7 +7896,7 @@
       <w:pPr>
         <w:ind w:firstLineChars="200" w:firstLine="420"/>
         <w:rPr>
-          <w:rFonts w:ascii="Times New Roman" w:eastAsia="宋体" w:hAnsi="Times New Roman" w:cs="Times New Roman" w:hint="eastAsia"/>
+          <w:rFonts w:ascii="Times New Roman" w:eastAsia="宋体" w:hAnsi="Times New Roman" w:cs="Times New Roman"/>
           <w:szCs w:val="21"/>
         </w:rPr>
       </w:pPr>
@@ -8615,7 +7907,6 @@
         </w:rPr>
         <w:t>在场景层级面板中，</w:t>
       </w:r>
-      <w:proofErr w:type="spellStart"/>
       <w:r>
         <w:rPr>
           <w:rFonts w:ascii="Times New Roman" w:eastAsia="宋体" w:hAnsi="Times New Roman" w:cs="Times New Roman" w:hint="eastAsia"/>
@@ -8623,7 +7914,6 @@
         </w:rPr>
         <w:t>MeshRenderer</w:t>
       </w:r>
-      <w:proofErr w:type="spellEnd"/>
       <w:r>
         <w:rPr>
           <w:rFonts w:ascii="Times New Roman" w:eastAsia="宋体" w:hAnsi="Times New Roman" w:cs="Times New Roman" w:hint="eastAsia"/>
@@ -8631,7 +7921,6 @@
         </w:rPr>
         <w:t>和</w:t>
       </w:r>
-      <w:proofErr w:type="spellStart"/>
       <w:r>
         <w:rPr>
           <w:rFonts w:ascii="Times New Roman" w:eastAsia="宋体" w:hAnsi="Times New Roman" w:cs="Times New Roman" w:hint="eastAsia"/>
@@ -8639,7 +7928,6 @@
         </w:rPr>
         <w:t>SpriteRenderer</w:t>
       </w:r>
-      <w:proofErr w:type="spellEnd"/>
       <w:r>
         <w:rPr>
           <w:rFonts w:ascii="Times New Roman" w:eastAsia="宋体" w:hAnsi="Times New Roman" w:cs="Times New Roman" w:hint="eastAsia"/>
@@ -8652,17 +7940,8 @@
           <w:rFonts w:ascii="Times New Roman" w:eastAsia="宋体" w:hAnsi="Times New Roman" w:cs="Times New Roman" w:hint="eastAsia"/>
           <w:szCs w:val="21"/>
         </w:rPr>
-        <w:t>.</w:t>
-      </w:r>
-      <w:proofErr w:type="spellStart"/>
-      <w:r>
-        <w:rPr>
-          <w:rFonts w:ascii="Times New Roman" w:eastAsia="宋体" w:hAnsi="Times New Roman" w:cs="Times New Roman" w:hint="eastAsia"/>
-          <w:szCs w:val="21"/>
-        </w:rPr>
-        <w:t>cpt</w:t>
-      </w:r>
-      <w:proofErr w:type="spellEnd"/>
+        <w:t>.cpt</w:t>
+      </w:r>
       <w:r>
         <w:rPr>
           <w:rFonts w:ascii="Times New Roman" w:eastAsia="宋体" w:hAnsi="Times New Roman" w:cs="Times New Roman" w:hint="eastAsia"/>
@@ -8675,17 +7954,8 @@
           <w:rFonts w:ascii="Times New Roman" w:eastAsia="宋体" w:hAnsi="Times New Roman" w:cs="Times New Roman" w:hint="eastAsia"/>
           <w:szCs w:val="21"/>
         </w:rPr>
-        <w:t>.</w:t>
-      </w:r>
-      <w:proofErr w:type="spellStart"/>
-      <w:r>
-        <w:rPr>
-          <w:rFonts w:ascii="Times New Roman" w:eastAsia="宋体" w:hAnsi="Times New Roman" w:cs="Times New Roman" w:hint="eastAsia"/>
-          <w:szCs w:val="21"/>
-        </w:rPr>
-        <w:t>cpt</w:t>
-      </w:r>
-      <w:proofErr w:type="spellEnd"/>
+        <w:t>.cpt</w:t>
+      </w:r>
       <w:r>
         <w:rPr>
           <w:rFonts w:ascii="Times New Roman" w:eastAsia="宋体" w:hAnsi="Times New Roman" w:cs="Times New Roman" w:hint="eastAsia"/>
@@ -8698,17 +7968,8 @@
           <w:rFonts w:ascii="Times New Roman" w:eastAsia="宋体" w:hAnsi="Times New Roman" w:cs="Times New Roman" w:hint="eastAsia"/>
           <w:szCs w:val="21"/>
         </w:rPr>
-        <w:t>.</w:t>
-      </w:r>
-      <w:proofErr w:type="spellStart"/>
-      <w:r>
-        <w:rPr>
-          <w:rFonts w:ascii="Times New Roman" w:eastAsia="宋体" w:hAnsi="Times New Roman" w:cs="Times New Roman" w:hint="eastAsia"/>
-          <w:szCs w:val="21"/>
-        </w:rPr>
-        <w:t>cpt</w:t>
-      </w:r>
-      <w:proofErr w:type="spellEnd"/>
+        <w:t>.cpt</w:t>
+      </w:r>
       <w:r>
         <w:rPr>
           <w:rFonts w:ascii="Times New Roman" w:eastAsia="宋体" w:hAnsi="Times New Roman" w:cs="Times New Roman" w:hint="eastAsia"/>
@@ -8721,17 +7982,8 @@
           <w:rFonts w:ascii="Times New Roman" w:eastAsia="宋体" w:hAnsi="Times New Roman" w:cs="Times New Roman" w:hint="eastAsia"/>
           <w:szCs w:val="21"/>
         </w:rPr>
-        <w:t>.</w:t>
-      </w:r>
-      <w:proofErr w:type="spellStart"/>
-      <w:r>
-        <w:rPr>
-          <w:rFonts w:ascii="Times New Roman" w:eastAsia="宋体" w:hAnsi="Times New Roman" w:cs="Times New Roman" w:hint="eastAsia"/>
-          <w:szCs w:val="21"/>
-        </w:rPr>
-        <w:t>cpt</w:t>
-      </w:r>
-      <w:proofErr w:type="spellEnd"/>
+        <w:t>.cpt</w:t>
+      </w:r>
       <w:r>
         <w:rPr>
           <w:rFonts w:ascii="Times New Roman" w:eastAsia="宋体" w:hAnsi="Times New Roman" w:cs="Times New Roman" w:hint="eastAsia"/>
@@ -8744,13 +7996,14 @@
       <w:pPr>
         <w:jc w:val="center"/>
         <w:rPr>
-          <w:rFonts w:ascii="Times New Roman" w:eastAsia="宋体" w:hAnsi="Times New Roman" w:cs="Times New Roman" w:hint="eastAsia"/>
-          <w:szCs w:val="21"/>
-        </w:rPr>
-      </w:pPr>
-      <w:r>
-        <w:rPr>
-          <w:rFonts w:ascii="Times New Roman" w:eastAsia="宋体" w:hAnsi="Times New Roman" w:cs="Times New Roman"/>
+          <w:rFonts w:ascii="Times New Roman" w:eastAsia="宋体" w:hAnsi="Times New Roman" w:cs="Times New Roman"/>
+          <w:szCs w:val="21"/>
+        </w:rPr>
+      </w:pPr>
+      <w:r>
+        <w:rPr>
+          <w:rFonts w:ascii="Times New Roman" w:eastAsia="宋体" w:hAnsi="Times New Roman" w:cs="Times New Roman"/>
+          <w:noProof/>
           <w:szCs w:val="21"/>
         </w:rPr>
         <w:drawing>
@@ -8784,6 +8037,1463 @@
                     <a:xfrm>
                       <a:off x="0" y="0"/>
                       <a:ext cx="5274310" cy="3956050"/>
+                    </a:xfrm>
+                    <a:prstGeom prst="rect">
+                      <a:avLst/>
+                    </a:prstGeom>
+                  </pic:spPr>
+                </pic:pic>
+              </a:graphicData>
+            </a:graphic>
+          </wp:inline>
+        </w:drawing>
+      </w:r>
+    </w:p>
+    <w:p>
+      <w:pPr>
+        <w:pStyle w:val="1"/>
+        <w:rPr>
+          <w:rFonts w:ascii="Times New Roman" w:eastAsia="宋体" w:hAnsi="Times New Roman" w:cs="Times New Roman"/>
+          <w:b/>
+          <w:bCs/>
+          <w:color w:val="000000" w:themeColor="text1"/>
+          <w:sz w:val="28"/>
+          <w:szCs w:val="28"/>
+        </w:rPr>
+      </w:pPr>
+      <w:r>
+        <w:rPr>
+          <w:rFonts w:ascii="Times New Roman" w:eastAsia="宋体" w:hAnsi="Times New Roman" w:cs="Times New Roman" w:hint="eastAsia"/>
+          <w:b/>
+          <w:bCs/>
+          <w:color w:val="000000" w:themeColor="text1"/>
+          <w:sz w:val="28"/>
+          <w:szCs w:val="28"/>
+        </w:rPr>
+        <w:lastRenderedPageBreak/>
+        <w:t>材质与资产管理器</w:t>
+      </w:r>
+    </w:p>
+    <w:p>
+      <w:pPr>
+        <w:pStyle w:val="2"/>
+        <w:rPr>
+          <w:rFonts w:ascii="Times New Roman" w:eastAsia="宋体" w:hAnsi="Times New Roman" w:cs="Times New Roman"/>
+          <w:b/>
+          <w:bCs/>
+          <w:color w:val="000000" w:themeColor="text1"/>
+          <w:sz w:val="24"/>
+          <w:szCs w:val="24"/>
+        </w:rPr>
+      </w:pPr>
+      <w:r>
+        <w:rPr>
+          <w:rFonts w:ascii="Times New Roman" w:eastAsia="宋体" w:hAnsi="Times New Roman" w:cs="Times New Roman" w:hint="eastAsia"/>
+          <w:b/>
+          <w:bCs/>
+          <w:color w:val="000000" w:themeColor="text1"/>
+          <w:sz w:val="24"/>
+          <w:szCs w:val="24"/>
+        </w:rPr>
+        <w:t>材质类</w:t>
+      </w:r>
+    </w:p>
+    <w:p>
+      <w:pPr>
+        <w:ind w:firstLineChars="200" w:firstLine="420"/>
+        <w:rPr>
+          <w:rFonts w:ascii="Times New Roman" w:eastAsia="宋体" w:hAnsi="Times New Roman" w:cs="Times New Roman" w:hint="eastAsia"/>
+          <w:szCs w:val="21"/>
+        </w:rPr>
+      </w:pPr>
+      <w:r>
+        <w:rPr>
+          <w:rFonts w:ascii="Times New Roman" w:eastAsia="宋体" w:hAnsi="Times New Roman" w:cs="Times New Roman" w:hint="eastAsia"/>
+          <w:szCs w:val="21"/>
+        </w:rPr>
+        <w:t>材质类中主要持有</w:t>
+      </w:r>
+      <w:r>
+        <w:rPr>
+          <w:rFonts w:ascii="Times New Roman" w:eastAsia="宋体" w:hAnsi="Times New Roman" w:cs="Times New Roman" w:hint="eastAsia"/>
+          <w:szCs w:val="21"/>
+        </w:rPr>
+        <w:t>Shader</w:t>
+      </w:r>
+      <w:r>
+        <w:rPr>
+          <w:rFonts w:ascii="Times New Roman" w:eastAsia="宋体" w:hAnsi="Times New Roman" w:cs="Times New Roman" w:hint="eastAsia"/>
+          <w:szCs w:val="21"/>
+        </w:rPr>
+        <w:t>，纹理，以及从</w:t>
+      </w:r>
+      <w:r>
+        <w:rPr>
+          <w:rFonts w:ascii="Times New Roman" w:eastAsia="宋体" w:hAnsi="Times New Roman" w:cs="Times New Roman" w:hint="eastAsia"/>
+          <w:szCs w:val="21"/>
+        </w:rPr>
+        <w:t>Shader</w:t>
+      </w:r>
+      <w:r>
+        <w:rPr>
+          <w:rFonts w:ascii="Times New Roman" w:eastAsia="宋体" w:hAnsi="Times New Roman" w:cs="Times New Roman" w:hint="eastAsia"/>
+          <w:szCs w:val="21"/>
+        </w:rPr>
+        <w:t>中导出的材质属性信息。</w:t>
+      </w:r>
+      <w:r>
+        <w:rPr>
+          <w:rFonts w:ascii="Times New Roman" w:eastAsia="宋体" w:hAnsi="Times New Roman" w:cs="Times New Roman" w:hint="eastAsia"/>
+          <w:szCs w:val="21"/>
+        </w:rPr>
+        <w:t>MeshRenderer</w:t>
+      </w:r>
+      <w:r>
+        <w:rPr>
+          <w:rFonts w:ascii="Times New Roman" w:eastAsia="宋体" w:hAnsi="Times New Roman" w:cs="Times New Roman" w:hint="eastAsia"/>
+          <w:szCs w:val="21"/>
+        </w:rPr>
+        <w:t>和</w:t>
+      </w:r>
+      <w:r>
+        <w:rPr>
+          <w:rFonts w:ascii="Times New Roman" w:eastAsia="宋体" w:hAnsi="Times New Roman" w:cs="Times New Roman" w:hint="eastAsia"/>
+          <w:szCs w:val="21"/>
+        </w:rPr>
+        <w:t>SpriteRenderer</w:t>
+      </w:r>
+      <w:r>
+        <w:rPr>
+          <w:rFonts w:ascii="Times New Roman" w:eastAsia="宋体" w:hAnsi="Times New Roman" w:cs="Times New Roman" w:hint="eastAsia"/>
+          <w:szCs w:val="21"/>
+        </w:rPr>
+        <w:t>组件删除了之前持有的纹理、颜色等变量，现在只持有材质对象。在保存场景时，场景文件中只记录材质文件的路径，</w:t>
+      </w:r>
+      <w:r>
+        <w:rPr>
+          <w:rFonts w:ascii="Times New Roman" w:eastAsia="宋体" w:hAnsi="Times New Roman" w:cs="Times New Roman" w:hint="eastAsia"/>
+          <w:szCs w:val="21"/>
+        </w:rPr>
+        <w:t>MeshRenderer</w:t>
+      </w:r>
+      <w:r>
+        <w:rPr>
+          <w:rFonts w:ascii="Times New Roman" w:eastAsia="宋体" w:hAnsi="Times New Roman" w:cs="Times New Roman" w:hint="eastAsia"/>
+          <w:szCs w:val="21"/>
+        </w:rPr>
+        <w:t>和</w:t>
+      </w:r>
+      <w:r>
+        <w:rPr>
+          <w:rFonts w:ascii="Times New Roman" w:eastAsia="宋体" w:hAnsi="Times New Roman" w:cs="Times New Roman" w:hint="eastAsia"/>
+          <w:szCs w:val="21"/>
+        </w:rPr>
+        <w:t>SpriteRenderer</w:t>
+      </w:r>
+      <w:r>
+        <w:rPr>
+          <w:rFonts w:ascii="Times New Roman" w:eastAsia="宋体" w:hAnsi="Times New Roman" w:cs="Times New Roman" w:hint="eastAsia"/>
+          <w:szCs w:val="21"/>
+        </w:rPr>
+        <w:t>组件中的材质对象会调用自己的</w:t>
+      </w:r>
+      <w:r>
+        <w:rPr>
+          <w:rFonts w:ascii="Times New Roman" w:eastAsia="宋体" w:hAnsi="Times New Roman" w:cs="Times New Roman" w:hint="eastAsia"/>
+          <w:szCs w:val="21"/>
+        </w:rPr>
+        <w:t>Export</w:t>
+      </w:r>
+      <w:r>
+        <w:rPr>
+          <w:rFonts w:ascii="Times New Roman" w:eastAsia="宋体" w:hAnsi="Times New Roman" w:cs="Times New Roman" w:hint="eastAsia"/>
+          <w:szCs w:val="21"/>
+        </w:rPr>
+        <w:t>方法，将自己的数据序列化到材质文件（</w:t>
+      </w:r>
+      <w:r>
+        <w:rPr>
+          <w:rFonts w:ascii="Times New Roman" w:eastAsia="宋体" w:hAnsi="Times New Roman" w:cs="Times New Roman" w:hint="eastAsia"/>
+          <w:szCs w:val="21"/>
+        </w:rPr>
+        <w:t>.mat</w:t>
+      </w:r>
+      <w:r>
+        <w:rPr>
+          <w:rFonts w:ascii="Times New Roman" w:eastAsia="宋体" w:hAnsi="Times New Roman" w:cs="Times New Roman" w:hint="eastAsia"/>
+          <w:szCs w:val="21"/>
+        </w:rPr>
+        <w:t>）中。</w:t>
+      </w:r>
+      <w:r>
+        <w:rPr>
+          <w:rFonts w:ascii="Times New Roman" w:eastAsia="宋体" w:hAnsi="Times New Roman" w:cs="Times New Roman" w:hint="eastAsia"/>
+          <w:szCs w:val="21"/>
+        </w:rPr>
+        <w:t>目前材质文件中储存了</w:t>
+      </w:r>
+      <w:r>
+        <w:rPr>
+          <w:rFonts w:ascii="Times New Roman" w:eastAsia="宋体" w:hAnsi="Times New Roman" w:cs="Times New Roman" w:hint="eastAsia"/>
+          <w:szCs w:val="21"/>
+        </w:rPr>
+        <w:t>Shader</w:t>
+      </w:r>
+      <w:r>
+        <w:rPr>
+          <w:rFonts w:ascii="Times New Roman" w:eastAsia="宋体" w:hAnsi="Times New Roman" w:cs="Times New Roman" w:hint="eastAsia"/>
+          <w:szCs w:val="21"/>
+        </w:rPr>
+        <w:t>名，纹理路径，从</w:t>
+      </w:r>
+      <w:r>
+        <w:rPr>
+          <w:rFonts w:ascii="Times New Roman" w:eastAsia="宋体" w:hAnsi="Times New Roman" w:cs="Times New Roman" w:hint="eastAsia"/>
+          <w:szCs w:val="21"/>
+        </w:rPr>
+        <w:t>Shader</w:t>
+      </w:r>
+      <w:r>
+        <w:rPr>
+          <w:rFonts w:ascii="Times New Roman" w:eastAsia="宋体" w:hAnsi="Times New Roman" w:cs="Times New Roman" w:hint="eastAsia"/>
+          <w:szCs w:val="21"/>
+        </w:rPr>
+        <w:t>中导出的材质属性名称、类型、值。之前保存在</w:t>
+      </w:r>
+      <w:r>
+        <w:rPr>
+          <w:rFonts w:ascii="Times New Roman" w:eastAsia="宋体" w:hAnsi="Times New Roman" w:cs="Times New Roman" w:hint="eastAsia"/>
+          <w:szCs w:val="21"/>
+        </w:rPr>
+        <w:t>Mesh</w:t>
+      </w:r>
+      <w:r>
+        <w:rPr>
+          <w:rFonts w:ascii="Times New Roman" w:eastAsia="宋体" w:hAnsi="Times New Roman" w:cs="Times New Roman" w:hint="eastAsia"/>
+          <w:szCs w:val="21"/>
+        </w:rPr>
+        <w:t>类中的纹理数组就可以删除了，现在靠材质保存纹理数组</w:t>
+      </w:r>
+      <w:r>
+        <w:rPr>
+          <w:rFonts w:ascii="Times New Roman" w:eastAsia="宋体" w:hAnsi="Times New Roman" w:cs="Times New Roman" w:hint="eastAsia"/>
+          <w:szCs w:val="21"/>
+        </w:rPr>
+        <w:t>。</w:t>
+      </w:r>
+      <w:r>
+        <w:rPr>
+          <w:rFonts w:ascii="Times New Roman" w:eastAsia="宋体" w:hAnsi="Times New Roman" w:cs="Times New Roman" w:hint="eastAsia"/>
+          <w:szCs w:val="21"/>
+        </w:rPr>
+        <w:t>材质类的反序列化就是将上述内容使用</w:t>
+      </w:r>
+      <w:r>
+        <w:rPr>
+          <w:rFonts w:ascii="Times New Roman" w:eastAsia="宋体" w:hAnsi="Times New Roman" w:cs="Times New Roman" w:hint="eastAsia"/>
+          <w:szCs w:val="21"/>
+        </w:rPr>
+        <w:t>yaml-cpp</w:t>
+      </w:r>
+      <w:r>
+        <w:rPr>
+          <w:rFonts w:ascii="Times New Roman" w:eastAsia="宋体" w:hAnsi="Times New Roman" w:cs="Times New Roman" w:hint="eastAsia"/>
+          <w:szCs w:val="21"/>
+        </w:rPr>
+        <w:t>解析出来即可，与其他反序列化是类似的，</w:t>
+      </w:r>
+      <w:r>
+        <w:rPr>
+          <w:rFonts w:ascii="Times New Roman" w:eastAsia="宋体" w:hAnsi="Times New Roman" w:cs="Times New Roman" w:hint="eastAsia"/>
+          <w:szCs w:val="21"/>
+        </w:rPr>
+        <w:t>但过程略有不同，首先通过场景文件的材质文件路径找到材质文件，然后实例化一个空材质对象，初始化其路径，然后调用</w:t>
+      </w:r>
+      <w:r>
+        <w:rPr>
+          <w:rFonts w:ascii="Times New Roman" w:eastAsia="宋体" w:hAnsi="Times New Roman" w:cs="Times New Roman" w:hint="eastAsia"/>
+          <w:szCs w:val="21"/>
+        </w:rPr>
+        <w:t>ProcessCache</w:t>
+      </w:r>
+      <w:r>
+        <w:rPr>
+          <w:rFonts w:ascii="Times New Roman" w:eastAsia="宋体" w:hAnsi="Times New Roman" w:cs="Times New Roman" w:hint="eastAsia"/>
+          <w:szCs w:val="21"/>
+        </w:rPr>
+        <w:t>函数进行反序列化，这样做的原因是涉及到资产的缓存，在之后会详细说明。</w:t>
+      </w:r>
+    </w:p>
+    <w:p>
+      <w:pPr>
+        <w:jc w:val="center"/>
+        <w:rPr>
+          <w:rFonts w:ascii="Times New Roman" w:eastAsia="宋体" w:hAnsi="Times New Roman" w:cs="Times New Roman"/>
+          <w:szCs w:val="21"/>
+        </w:rPr>
+      </w:pPr>
+      <w:r>
+        <w:rPr>
+          <w:rFonts w:ascii="Times New Roman" w:eastAsia="宋体" w:hAnsi="Times New Roman" w:cs="Times New Roman"/>
+          <w:szCs w:val="21"/>
+        </w:rPr>
+        <w:drawing>
+          <wp:inline distT="0" distB="0" distL="0" distR="0" wp14:anchorId="7EEFC4B2" wp14:editId="45838E8E">
+            <wp:extent cx="5274310" cy="5467985"/>
+            <wp:effectExtent l="0" t="0" r="2540" b="0"/>
+            <wp:docPr id="363012500" name="图片 1"/>
+            <wp:cNvGraphicFramePr>
+              <a:graphicFrameLocks xmlns:a="http://schemas.openxmlformats.org/drawingml/2006/main" noChangeAspect="1"/>
+            </wp:cNvGraphicFramePr>
+            <a:graphic xmlns:a="http://schemas.openxmlformats.org/drawingml/2006/main">
+              <a:graphicData uri="http://schemas.openxmlformats.org/drawingml/2006/picture">
+                <pic:pic xmlns:pic="http://schemas.openxmlformats.org/drawingml/2006/picture">
+                  <pic:nvPicPr>
+                    <pic:cNvPr id="363012500" name=""/>
+                    <pic:cNvPicPr/>
+                  </pic:nvPicPr>
+                  <pic:blipFill>
+                    <a:blip r:embed="rId31" cstate="print">
+                      <a:extLst>
+                        <a:ext uri="{28A0092B-C50C-407E-A947-70E740481C1C}">
+                          <a14:useLocalDpi xmlns:a14="http://schemas.microsoft.com/office/drawing/2010/main" val="0"/>
+                        </a:ext>
+                      </a:extLst>
+                    </a:blip>
+                    <a:stretch>
+                      <a:fillRect/>
+                    </a:stretch>
+                  </pic:blipFill>
+                  <pic:spPr>
+                    <a:xfrm>
+                      <a:off x="0" y="0"/>
+                      <a:ext cx="5274310" cy="5467985"/>
+                    </a:xfrm>
+                    <a:prstGeom prst="rect">
+                      <a:avLst/>
+                    </a:prstGeom>
+                  </pic:spPr>
+                </pic:pic>
+              </a:graphicData>
+            </a:graphic>
+          </wp:inline>
+        </w:drawing>
+      </w:r>
+    </w:p>
+    <w:p>
+      <w:pPr>
+        <w:pStyle w:val="2"/>
+        <w:rPr>
+          <w:rFonts w:ascii="Times New Roman" w:eastAsia="宋体" w:hAnsi="Times New Roman" w:cs="Times New Roman"/>
+          <w:b/>
+          <w:bCs/>
+          <w:color w:val="000000" w:themeColor="text1"/>
+          <w:sz w:val="24"/>
+          <w:szCs w:val="24"/>
+        </w:rPr>
+      </w:pPr>
+      <w:r>
+        <w:rPr>
+          <w:rFonts w:ascii="Times New Roman" w:eastAsia="宋体" w:hAnsi="Times New Roman" w:cs="Times New Roman" w:hint="eastAsia"/>
+          <w:b/>
+          <w:bCs/>
+          <w:color w:val="000000" w:themeColor="text1"/>
+          <w:sz w:val="24"/>
+          <w:szCs w:val="24"/>
+        </w:rPr>
+        <w:t>Shader</w:t>
+      </w:r>
+      <w:r>
+        <w:rPr>
+          <w:rFonts w:ascii="Times New Roman" w:eastAsia="宋体" w:hAnsi="Times New Roman" w:cs="Times New Roman" w:hint="eastAsia"/>
+          <w:b/>
+          <w:bCs/>
+          <w:color w:val="000000" w:themeColor="text1"/>
+          <w:sz w:val="24"/>
+          <w:szCs w:val="24"/>
+        </w:rPr>
+        <w:t>属性、材质属性、材质文件的</w:t>
+      </w:r>
+      <w:r>
+        <w:rPr>
+          <w:rFonts w:ascii="Times New Roman" w:eastAsia="宋体" w:hAnsi="Times New Roman" w:cs="Times New Roman" w:hint="eastAsia"/>
+          <w:b/>
+          <w:bCs/>
+          <w:color w:val="000000" w:themeColor="text1"/>
+          <w:sz w:val="24"/>
+          <w:szCs w:val="24"/>
+        </w:rPr>
+        <w:t>导出</w:t>
+      </w:r>
+    </w:p>
+    <w:p>
+      <w:pPr>
+        <w:ind w:firstLineChars="200" w:firstLine="420"/>
+        <w:rPr>
+          <w:rFonts w:ascii="Times New Roman" w:eastAsia="宋体" w:hAnsi="Times New Roman" w:cs="Times New Roman"/>
+          <w:szCs w:val="21"/>
+        </w:rPr>
+      </w:pPr>
+      <w:r>
+        <w:rPr>
+          <w:rFonts w:ascii="Times New Roman" w:eastAsia="宋体" w:hAnsi="Times New Roman" w:cs="Times New Roman" w:hint="eastAsia"/>
+          <w:szCs w:val="21"/>
+        </w:rPr>
+        <w:t>Shader</w:t>
+      </w:r>
+      <w:r>
+        <w:rPr>
+          <w:rFonts w:ascii="Times New Roman" w:eastAsia="宋体" w:hAnsi="Times New Roman" w:cs="Times New Roman" w:hint="eastAsia"/>
+          <w:szCs w:val="21"/>
+        </w:rPr>
+        <w:t>文件的开头增加了</w:t>
+      </w:r>
+      <w:r>
+        <w:rPr>
+          <w:rFonts w:ascii="Times New Roman" w:eastAsia="宋体" w:hAnsi="Times New Roman" w:cs="Times New Roman" w:hint="eastAsia"/>
+          <w:szCs w:val="21"/>
+        </w:rPr>
+        <w:t>@</w:t>
+      </w:r>
+      <w:r>
+        <w:rPr>
+          <w:rFonts w:ascii="Times New Roman" w:eastAsia="宋体" w:hAnsi="Times New Roman" w:cs="Times New Roman" w:hint="eastAsia"/>
+          <w:szCs w:val="21"/>
+        </w:rPr>
+        <w:t>属性名</w:t>
+      </w:r>
+      <w:r>
+        <w:rPr>
+          <w:rFonts w:ascii="Times New Roman" w:eastAsia="宋体" w:hAnsi="Times New Roman" w:cs="Times New Roman" w:hint="eastAsia"/>
+          <w:szCs w:val="21"/>
+        </w:rPr>
+        <w:t>$</w:t>
+      </w:r>
+      <w:r>
+        <w:rPr>
+          <w:rFonts w:ascii="Times New Roman" w:eastAsia="宋体" w:hAnsi="Times New Roman" w:cs="Times New Roman" w:hint="eastAsia"/>
+          <w:szCs w:val="21"/>
+        </w:rPr>
+        <w:t>属性类型</w:t>
+      </w:r>
+      <w:r>
+        <w:rPr>
+          <w:rFonts w:ascii="Times New Roman" w:eastAsia="宋体" w:hAnsi="Times New Roman" w:cs="Times New Roman" w:hint="eastAsia"/>
+          <w:szCs w:val="21"/>
+        </w:rPr>
+        <w:t>作为可导出的属性</w:t>
+      </w:r>
+      <w:r>
+        <w:rPr>
+          <w:rFonts w:ascii="Times New Roman" w:eastAsia="宋体" w:hAnsi="Times New Roman" w:cs="Times New Roman" w:hint="eastAsia"/>
+          <w:szCs w:val="21"/>
+        </w:rPr>
+        <w:t>，例如</w:t>
+      </w:r>
+      <w:r>
+        <w:rPr>
+          <w:rFonts w:ascii="Times New Roman" w:eastAsia="宋体" w:hAnsi="Times New Roman" w:cs="Times New Roman" w:hint="eastAsia"/>
+          <w:szCs w:val="21"/>
+        </w:rPr>
+        <w:t xml:space="preserve">@Tiling </w:t>
+      </w:r>
+      <w:r>
+        <w:rPr>
+          <w:rFonts w:ascii="Times New Roman" w:eastAsia="宋体" w:hAnsi="Times New Roman" w:cs="Times New Roman" w:hint="eastAsia"/>
+          <w:szCs w:val="21"/>
+        </w:rPr>
+        <w:lastRenderedPageBreak/>
+        <w:t>Factor$float</w:t>
+      </w:r>
+      <w:r>
+        <w:rPr>
+          <w:rFonts w:ascii="Times New Roman" w:eastAsia="宋体" w:hAnsi="Times New Roman" w:cs="Times New Roman" w:hint="eastAsia"/>
+          <w:szCs w:val="21"/>
+        </w:rPr>
+        <w:t>表示</w:t>
+      </w:r>
+      <w:r>
+        <w:rPr>
+          <w:rFonts w:ascii="Times New Roman" w:eastAsia="宋体" w:hAnsi="Times New Roman" w:cs="Times New Roman" w:hint="eastAsia"/>
+          <w:szCs w:val="21"/>
+        </w:rPr>
+        <w:t>Tiling Factor</w:t>
+      </w:r>
+      <w:r>
+        <w:rPr>
+          <w:rFonts w:ascii="Times New Roman" w:eastAsia="宋体" w:hAnsi="Times New Roman" w:cs="Times New Roman" w:hint="eastAsia"/>
+          <w:szCs w:val="21"/>
+        </w:rPr>
+        <w:t>变量的类型是</w:t>
+      </w:r>
+      <w:r>
+        <w:rPr>
+          <w:rFonts w:ascii="Times New Roman" w:eastAsia="宋体" w:hAnsi="Times New Roman" w:cs="Times New Roman" w:hint="eastAsia"/>
+          <w:szCs w:val="21"/>
+        </w:rPr>
+        <w:t>float</w:t>
+      </w:r>
+      <w:r>
+        <w:rPr>
+          <w:rFonts w:ascii="Times New Roman" w:eastAsia="宋体" w:hAnsi="Times New Roman" w:cs="Times New Roman" w:hint="eastAsia"/>
+          <w:szCs w:val="21"/>
+        </w:rPr>
+        <w:t>，在</w:t>
+      </w:r>
+      <w:r>
+        <w:rPr>
+          <w:rFonts w:ascii="Times New Roman" w:eastAsia="宋体" w:hAnsi="Times New Roman" w:cs="Times New Roman" w:hint="eastAsia"/>
+          <w:szCs w:val="21"/>
+        </w:rPr>
+        <w:t>Shader</w:t>
+      </w:r>
+      <w:r>
+        <w:rPr>
+          <w:rFonts w:ascii="Times New Roman" w:eastAsia="宋体" w:hAnsi="Times New Roman" w:cs="Times New Roman" w:hint="eastAsia"/>
+          <w:szCs w:val="21"/>
+        </w:rPr>
+        <w:t>类中增加了类型为</w:t>
+      </w:r>
+      <w:r>
+        <w:rPr>
+          <w:rFonts w:ascii="Times New Roman" w:eastAsia="宋体" w:hAnsi="Times New Roman" w:cs="Times New Roman" w:hint="eastAsia"/>
+          <w:szCs w:val="21"/>
+        </w:rPr>
+        <w:t>std::unordered_map&lt;std::string, std::pair&lt;ShaderPropertyType, glm::vec4&gt;&gt; m_AttribInfo</w:t>
+      </w:r>
+      <w:r>
+        <w:rPr>
+          <w:rFonts w:ascii="Times New Roman" w:eastAsia="宋体" w:hAnsi="Times New Roman" w:cs="Times New Roman" w:hint="eastAsia"/>
+          <w:szCs w:val="21"/>
+        </w:rPr>
+        <w:t>的哈希表，</w:t>
+      </w:r>
+      <w:r>
+        <w:rPr>
+          <w:rFonts w:ascii="Times New Roman" w:eastAsia="宋体" w:hAnsi="Times New Roman" w:cs="Times New Roman" w:hint="eastAsia"/>
+          <w:szCs w:val="21"/>
+        </w:rPr>
+        <w:t>key</w:t>
+      </w:r>
+      <w:r>
+        <w:rPr>
+          <w:rFonts w:ascii="Times New Roman" w:eastAsia="宋体" w:hAnsi="Times New Roman" w:cs="Times New Roman" w:hint="eastAsia"/>
+          <w:szCs w:val="21"/>
+        </w:rPr>
+        <w:t>为属性名，</w:t>
+      </w:r>
+      <w:r>
+        <w:rPr>
+          <w:rFonts w:ascii="Times New Roman" w:eastAsia="宋体" w:hAnsi="Times New Roman" w:cs="Times New Roman" w:hint="eastAsia"/>
+          <w:szCs w:val="21"/>
+        </w:rPr>
+        <w:t>value</w:t>
+      </w:r>
+      <w:r>
+        <w:rPr>
+          <w:rFonts w:ascii="Times New Roman" w:eastAsia="宋体" w:hAnsi="Times New Roman" w:cs="Times New Roman" w:hint="eastAsia"/>
+          <w:szCs w:val="21"/>
+        </w:rPr>
+        <w:t>为</w:t>
+      </w:r>
+      <w:r>
+        <w:rPr>
+          <w:rFonts w:ascii="Times New Roman" w:eastAsia="宋体" w:hAnsi="Times New Roman" w:cs="Times New Roman" w:hint="eastAsia"/>
+          <w:szCs w:val="21"/>
+        </w:rPr>
+        <w:t>{</w:t>
+      </w:r>
+      <w:r>
+        <w:rPr>
+          <w:rFonts w:ascii="Times New Roman" w:eastAsia="宋体" w:hAnsi="Times New Roman" w:cs="Times New Roman" w:hint="eastAsia"/>
+          <w:szCs w:val="21"/>
+        </w:rPr>
+        <w:t>属性类型，属性值</w:t>
+      </w:r>
+      <w:r>
+        <w:rPr>
+          <w:rFonts w:ascii="Times New Roman" w:eastAsia="宋体" w:hAnsi="Times New Roman" w:cs="Times New Roman" w:hint="eastAsia"/>
+          <w:szCs w:val="21"/>
+        </w:rPr>
+        <w:t>}</w:t>
+      </w:r>
+      <w:r>
+        <w:rPr>
+          <w:rFonts w:ascii="Times New Roman" w:eastAsia="宋体" w:hAnsi="Times New Roman" w:cs="Times New Roman" w:hint="eastAsia"/>
+          <w:szCs w:val="21"/>
+        </w:rPr>
+        <w:t>，暂时使用</w:t>
+      </w:r>
+      <w:r>
+        <w:rPr>
+          <w:rFonts w:ascii="Times New Roman" w:eastAsia="宋体" w:hAnsi="Times New Roman" w:cs="Times New Roman" w:hint="eastAsia"/>
+          <w:szCs w:val="21"/>
+        </w:rPr>
+        <w:t>glm::vec4</w:t>
+      </w:r>
+      <w:r>
+        <w:rPr>
+          <w:rFonts w:ascii="Times New Roman" w:eastAsia="宋体" w:hAnsi="Times New Roman" w:cs="Times New Roman" w:hint="eastAsia"/>
+          <w:szCs w:val="21"/>
+        </w:rPr>
+        <w:t>存放属性值，如果变量类型少于</w:t>
+      </w:r>
+      <w:r>
+        <w:rPr>
+          <w:rFonts w:ascii="Times New Roman" w:eastAsia="宋体" w:hAnsi="Times New Roman" w:cs="Times New Roman" w:hint="eastAsia"/>
+          <w:szCs w:val="21"/>
+        </w:rPr>
+        <w:t>4</w:t>
+      </w:r>
+      <w:r>
+        <w:rPr>
+          <w:rFonts w:ascii="Times New Roman" w:eastAsia="宋体" w:hAnsi="Times New Roman" w:cs="Times New Roman" w:hint="eastAsia"/>
+          <w:szCs w:val="21"/>
+        </w:rPr>
+        <w:t>维向量，就存放在</w:t>
+      </w:r>
+      <w:r>
+        <w:rPr>
+          <w:rFonts w:ascii="Times New Roman" w:eastAsia="宋体" w:hAnsi="Times New Roman" w:cs="Times New Roman" w:hint="eastAsia"/>
+          <w:szCs w:val="21"/>
+        </w:rPr>
+        <w:t>glm::vec4</w:t>
+      </w:r>
+      <w:r>
+        <w:rPr>
+          <w:rFonts w:ascii="Times New Roman" w:eastAsia="宋体" w:hAnsi="Times New Roman" w:cs="Times New Roman" w:hint="eastAsia"/>
+          <w:szCs w:val="21"/>
+        </w:rPr>
+        <w:t>的前几位的位置。</w:t>
+      </w:r>
+      <w:r>
+        <w:rPr>
+          <w:rFonts w:ascii="Times New Roman" w:eastAsia="宋体" w:hAnsi="Times New Roman" w:cs="Times New Roman" w:hint="eastAsia"/>
+          <w:szCs w:val="21"/>
+        </w:rPr>
+        <w:t>在</w:t>
+      </w:r>
+      <w:r>
+        <w:rPr>
+          <w:rFonts w:ascii="Times New Roman" w:eastAsia="宋体" w:hAnsi="Times New Roman" w:cs="Times New Roman" w:hint="eastAsia"/>
+          <w:szCs w:val="21"/>
+        </w:rPr>
+        <w:t>Shader</w:t>
+      </w:r>
+      <w:r>
+        <w:rPr>
+          <w:rFonts w:ascii="Times New Roman" w:eastAsia="宋体" w:hAnsi="Times New Roman" w:cs="Times New Roman" w:hint="eastAsia"/>
+          <w:szCs w:val="21"/>
+        </w:rPr>
+        <w:t>的构造函数中，会处理文件开头的字符串，将属性信息存入哈希表中。</w:t>
+      </w:r>
+      <w:r>
+        <w:rPr>
+          <w:rFonts w:ascii="Times New Roman" w:eastAsia="宋体" w:hAnsi="Times New Roman" w:cs="Times New Roman" w:hint="eastAsia"/>
+          <w:szCs w:val="21"/>
+        </w:rPr>
+        <w:t>目前</w:t>
+      </w:r>
+      <w:r>
+        <w:rPr>
+          <w:rFonts w:ascii="Times New Roman" w:eastAsia="宋体" w:hAnsi="Times New Roman" w:cs="Times New Roman" w:hint="eastAsia"/>
+          <w:szCs w:val="21"/>
+        </w:rPr>
+        <w:t>Shader</w:t>
+      </w:r>
+      <w:r>
+        <w:rPr>
+          <w:rFonts w:ascii="Times New Roman" w:eastAsia="宋体" w:hAnsi="Times New Roman" w:cs="Times New Roman" w:hint="eastAsia"/>
+          <w:szCs w:val="21"/>
+        </w:rPr>
+        <w:t>是全局管理，所以</w:t>
+      </w:r>
+      <w:r>
+        <w:rPr>
+          <w:rFonts w:ascii="Times New Roman" w:eastAsia="宋体" w:hAnsi="Times New Roman" w:cs="Times New Roman" w:hint="eastAsia"/>
+          <w:szCs w:val="21"/>
+        </w:rPr>
+        <w:t>Shader</w:t>
+      </w:r>
+      <w:r>
+        <w:rPr>
+          <w:rFonts w:ascii="Times New Roman" w:eastAsia="宋体" w:hAnsi="Times New Roman" w:cs="Times New Roman" w:hint="eastAsia"/>
+          <w:szCs w:val="21"/>
+        </w:rPr>
+        <w:t>只需加载一次，之后如果有多个材质引用该</w:t>
+      </w:r>
+      <w:r>
+        <w:rPr>
+          <w:rFonts w:ascii="Times New Roman" w:eastAsia="宋体" w:hAnsi="Times New Roman" w:cs="Times New Roman" w:hint="eastAsia"/>
+          <w:szCs w:val="21"/>
+        </w:rPr>
+        <w:t>Shader</w:t>
+      </w:r>
+      <w:r>
+        <w:rPr>
+          <w:rFonts w:ascii="Times New Roman" w:eastAsia="宋体" w:hAnsi="Times New Roman" w:cs="Times New Roman" w:hint="eastAsia"/>
+          <w:szCs w:val="21"/>
+        </w:rPr>
+        <w:t>，直接</w:t>
+      </w:r>
+      <w:r>
+        <w:rPr>
+          <w:rFonts w:ascii="Times New Roman" w:eastAsia="宋体" w:hAnsi="Times New Roman" w:cs="Times New Roman" w:hint="eastAsia"/>
+          <w:szCs w:val="21"/>
+        </w:rPr>
+        <w:t>读取</w:t>
+      </w:r>
+      <w:r>
+        <w:rPr>
+          <w:rFonts w:ascii="Times New Roman" w:eastAsia="宋体" w:hAnsi="Times New Roman" w:cs="Times New Roman" w:hint="eastAsia"/>
+          <w:szCs w:val="21"/>
+        </w:rPr>
+        <w:t>Shader</w:t>
+      </w:r>
+      <w:r>
+        <w:rPr>
+          <w:rFonts w:ascii="Times New Roman" w:eastAsia="宋体" w:hAnsi="Times New Roman" w:cs="Times New Roman" w:hint="eastAsia"/>
+          <w:szCs w:val="21"/>
+        </w:rPr>
+        <w:t>的属性</w:t>
+      </w:r>
+      <w:r>
+        <w:rPr>
+          <w:rFonts w:ascii="Times New Roman" w:eastAsia="宋体" w:hAnsi="Times New Roman" w:cs="Times New Roman" w:hint="eastAsia"/>
+          <w:szCs w:val="21"/>
+        </w:rPr>
+        <w:t>到自身的材质属性</w:t>
+      </w:r>
+      <w:r>
+        <w:rPr>
+          <w:rFonts w:ascii="Times New Roman" w:eastAsia="宋体" w:hAnsi="Times New Roman" w:cs="Times New Roman" w:hint="eastAsia"/>
+          <w:szCs w:val="21"/>
+        </w:rPr>
+        <w:t>即可。</w:t>
+      </w:r>
+    </w:p>
+    <w:p>
+      <w:pPr>
+        <w:ind w:firstLineChars="200" w:firstLine="420"/>
+        <w:rPr>
+          <w:rFonts w:ascii="Times New Roman" w:eastAsia="宋体" w:hAnsi="Times New Roman" w:cs="Times New Roman"/>
+          <w:szCs w:val="21"/>
+        </w:rPr>
+      </w:pPr>
+      <w:r>
+        <w:rPr>
+          <w:rFonts w:ascii="Times New Roman" w:eastAsia="宋体" w:hAnsi="Times New Roman" w:cs="Times New Roman" w:hint="eastAsia"/>
+          <w:szCs w:val="21"/>
+        </w:rPr>
+        <w:t>在读入材质的过程中，会根据材质文件中的</w:t>
+      </w:r>
+      <w:r>
+        <w:rPr>
+          <w:rFonts w:ascii="Times New Roman" w:eastAsia="宋体" w:hAnsi="Times New Roman" w:cs="Times New Roman" w:hint="eastAsia"/>
+          <w:szCs w:val="21"/>
+        </w:rPr>
+        <w:t>Shader</w:t>
+      </w:r>
+      <w:r>
+        <w:rPr>
+          <w:rFonts w:ascii="Times New Roman" w:eastAsia="宋体" w:hAnsi="Times New Roman" w:cs="Times New Roman" w:hint="eastAsia"/>
+          <w:szCs w:val="21"/>
+        </w:rPr>
+        <w:t>名加载</w:t>
+      </w:r>
+      <w:r>
+        <w:rPr>
+          <w:rFonts w:ascii="Times New Roman" w:eastAsia="宋体" w:hAnsi="Times New Roman" w:cs="Times New Roman" w:hint="eastAsia"/>
+          <w:szCs w:val="21"/>
+        </w:rPr>
+        <w:t>Shader</w:t>
+      </w:r>
+      <w:r>
+        <w:rPr>
+          <w:rFonts w:ascii="Times New Roman" w:eastAsia="宋体" w:hAnsi="Times New Roman" w:cs="Times New Roman" w:hint="eastAsia"/>
+          <w:szCs w:val="21"/>
+        </w:rPr>
+        <w:t>，并将</w:t>
+      </w:r>
+      <w:r>
+        <w:rPr>
+          <w:rFonts w:ascii="Times New Roman" w:eastAsia="宋体" w:hAnsi="Times New Roman" w:cs="Times New Roman" w:hint="eastAsia"/>
+          <w:szCs w:val="21"/>
+        </w:rPr>
+        <w:t>Shader</w:t>
+      </w:r>
+      <w:r>
+        <w:rPr>
+          <w:rFonts w:ascii="Times New Roman" w:eastAsia="宋体" w:hAnsi="Times New Roman" w:cs="Times New Roman" w:hint="eastAsia"/>
+          <w:szCs w:val="21"/>
+        </w:rPr>
+        <w:t>的属性赋给自身的属性，材质属性哈希表的类型和</w:t>
+      </w:r>
+      <w:r>
+        <w:rPr>
+          <w:rFonts w:ascii="Times New Roman" w:eastAsia="宋体" w:hAnsi="Times New Roman" w:cs="Times New Roman" w:hint="eastAsia"/>
+          <w:szCs w:val="21"/>
+        </w:rPr>
+        <w:t>Shader</w:t>
+      </w:r>
+      <w:r>
+        <w:rPr>
+          <w:rFonts w:ascii="Times New Roman" w:eastAsia="宋体" w:hAnsi="Times New Roman" w:cs="Times New Roman" w:hint="eastAsia"/>
+          <w:szCs w:val="21"/>
+        </w:rPr>
+        <w:t>中的哈希表类型完全相同。为什么有了</w:t>
+      </w:r>
+      <w:r>
+        <w:rPr>
+          <w:rFonts w:ascii="Times New Roman" w:eastAsia="宋体" w:hAnsi="Times New Roman" w:cs="Times New Roman" w:hint="eastAsia"/>
+          <w:szCs w:val="21"/>
+        </w:rPr>
+        <w:t>Shader</w:t>
+      </w:r>
+      <w:r>
+        <w:rPr>
+          <w:rFonts w:ascii="Times New Roman" w:eastAsia="宋体" w:hAnsi="Times New Roman" w:cs="Times New Roman" w:hint="eastAsia"/>
+          <w:szCs w:val="21"/>
+        </w:rPr>
+        <w:t>属性还需要材质属性？因为不同的材质可以引用相同的</w:t>
+      </w:r>
+      <w:r>
+        <w:rPr>
+          <w:rFonts w:ascii="Times New Roman" w:eastAsia="宋体" w:hAnsi="Times New Roman" w:cs="Times New Roman" w:hint="eastAsia"/>
+          <w:szCs w:val="21"/>
+        </w:rPr>
+        <w:t>Shader</w:t>
+      </w:r>
+      <w:r>
+        <w:rPr>
+          <w:rFonts w:ascii="Times New Roman" w:eastAsia="宋体" w:hAnsi="Times New Roman" w:cs="Times New Roman" w:hint="eastAsia"/>
+          <w:szCs w:val="21"/>
+        </w:rPr>
+        <w:t>，如果在编辑器中更改的是</w:t>
+      </w:r>
+      <w:r>
+        <w:rPr>
+          <w:rFonts w:ascii="Times New Roman" w:eastAsia="宋体" w:hAnsi="Times New Roman" w:cs="Times New Roman" w:hint="eastAsia"/>
+          <w:szCs w:val="21"/>
+        </w:rPr>
+        <w:t>Shader</w:t>
+      </w:r>
+      <w:r>
+        <w:rPr>
+          <w:rFonts w:ascii="Times New Roman" w:eastAsia="宋体" w:hAnsi="Times New Roman" w:cs="Times New Roman" w:hint="eastAsia"/>
+          <w:szCs w:val="21"/>
+        </w:rPr>
+        <w:t>属性，那么所有引用该</w:t>
+      </w:r>
+      <w:r>
+        <w:rPr>
+          <w:rFonts w:ascii="Times New Roman" w:eastAsia="宋体" w:hAnsi="Times New Roman" w:cs="Times New Roman" w:hint="eastAsia"/>
+          <w:szCs w:val="21"/>
+        </w:rPr>
+        <w:t>Shader</w:t>
+      </w:r>
+      <w:r>
+        <w:rPr>
+          <w:rFonts w:ascii="Times New Roman" w:eastAsia="宋体" w:hAnsi="Times New Roman" w:cs="Times New Roman" w:hint="eastAsia"/>
+          <w:szCs w:val="21"/>
+        </w:rPr>
+        <w:t>的材质都会受到影响，实际上，</w:t>
+      </w:r>
+      <w:r>
+        <w:rPr>
+          <w:rFonts w:ascii="Times New Roman" w:eastAsia="宋体" w:hAnsi="Times New Roman" w:cs="Times New Roman" w:hint="eastAsia"/>
+          <w:szCs w:val="21"/>
+        </w:rPr>
+        <w:t>Shader</w:t>
+      </w:r>
+      <w:r>
+        <w:rPr>
+          <w:rFonts w:ascii="Times New Roman" w:eastAsia="宋体" w:hAnsi="Times New Roman" w:cs="Times New Roman" w:hint="eastAsia"/>
+          <w:szCs w:val="21"/>
+        </w:rPr>
+        <w:t>只负责定义一种渲染方式，具体的数值不应该由</w:t>
+      </w:r>
+      <w:r>
+        <w:rPr>
+          <w:rFonts w:ascii="Times New Roman" w:eastAsia="宋体" w:hAnsi="Times New Roman" w:cs="Times New Roman" w:hint="eastAsia"/>
+          <w:szCs w:val="21"/>
+        </w:rPr>
+        <w:t>Shader</w:t>
+      </w:r>
+      <w:r>
+        <w:rPr>
+          <w:rFonts w:ascii="Times New Roman" w:eastAsia="宋体" w:hAnsi="Times New Roman" w:cs="Times New Roman" w:hint="eastAsia"/>
+          <w:szCs w:val="21"/>
+        </w:rPr>
+        <w:t>决定，我们在面板中修改的是材质属性，这样只有使用了同种材质的物体才会发生变化，其它引用了相同</w:t>
+      </w:r>
+      <w:r>
+        <w:rPr>
+          <w:rFonts w:ascii="Times New Roman" w:eastAsia="宋体" w:hAnsi="Times New Roman" w:cs="Times New Roman" w:hint="eastAsia"/>
+          <w:szCs w:val="21"/>
+        </w:rPr>
+        <w:t>Shader</w:t>
+      </w:r>
+      <w:r>
+        <w:rPr>
+          <w:rFonts w:ascii="Times New Roman" w:eastAsia="宋体" w:hAnsi="Times New Roman" w:cs="Times New Roman" w:hint="eastAsia"/>
+          <w:szCs w:val="21"/>
+        </w:rPr>
+        <w:t>的材质不会受到影响，这才是更符合逻辑的。</w:t>
+      </w:r>
+      <w:r>
+        <w:rPr>
+          <w:rFonts w:ascii="Times New Roman" w:eastAsia="宋体" w:hAnsi="Times New Roman" w:cs="Times New Roman" w:hint="eastAsia"/>
+          <w:szCs w:val="21"/>
+        </w:rPr>
+        <w:t>Unity</w:t>
+      </w:r>
+      <w:r>
+        <w:rPr>
+          <w:rFonts w:ascii="Times New Roman" w:eastAsia="宋体" w:hAnsi="Times New Roman" w:cs="Times New Roman" w:hint="eastAsia"/>
+          <w:szCs w:val="21"/>
+        </w:rPr>
+        <w:t>中对材质的修改也遵循类似的逻辑。</w:t>
+      </w:r>
+    </w:p>
+    <w:p>
+      <w:pPr>
+        <w:ind w:firstLineChars="200" w:firstLine="420"/>
+        <w:rPr>
+          <w:rFonts w:ascii="Times New Roman" w:eastAsia="宋体" w:hAnsi="Times New Roman" w:cs="Times New Roman"/>
+          <w:szCs w:val="21"/>
+        </w:rPr>
+      </w:pPr>
+      <w:r>
+        <w:rPr>
+          <w:rFonts w:ascii="Times New Roman" w:eastAsia="宋体" w:hAnsi="Times New Roman" w:cs="Times New Roman" w:hint="eastAsia"/>
+          <w:szCs w:val="21"/>
+        </w:rPr>
+        <w:t>前面提到了保存场景时会导出材质文件，在项目中，提前创建了一些简单的材质文件，包含了箱子或棋盘格的贴图用于测试，但模型的材质文件不可能提前创建，所以模型的材质文件需要读取模型时导出。</w:t>
+      </w:r>
+      <w:r>
+        <w:rPr>
+          <w:rFonts w:ascii="Times New Roman" w:eastAsia="宋体" w:hAnsi="Times New Roman" w:cs="Times New Roman" w:hint="eastAsia"/>
+          <w:szCs w:val="21"/>
+        </w:rPr>
+        <w:t>在读取模型时，先创建</w:t>
+      </w:r>
+      <w:r>
+        <w:rPr>
+          <w:rFonts w:ascii="Times New Roman" w:eastAsia="宋体" w:hAnsi="Times New Roman" w:cs="Times New Roman" w:hint="eastAsia"/>
+          <w:szCs w:val="21"/>
+        </w:rPr>
+        <w:t>MeshRenderer</w:t>
+      </w:r>
+      <w:r>
+        <w:rPr>
+          <w:rFonts w:ascii="Times New Roman" w:eastAsia="宋体" w:hAnsi="Times New Roman" w:cs="Times New Roman" w:hint="eastAsia"/>
+          <w:szCs w:val="21"/>
+        </w:rPr>
+        <w:t>组件，拥有</w:t>
+      </w:r>
+      <w:r>
+        <w:rPr>
+          <w:rFonts w:ascii="Times New Roman" w:eastAsia="宋体" w:hAnsi="Times New Roman" w:cs="Times New Roman" w:hint="eastAsia"/>
+          <w:szCs w:val="21"/>
+        </w:rPr>
+        <w:t>一个空材质对象，并创建一个</w:t>
+      </w:r>
+      <w:r>
+        <w:rPr>
+          <w:rFonts w:ascii="Times New Roman" w:eastAsia="宋体" w:hAnsi="Times New Roman" w:cs="Times New Roman" w:hint="eastAsia"/>
+          <w:szCs w:val="21"/>
+        </w:rPr>
+        <w:t>Shader</w:t>
+      </w:r>
+      <w:r>
+        <w:rPr>
+          <w:rFonts w:ascii="Times New Roman" w:eastAsia="宋体" w:hAnsi="Times New Roman" w:cs="Times New Roman" w:hint="eastAsia"/>
+          <w:szCs w:val="21"/>
+        </w:rPr>
+        <w:t>（暂时写死为无光照</w:t>
+      </w:r>
+      <w:r>
+        <w:rPr>
+          <w:rFonts w:ascii="Times New Roman" w:eastAsia="宋体" w:hAnsi="Times New Roman" w:cs="Times New Roman" w:hint="eastAsia"/>
+          <w:szCs w:val="21"/>
+        </w:rPr>
+        <w:t>Shader</w:t>
+      </w:r>
+      <w:r>
+        <w:rPr>
+          <w:rFonts w:ascii="Times New Roman" w:eastAsia="宋体" w:hAnsi="Times New Roman" w:cs="Times New Roman" w:hint="eastAsia"/>
+          <w:szCs w:val="21"/>
+        </w:rPr>
+        <w:t>），然后注册该</w:t>
+      </w:r>
+      <w:r>
+        <w:rPr>
+          <w:rFonts w:ascii="Times New Roman" w:eastAsia="宋体" w:hAnsi="Times New Roman" w:cs="Times New Roman" w:hint="eastAsia"/>
+          <w:szCs w:val="21"/>
+        </w:rPr>
+        <w:t>Shader</w:t>
+      </w:r>
+      <w:r>
+        <w:rPr>
+          <w:rFonts w:ascii="Times New Roman" w:eastAsia="宋体" w:hAnsi="Times New Roman" w:cs="Times New Roman" w:hint="eastAsia"/>
+          <w:szCs w:val="21"/>
+        </w:rPr>
+        <w:t>的属性到材质中，将读取的模型纹理加入到材质对象中，此时的材质对象已经完整，导出到模型资产路径即可。</w:t>
+      </w:r>
+      <w:r>
+        <w:rPr>
+          <w:rFonts w:ascii="Times New Roman" w:eastAsia="宋体" w:hAnsi="Times New Roman" w:cs="Times New Roman" w:hint="eastAsia"/>
+          <w:szCs w:val="21"/>
+        </w:rPr>
+        <w:t>模型中可能有多个材质，对于每个含网格的节点，节点下的</w:t>
+      </w:r>
+      <w:r>
+        <w:rPr>
+          <w:rFonts w:ascii="Times New Roman" w:eastAsia="宋体" w:hAnsi="Times New Roman" w:cs="Times New Roman" w:hint="eastAsia"/>
+          <w:szCs w:val="21"/>
+        </w:rPr>
+        <w:t>aiMesh</w:t>
+      </w:r>
+      <w:r>
+        <w:rPr>
+          <w:rFonts w:ascii="Times New Roman" w:eastAsia="宋体" w:hAnsi="Times New Roman" w:cs="Times New Roman" w:hint="eastAsia"/>
+          <w:szCs w:val="21"/>
+        </w:rPr>
+        <w:t>对象有</w:t>
+      </w:r>
+      <w:r>
+        <w:rPr>
+          <w:rFonts w:ascii="Times New Roman" w:eastAsia="宋体" w:hAnsi="Times New Roman" w:cs="Times New Roman" w:hint="eastAsia"/>
+          <w:szCs w:val="21"/>
+        </w:rPr>
+        <w:t>mMaterialIndex</w:t>
+      </w:r>
+      <w:r>
+        <w:rPr>
+          <w:rFonts w:ascii="Times New Roman" w:eastAsia="宋体" w:hAnsi="Times New Roman" w:cs="Times New Roman" w:hint="eastAsia"/>
+          <w:szCs w:val="21"/>
+        </w:rPr>
+        <w:t>属性，指明了该网格使用的是模型的几号材质，所以我们导出的模型文件就命名为</w:t>
+      </w:r>
+      <w:r>
+        <w:rPr>
+          <w:rFonts w:ascii="Times New Roman" w:eastAsia="宋体" w:hAnsi="Times New Roman" w:cs="Times New Roman" w:hint="eastAsia"/>
+          <w:szCs w:val="21"/>
+        </w:rPr>
+        <w:t>material_</w:t>
+      </w:r>
+      <w:r>
+        <w:rPr>
+          <w:rFonts w:ascii="Times New Roman" w:eastAsia="宋体" w:hAnsi="Times New Roman" w:cs="Times New Roman" w:hint="eastAsia"/>
+          <w:szCs w:val="21"/>
+        </w:rPr>
+        <w:t>mMaterialIndex</w:t>
+      </w:r>
+      <w:r>
+        <w:rPr>
+          <w:rFonts w:ascii="Times New Roman" w:eastAsia="宋体" w:hAnsi="Times New Roman" w:cs="Times New Roman" w:hint="eastAsia"/>
+          <w:szCs w:val="21"/>
+        </w:rPr>
+        <w:t>。</w:t>
+      </w:r>
+    </w:p>
+    <w:p>
+      <w:pPr>
+        <w:pStyle w:val="2"/>
+        <w:rPr>
+          <w:rFonts w:ascii="Times New Roman" w:eastAsia="宋体" w:hAnsi="Times New Roman" w:cs="Times New Roman"/>
+          <w:b/>
+          <w:bCs/>
+          <w:color w:val="000000" w:themeColor="text1"/>
+          <w:sz w:val="24"/>
+          <w:szCs w:val="24"/>
+        </w:rPr>
+      </w:pPr>
+      <w:r>
+        <w:rPr>
+          <w:rFonts w:ascii="Times New Roman" w:eastAsia="宋体" w:hAnsi="Times New Roman" w:cs="Times New Roman" w:hint="eastAsia"/>
+          <w:b/>
+          <w:bCs/>
+          <w:color w:val="000000" w:themeColor="text1"/>
+          <w:sz w:val="24"/>
+          <w:szCs w:val="24"/>
+        </w:rPr>
+        <w:t>资产管理器</w:t>
+      </w:r>
+    </w:p>
+    <w:p>
+      <w:pPr>
+        <w:ind w:firstLineChars="200" w:firstLine="420"/>
+        <w:rPr>
+          <w:rFonts w:ascii="Times New Roman" w:eastAsia="宋体" w:hAnsi="Times New Roman" w:cs="Times New Roman"/>
+          <w:szCs w:val="21"/>
+        </w:rPr>
+      </w:pPr>
+      <w:r>
+        <w:rPr>
+          <w:rFonts w:ascii="Times New Roman" w:eastAsia="宋体" w:hAnsi="Times New Roman" w:cs="Times New Roman" w:hint="eastAsia"/>
+          <w:szCs w:val="21"/>
+        </w:rPr>
+        <w:t>资产管理器类目前比较简单，就是使用了一个哈希表存储加载过的资源文件，如果已经加载过，就直接从哈希表中读取，无需重新加载。实际上，资产管理器可能还要配合淘汰策略，引用计数，内存池的思想等，还需要自动处理路径重定向，文件重命名等，是一个比较复杂的模块。</w:t>
+      </w:r>
+    </w:p>
+    <w:p>
+      <w:pPr>
+        <w:ind w:firstLineChars="200" w:firstLine="420"/>
+        <w:rPr>
+          <w:rFonts w:ascii="Times New Roman" w:eastAsia="宋体" w:hAnsi="Times New Roman" w:cs="Times New Roman"/>
+          <w:szCs w:val="21"/>
+        </w:rPr>
+      </w:pPr>
+      <w:r>
+        <w:rPr>
+          <w:rFonts w:ascii="Times New Roman" w:eastAsia="宋体" w:hAnsi="Times New Roman" w:cs="Times New Roman" w:hint="eastAsia"/>
+          <w:szCs w:val="21"/>
+        </w:rPr>
+        <w:t>目前的项目中，</w:t>
+      </w:r>
+      <w:r>
+        <w:rPr>
+          <w:rFonts w:ascii="Times New Roman" w:eastAsia="宋体" w:hAnsi="Times New Roman" w:cs="Times New Roman" w:hint="eastAsia"/>
+          <w:szCs w:val="21"/>
+        </w:rPr>
+        <w:t>Shader</w:t>
+      </w:r>
+      <w:r>
+        <w:rPr>
+          <w:rFonts w:ascii="Times New Roman" w:eastAsia="宋体" w:hAnsi="Times New Roman" w:cs="Times New Roman" w:hint="eastAsia"/>
+          <w:szCs w:val="21"/>
+        </w:rPr>
+        <w:t>资产还是使用之前写好的</w:t>
+      </w:r>
+      <w:r>
+        <w:rPr>
+          <w:rFonts w:ascii="Times New Roman" w:eastAsia="宋体" w:hAnsi="Times New Roman" w:cs="Times New Roman" w:hint="eastAsia"/>
+          <w:szCs w:val="21"/>
+        </w:rPr>
+        <w:t>ShaderLib</w:t>
+      </w:r>
+      <w:r>
+        <w:rPr>
+          <w:rFonts w:ascii="Times New Roman" w:eastAsia="宋体" w:hAnsi="Times New Roman" w:cs="Times New Roman" w:hint="eastAsia"/>
+          <w:szCs w:val="21"/>
+        </w:rPr>
+        <w:t>进行全局加载，因为目前只有</w:t>
+      </w:r>
+      <w:r>
+        <w:rPr>
+          <w:rFonts w:ascii="Times New Roman" w:eastAsia="宋体" w:hAnsi="Times New Roman" w:cs="Times New Roman" w:hint="eastAsia"/>
+          <w:szCs w:val="21"/>
+        </w:rPr>
+        <w:t>Unlit</w:t>
+      </w:r>
+      <w:r>
+        <w:rPr>
+          <w:rFonts w:ascii="Times New Roman" w:eastAsia="宋体" w:hAnsi="Times New Roman" w:cs="Times New Roman" w:hint="eastAsia"/>
+          <w:szCs w:val="21"/>
+        </w:rPr>
+        <w:t>和</w:t>
+      </w:r>
+      <w:r>
+        <w:rPr>
+          <w:rFonts w:ascii="Times New Roman" w:eastAsia="宋体" w:hAnsi="Times New Roman" w:cs="Times New Roman" w:hint="eastAsia"/>
+          <w:szCs w:val="21"/>
+        </w:rPr>
+        <w:t>UnlitBatch</w:t>
+      </w:r>
+      <w:r>
+        <w:rPr>
+          <w:rFonts w:ascii="Times New Roman" w:eastAsia="宋体" w:hAnsi="Times New Roman" w:cs="Times New Roman" w:hint="eastAsia"/>
+          <w:szCs w:val="21"/>
+        </w:rPr>
+        <w:t>两种</w:t>
+      </w:r>
+      <w:r>
+        <w:rPr>
+          <w:rFonts w:ascii="Times New Roman" w:eastAsia="宋体" w:hAnsi="Times New Roman" w:cs="Times New Roman" w:hint="eastAsia"/>
+          <w:szCs w:val="21"/>
+        </w:rPr>
+        <w:t>Shader</w:t>
+      </w:r>
+      <w:r>
+        <w:rPr>
+          <w:rFonts w:ascii="Times New Roman" w:eastAsia="宋体" w:hAnsi="Times New Roman" w:cs="Times New Roman" w:hint="eastAsia"/>
+          <w:szCs w:val="21"/>
+        </w:rPr>
+        <w:t>，暂时不做复杂的处理。</w:t>
+      </w:r>
+      <w:r>
+        <w:rPr>
+          <w:rFonts w:ascii="Times New Roman" w:eastAsia="宋体" w:hAnsi="Times New Roman" w:cs="Times New Roman" w:hint="eastAsia"/>
+          <w:szCs w:val="21"/>
+        </w:rPr>
+        <w:t>材质和纹理资产通过资产管理器进行管理，材质就使用</w:t>
+      </w:r>
+      <w:r>
+        <w:rPr>
+          <w:rFonts w:ascii="Times New Roman" w:eastAsia="宋体" w:hAnsi="Times New Roman" w:cs="Times New Roman"/>
+          <w:szCs w:val="21"/>
+        </w:rPr>
+        <w:t>AssetCache</w:t>
+      </w:r>
+      <w:r>
+        <w:rPr>
+          <w:rFonts w:ascii="Times New Roman" w:eastAsia="宋体" w:hAnsi="Times New Roman" w:cs="Times New Roman" w:hint="eastAsia"/>
+          <w:szCs w:val="21"/>
+        </w:rPr>
+        <w:t>&lt;Material&gt;</w:t>
+      </w:r>
+      <w:r>
+        <w:rPr>
+          <w:rFonts w:ascii="Times New Roman" w:eastAsia="宋体" w:hAnsi="Times New Roman" w:cs="Times New Roman" w:hint="eastAsia"/>
+          <w:szCs w:val="21"/>
+        </w:rPr>
+        <w:t>，纹理就使用</w:t>
+      </w:r>
+      <w:r>
+        <w:rPr>
+          <w:rFonts w:ascii="Times New Roman" w:eastAsia="宋体" w:hAnsi="Times New Roman" w:cs="Times New Roman"/>
+          <w:szCs w:val="21"/>
+        </w:rPr>
+        <w:t>AssetCache</w:t>
+      </w:r>
+      <w:r>
+        <w:rPr>
+          <w:rFonts w:ascii="Times New Roman" w:eastAsia="宋体" w:hAnsi="Times New Roman" w:cs="Times New Roman" w:hint="eastAsia"/>
+          <w:szCs w:val="21"/>
+        </w:rPr>
+        <w:t>&lt;Texture2D&gt;</w:t>
+      </w:r>
+      <w:r>
+        <w:rPr>
+          <w:rFonts w:ascii="Times New Roman" w:eastAsia="宋体" w:hAnsi="Times New Roman" w:cs="Times New Roman" w:hint="eastAsia"/>
+          <w:szCs w:val="21"/>
+        </w:rPr>
+        <w:t>，使用模板就无需为每种资产</w:t>
+      </w:r>
+      <w:r>
+        <w:rPr>
+          <w:rFonts w:ascii="Times New Roman" w:eastAsia="宋体" w:hAnsi="Times New Roman" w:cs="Times New Roman" w:hint="eastAsia"/>
+          <w:szCs w:val="21"/>
+        </w:rPr>
+        <w:t>编写</w:t>
+      </w:r>
+      <w:r>
+        <w:rPr>
+          <w:rFonts w:ascii="Times New Roman" w:eastAsia="宋体" w:hAnsi="Times New Roman" w:cs="Times New Roman" w:hint="eastAsia"/>
+          <w:szCs w:val="21"/>
+        </w:rPr>
+        <w:t>重复的逻辑了。</w:t>
+      </w:r>
+    </w:p>
+    <w:p>
+      <w:pPr>
+        <w:ind w:firstLineChars="200" w:firstLine="420"/>
+        <w:rPr>
+          <w:rFonts w:ascii="Times New Roman" w:eastAsia="宋体" w:hAnsi="Times New Roman" w:cs="Times New Roman" w:hint="eastAsia"/>
+          <w:szCs w:val="21"/>
+        </w:rPr>
+      </w:pPr>
+      <w:r>
+        <w:rPr>
+          <w:rFonts w:ascii="Times New Roman" w:eastAsia="宋体" w:hAnsi="Times New Roman" w:cs="Times New Roman" w:hint="eastAsia"/>
+          <w:szCs w:val="21"/>
+        </w:rPr>
+        <w:t>在</w:t>
+      </w:r>
+      <w:r>
+        <w:rPr>
+          <w:rFonts w:ascii="Times New Roman" w:eastAsia="宋体" w:hAnsi="Times New Roman" w:cs="Times New Roman" w:hint="eastAsia"/>
+          <w:szCs w:val="21"/>
+        </w:rPr>
+        <w:t>Application</w:t>
+      </w:r>
+      <w:r>
+        <w:rPr>
+          <w:rFonts w:ascii="Times New Roman" w:eastAsia="宋体" w:hAnsi="Times New Roman" w:cs="Times New Roman" w:hint="eastAsia"/>
+          <w:szCs w:val="21"/>
+        </w:rPr>
+        <w:t>类中，增加了</w:t>
+      </w:r>
+      <w:r>
+        <w:rPr>
+          <w:rFonts w:ascii="Times New Roman" w:eastAsia="宋体" w:hAnsi="Times New Roman" w:cs="Times New Roman" w:hint="eastAsia"/>
+          <w:szCs w:val="21"/>
+        </w:rPr>
+        <w:t>s_GlobalTextureCache</w:t>
+      </w:r>
+      <w:r>
+        <w:rPr>
+          <w:rFonts w:ascii="Times New Roman" w:eastAsia="宋体" w:hAnsi="Times New Roman" w:cs="Times New Roman" w:hint="eastAsia"/>
+          <w:szCs w:val="21"/>
+        </w:rPr>
+        <w:t>，用于管理编辑器中使用到的纹理。在场景类中，增加了</w:t>
+      </w:r>
+      <w:r>
+        <w:rPr>
+          <w:rFonts w:ascii="Times New Roman" w:eastAsia="宋体" w:hAnsi="Times New Roman" w:cs="Times New Roman" w:hint="eastAsia"/>
+          <w:szCs w:val="21"/>
+        </w:rPr>
+        <w:t>m_MaterialCache</w:t>
+      </w:r>
+      <w:r>
+        <w:rPr>
+          <w:rFonts w:ascii="Times New Roman" w:eastAsia="宋体" w:hAnsi="Times New Roman" w:cs="Times New Roman" w:hint="eastAsia"/>
+          <w:szCs w:val="21"/>
+        </w:rPr>
+        <w:t>和</w:t>
+      </w:r>
+      <w:r>
+        <w:rPr>
+          <w:rFonts w:ascii="Times New Roman" w:eastAsia="宋体" w:hAnsi="Times New Roman" w:cs="Times New Roman" w:hint="eastAsia"/>
+          <w:szCs w:val="21"/>
+        </w:rPr>
+        <w:t>m_Texture2DCache</w:t>
+      </w:r>
+      <w:r>
+        <w:rPr>
+          <w:rFonts w:ascii="Times New Roman" w:eastAsia="宋体" w:hAnsi="Times New Roman" w:cs="Times New Roman" w:hint="eastAsia"/>
+          <w:szCs w:val="21"/>
+        </w:rPr>
+        <w:t>，管理每个场景的材质和纹理资产。在反序列化场景时，会读入材质文件，如果是第一次读取，会先调用材质的</w:t>
+      </w:r>
+      <w:r>
+        <w:rPr>
+          <w:rFonts w:ascii="Times New Roman" w:eastAsia="宋体" w:hAnsi="Times New Roman" w:cs="Times New Roman" w:hint="eastAsia"/>
+          <w:szCs w:val="21"/>
+        </w:rPr>
+        <w:t>Create</w:t>
+      </w:r>
+      <w:r>
+        <w:rPr>
+          <w:rFonts w:ascii="Times New Roman" w:eastAsia="宋体" w:hAnsi="Times New Roman" w:cs="Times New Roman" w:hint="eastAsia"/>
+          <w:szCs w:val="21"/>
+        </w:rPr>
+        <w:t>函数创建一个空材质，仅初始化材质对象的路径，然后调用材质对象的</w:t>
+      </w:r>
+      <w:r>
+        <w:rPr>
+          <w:rFonts w:ascii="Times New Roman" w:eastAsia="宋体" w:hAnsi="Times New Roman" w:cs="Times New Roman" w:hint="eastAsia"/>
+          <w:szCs w:val="21"/>
+        </w:rPr>
+        <w:t>ProcessCache</w:t>
+      </w:r>
+      <w:r>
+        <w:rPr>
+          <w:rFonts w:ascii="Times New Roman" w:eastAsia="宋体" w:hAnsi="Times New Roman" w:cs="Times New Roman" w:hint="eastAsia"/>
+          <w:szCs w:val="21"/>
+        </w:rPr>
+        <w:t>函数，传入</w:t>
+      </w:r>
+      <w:r>
+        <w:rPr>
+          <w:rFonts w:ascii="Times New Roman" w:eastAsia="宋体" w:hAnsi="Times New Roman" w:cs="Times New Roman" w:hint="eastAsia"/>
+          <w:szCs w:val="21"/>
+        </w:rPr>
+        <w:t>m_Texture2DCache</w:t>
+      </w:r>
+      <w:r>
+        <w:rPr>
+          <w:rFonts w:ascii="Times New Roman" w:eastAsia="宋体" w:hAnsi="Times New Roman" w:cs="Times New Roman" w:hint="eastAsia"/>
+          <w:szCs w:val="21"/>
+        </w:rPr>
+        <w:t>，读取材质文件中记录的纹理路径，并将其写入</w:t>
+      </w:r>
+      <w:r>
+        <w:rPr>
+          <w:rFonts w:ascii="Times New Roman" w:eastAsia="宋体" w:hAnsi="Times New Roman" w:cs="Times New Roman" w:hint="eastAsia"/>
+          <w:szCs w:val="21"/>
+        </w:rPr>
+        <w:t>m_Texture2DCache</w:t>
+      </w:r>
+      <w:r>
+        <w:rPr>
+          <w:rFonts w:ascii="Times New Roman" w:eastAsia="宋体" w:hAnsi="Times New Roman" w:cs="Times New Roman" w:hint="eastAsia"/>
+          <w:szCs w:val="21"/>
+        </w:rPr>
+        <w:t>中，这样就保证了即使有多个材质引用了同一个纹理，该纹理还是只会加载一次。</w:t>
+      </w:r>
+      <w:r>
+        <w:rPr>
+          <w:rFonts w:ascii="Times New Roman" w:eastAsia="宋体" w:hAnsi="Times New Roman" w:cs="Times New Roman" w:hint="eastAsia"/>
+          <w:szCs w:val="21"/>
+        </w:rPr>
+        <w:t>在场景层级面板中也是类似的，将材质文件拖动到</w:t>
+      </w:r>
+      <w:r>
+        <w:rPr>
+          <w:rFonts w:ascii="Times New Roman" w:eastAsia="宋体" w:hAnsi="Times New Roman" w:cs="Times New Roman" w:hint="eastAsia"/>
+          <w:szCs w:val="21"/>
+        </w:rPr>
+        <w:t>MeshRenderer</w:t>
+      </w:r>
+      <w:r>
+        <w:rPr>
+          <w:rFonts w:ascii="Times New Roman" w:eastAsia="宋体" w:hAnsi="Times New Roman" w:cs="Times New Roman" w:hint="eastAsia"/>
+          <w:szCs w:val="21"/>
+        </w:rPr>
+        <w:t>组件中时，以及将纹理拖动到</w:t>
+      </w:r>
+      <w:r>
+        <w:rPr>
+          <w:rFonts w:ascii="Times New Roman" w:eastAsia="宋体" w:hAnsi="Times New Roman" w:cs="Times New Roman" w:hint="eastAsia"/>
+          <w:szCs w:val="21"/>
+        </w:rPr>
+        <w:t>MeshRenderer</w:t>
+      </w:r>
+      <w:r>
+        <w:rPr>
+          <w:rFonts w:ascii="Times New Roman" w:eastAsia="宋体" w:hAnsi="Times New Roman" w:cs="Times New Roman" w:hint="eastAsia"/>
+          <w:szCs w:val="21"/>
+        </w:rPr>
+        <w:t>组件上的材质属性栏时，都会使用对应的资产管理器，避免重复加载。</w:t>
+      </w:r>
+    </w:p>
+    <w:p>
+      <w:pPr>
+        <w:rPr>
+          <w:rFonts w:ascii="Times New Roman" w:eastAsia="宋体" w:hAnsi="Times New Roman" w:cs="Times New Roman" w:hint="eastAsia"/>
+          <w:szCs w:val="21"/>
+        </w:rPr>
+      </w:pPr>
+      <w:r>
+        <w:rPr>
+          <w:rFonts w:ascii="Times New Roman" w:eastAsia="宋体" w:hAnsi="Times New Roman" w:cs="Times New Roman"/>
+          <w:szCs w:val="21"/>
+        </w:rPr>
+        <w:lastRenderedPageBreak/>
+        <w:drawing>
+          <wp:inline distT="0" distB="0" distL="0" distR="0" wp14:anchorId="06CA560E" wp14:editId="10D6DD44">
+            <wp:extent cx="5274310" cy="4525645"/>
+            <wp:effectExtent l="0" t="0" r="2540" b="8255"/>
+            <wp:docPr id="370021257" name="图片 1"/>
+            <wp:cNvGraphicFramePr>
+              <a:graphicFrameLocks xmlns:a="http://schemas.openxmlformats.org/drawingml/2006/main" noChangeAspect="1"/>
+            </wp:cNvGraphicFramePr>
+            <a:graphic xmlns:a="http://schemas.openxmlformats.org/drawingml/2006/main">
+              <a:graphicData uri="http://schemas.openxmlformats.org/drawingml/2006/picture">
+                <pic:pic xmlns:pic="http://schemas.openxmlformats.org/drawingml/2006/picture">
+                  <pic:nvPicPr>
+                    <pic:cNvPr id="370021257" name=""/>
+                    <pic:cNvPicPr/>
+                  </pic:nvPicPr>
+                  <pic:blipFill>
+                    <a:blip r:embed="rId32">
+                      <a:extLst>
+                        <a:ext uri="{28A0092B-C50C-407E-A947-70E740481C1C}">
+                          <a14:useLocalDpi xmlns:a14="http://schemas.microsoft.com/office/drawing/2010/main" val="0"/>
+                        </a:ext>
+                      </a:extLst>
+                    </a:blip>
+                    <a:stretch>
+                      <a:fillRect/>
+                    </a:stretch>
+                  </pic:blipFill>
+                  <pic:spPr>
+                    <a:xfrm>
+                      <a:off x="0" y="0"/>
+                      <a:ext cx="5274310" cy="4525645"/>
                     </a:xfrm>
                     <a:prstGeom prst="rect">
                       <a:avLst/>
